--- a/manuscript/Blattabacterium HGT manuscript_v4.docx
+++ b/manuscript/Blattabacterium HGT manuscript_v4.docx
@@ -402,12 +402,60 @@
         <w:jc w:val="both"/>
         <w:rPr>
           <w:rFonts w:asciiTheme="majorHAnsi" w:hAnsiTheme="majorHAnsi"/>
+          <w:i/>
+          <w:iCs/>
+        </w:rPr>
+      </w:pPr>
+    </w:p>
+    <w:p>
+      <w:pPr>
+        <w:jc w:val="both"/>
+        <w:rPr>
+          <w:rFonts w:asciiTheme="majorHAnsi" w:hAnsiTheme="majorHAnsi"/>
+          <w:i/>
+          <w:iCs/>
+        </w:rPr>
+      </w:pPr>
+      <w:r>
+        <w:rPr>
+          <w:rFonts w:asciiTheme="majorHAnsi" w:hAnsiTheme="majorHAnsi" w:cs="Arial"/>
+          <w:b/>
+          <w:bCs/>
+        </w:rPr>
+        <w:t xml:space="preserve">Current word count: </w:t>
+      </w:r>
+      <w:r>
+        <w:rPr>
+          <w:rFonts w:asciiTheme="majorHAnsi" w:hAnsiTheme="majorHAnsi" w:cs="Arial"/>
+        </w:rPr>
+        <w:t>2</w:t>
+      </w:r>
+      <w:r>
+        <w:rPr>
+          <w:rFonts w:asciiTheme="majorHAnsi" w:hAnsiTheme="majorHAnsi" w:cs="Arial"/>
+        </w:rPr>
+        <w:t>,</w:t>
+      </w:r>
+      <w:r>
+        <w:rPr>
+          <w:rFonts w:asciiTheme="majorHAnsi" w:hAnsiTheme="majorHAnsi" w:cs="Arial"/>
+        </w:rPr>
+        <w:t>328</w:t>
+      </w:r>
+    </w:p>
+    <w:p>
+      <w:pPr>
+        <w:jc w:val="both"/>
+        <w:rPr>
+          <w:rFonts w:asciiTheme="majorHAnsi" w:hAnsiTheme="majorHAnsi"/>
           <w:b/>
           <w:bCs/>
           <w:sz w:val="28"/>
           <w:szCs w:val="28"/>
         </w:rPr>
       </w:pPr>
+      <w:bookmarkStart w:id="1" w:name="_GoBack"/>
+      <w:bookmarkEnd w:id="1"/>
     </w:p>
     <w:p>
       <w:pPr>
@@ -442,7 +490,7 @@
         </w:rPr>
         <w:t xml:space="preserve"> (needs to be &lt;250 words</w:t>
       </w:r>
-      <w:commentRangeStart w:id="1"/>
+      <w:commentRangeStart w:id="2"/>
       <w:r>
         <w:rPr>
           <w:rFonts w:asciiTheme="majorHAnsi" w:hAnsiTheme="majorHAnsi" w:cs="Arial"/>
@@ -451,12 +499,12 @@
         </w:rPr>
         <w:t>)</w:t>
       </w:r>
-      <w:commentRangeEnd w:id="1"/>
+      <w:commentRangeEnd w:id="2"/>
       <w:r>
         <w:rPr>
           <w:rStyle w:val="CommentReference"/>
         </w:rPr>
-        <w:commentReference w:id="1"/>
+        <w:commentReference w:id="2"/>
       </w:r>
     </w:p>
     <w:p>
@@ -509,24 +557,13 @@
         </w:rPr>
         <w:t xml:space="preserve">transfers </w:t>
       </w:r>
-      <w:del w:id="2" w:author="Maxim Warwick Dus Adams" w:date="2025-10-30T11:29:00Z">
-        <w:r>
-          <w:rPr>
-            <w:rFonts w:asciiTheme="majorHAnsi" w:hAnsiTheme="majorHAnsi" w:cs="Arial"/>
-            <w:color w:val="000000" w:themeColor="text1"/>
-          </w:rPr>
-          <w:delText>that manifest as</w:delText>
-        </w:r>
-      </w:del>
-      <w:ins w:id="3" w:author="Maxim Warwick Dus Adams" w:date="2025-10-30T11:29:00Z">
-        <w:r>
-          <w:rPr>
-            <w:rFonts w:asciiTheme="majorHAnsi" w:hAnsiTheme="majorHAnsi" w:cs="Arial"/>
-            <w:color w:val="000000" w:themeColor="text1"/>
-          </w:rPr>
-          <w:t>of</w:t>
-        </w:r>
-      </w:ins>
+      <w:r>
+        <w:rPr>
+          <w:rFonts w:asciiTheme="majorHAnsi" w:hAnsiTheme="majorHAnsi" w:cs="Arial"/>
+          <w:color w:val="000000" w:themeColor="text1"/>
+        </w:rPr>
+        <w:t>of</w:t>
+      </w:r>
       <w:r>
         <w:rPr>
           <w:rFonts w:asciiTheme="majorHAnsi" w:hAnsiTheme="majorHAnsi" w:cs="Arial"/>
@@ -541,15 +578,13 @@
         </w:rPr>
         <w:t>sequence</w:t>
       </w:r>
-      <w:ins w:id="4" w:author="Maxim Warwick Dus Adams" w:date="2025-10-30T11:29:00Z">
-        <w:r>
-          <w:rPr>
-            <w:rFonts w:asciiTheme="majorHAnsi" w:hAnsiTheme="majorHAnsi" w:cs="Arial"/>
-            <w:color w:val="000000" w:themeColor="text1"/>
-          </w:rPr>
-          <w:t>s</w:t>
-        </w:r>
-      </w:ins>
+      <w:r>
+        <w:rPr>
+          <w:rFonts w:asciiTheme="majorHAnsi" w:hAnsiTheme="majorHAnsi" w:cs="Arial"/>
+          <w:color w:val="000000" w:themeColor="text1"/>
+        </w:rPr>
+        <w:t>s</w:t>
+      </w:r>
       <w:r>
         <w:rPr>
           <w:rFonts w:asciiTheme="majorHAnsi" w:hAnsiTheme="majorHAnsi" w:cs="Arial"/>
@@ -648,31 +683,20 @@
         </w:rPr>
         <w:t xml:space="preserve">genomes of </w:t>
       </w:r>
-      <w:del w:id="5" w:author="Maxim Warwick Dus Adams" w:date="2025-10-30T11:34:00Z">
-        <w:r>
-          <w:rPr>
-            <w:rFonts w:asciiTheme="majorHAnsi" w:hAnsiTheme="majorHAnsi" w:cs="Arial"/>
-            <w:color w:val="000000" w:themeColor="text1"/>
-          </w:rPr>
-          <w:delText xml:space="preserve">18 </w:delText>
-        </w:r>
-      </w:del>
-      <w:ins w:id="6" w:author="Maxim Warwick Dus Adams" w:date="2025-10-30T11:34:00Z">
-        <w:r>
-          <w:rPr>
-            <w:rFonts w:asciiTheme="majorHAnsi" w:hAnsiTheme="majorHAnsi" w:cs="Arial"/>
-            <w:color w:val="000000" w:themeColor="text1"/>
-          </w:rPr>
-          <w:t>14</w:t>
-        </w:r>
-        <w:r>
-          <w:rPr>
-            <w:rFonts w:asciiTheme="majorHAnsi" w:hAnsiTheme="majorHAnsi" w:cs="Arial"/>
-            <w:color w:val="000000" w:themeColor="text1"/>
-          </w:rPr>
-          <w:t xml:space="preserve"> </w:t>
-        </w:r>
-      </w:ins>
+      <w:r>
+        <w:rPr>
+          <w:rFonts w:asciiTheme="majorHAnsi" w:hAnsiTheme="majorHAnsi" w:cs="Arial"/>
+          <w:color w:val="000000" w:themeColor="text1"/>
+        </w:rPr>
+        <w:t>14</w:t>
+      </w:r>
+      <w:r>
+        <w:rPr>
+          <w:rFonts w:asciiTheme="majorHAnsi" w:hAnsiTheme="majorHAnsi" w:cs="Arial"/>
+          <w:color w:val="000000" w:themeColor="text1"/>
+        </w:rPr>
+        <w:t xml:space="preserve"> </w:t>
+      </w:r>
       <w:r>
         <w:rPr>
           <w:rFonts w:asciiTheme="majorHAnsi" w:hAnsiTheme="majorHAnsi" w:cs="Arial"/>
@@ -978,15 +1002,6 @@
         </w:rPr>
         <w:t xml:space="preserve"> </w:t>
       </w:r>
-      <w:del w:id="7" w:author="Maxim Warwick Dus Adams" w:date="2025-10-30T11:29:00Z">
-        <w:r>
-          <w:rPr>
-            <w:rFonts w:asciiTheme="majorHAnsi" w:hAnsiTheme="majorHAnsi" w:cs="Arial"/>
-            <w:color w:val="000000" w:themeColor="text1"/>
-          </w:rPr>
-          <w:delText xml:space="preserve">of </w:delText>
-        </w:r>
-      </w:del>
       <w:r>
         <w:rPr>
           <w:rFonts w:asciiTheme="majorHAnsi" w:hAnsiTheme="majorHAnsi" w:cs="Arial"/>
@@ -994,7 +1009,7 @@
         </w:rPr>
         <w:t>inserts appear to have persisted for &gt;</w:t>
       </w:r>
-      <w:commentRangeStart w:id="8"/>
+      <w:commentRangeStart w:id="3"/>
       <w:r>
         <w:rPr>
           <w:rFonts w:asciiTheme="majorHAnsi" w:hAnsiTheme="majorHAnsi" w:cs="Arial"/>
@@ -1009,12 +1024,12 @@
         </w:rPr>
         <w:t xml:space="preserve"> </w:t>
       </w:r>
-      <w:commentRangeEnd w:id="8"/>
+      <w:commentRangeEnd w:id="3"/>
       <w:r>
         <w:rPr>
           <w:rStyle w:val="CommentReference"/>
         </w:rPr>
-        <w:commentReference w:id="8"/>
+        <w:commentReference w:id="3"/>
       </w:r>
       <w:r>
         <w:rPr>
@@ -1088,42 +1103,13 @@
         </w:rPr>
         <w:t xml:space="preserve"> short segments from </w:t>
       </w:r>
-      <w:del w:id="9" w:author="Maxim Warwick Dus Adams" w:date="2025-10-30T11:29:00Z">
-        <w:r>
-          <w:rPr>
-            <w:rFonts w:asciiTheme="majorHAnsi" w:hAnsiTheme="majorHAnsi" w:cs="Arial"/>
-            <w:color w:val="000000" w:themeColor="text1"/>
-          </w:rPr>
-          <w:delText xml:space="preserve">divergent </w:delText>
-        </w:r>
-      </w:del>
-      <w:ins w:id="10" w:author="Maxim Warwick Dus Adams" w:date="2025-10-30T11:29:00Z">
-        <w:r>
-          <w:rPr>
-            <w:rFonts w:asciiTheme="majorHAnsi" w:hAnsiTheme="majorHAnsi" w:cs="Arial"/>
-            <w:color w:val="000000" w:themeColor="text1"/>
-          </w:rPr>
-          <w:t>disparate</w:t>
-        </w:r>
-      </w:ins>
-      <w:ins w:id="11" w:author="Maxim Warwick Dus Adams" w:date="2025-10-30T11:30:00Z">
-        <w:r>
-          <w:rPr>
-            <w:rFonts w:asciiTheme="majorHAnsi" w:hAnsiTheme="majorHAnsi" w:cs="Arial"/>
-            <w:color w:val="000000" w:themeColor="text1"/>
-          </w:rPr>
-          <w:t xml:space="preserve"> locations in the</w:t>
-        </w:r>
-      </w:ins>
-      <w:ins w:id="12" w:author="Maxim Warwick Dus Adams" w:date="2025-10-30T11:29:00Z">
-        <w:r>
-          <w:rPr>
-            <w:rFonts w:asciiTheme="majorHAnsi" w:hAnsiTheme="majorHAnsi" w:cs="Arial"/>
-            <w:color w:val="000000" w:themeColor="text1"/>
-          </w:rPr>
-          <w:t xml:space="preserve"> </w:t>
-        </w:r>
-      </w:ins>
+      <w:r>
+        <w:rPr>
+          <w:rFonts w:asciiTheme="majorHAnsi" w:hAnsiTheme="majorHAnsi" w:cs="Arial"/>
+          <w:color w:val="000000" w:themeColor="text1"/>
+        </w:rPr>
+        <w:t xml:space="preserve">disparate locations in the </w:t>
+      </w:r>
       <w:proofErr w:type="spellStart"/>
       <w:r>
         <w:rPr>
@@ -1142,24 +1128,13 @@
         </w:rPr>
         <w:t xml:space="preserve"> </w:t>
       </w:r>
-      <w:del w:id="13" w:author="Maxim Warwick Dus Adams" w:date="2025-10-30T11:30:00Z">
-        <w:r>
-          <w:rPr>
-            <w:rFonts w:asciiTheme="majorHAnsi" w:hAnsiTheme="majorHAnsi" w:cs="Arial"/>
-            <w:color w:val="000000" w:themeColor="text1"/>
-          </w:rPr>
-          <w:delText>genomic locations</w:delText>
-        </w:r>
-      </w:del>
-      <w:ins w:id="14" w:author="Maxim Warwick Dus Adams" w:date="2025-10-30T11:30:00Z">
-        <w:r>
-          <w:rPr>
-            <w:rFonts w:asciiTheme="majorHAnsi" w:hAnsiTheme="majorHAnsi" w:cs="Arial"/>
-            <w:color w:val="000000" w:themeColor="text1"/>
-          </w:rPr>
-          <w:t>genome</w:t>
-        </w:r>
-      </w:ins>
+      <w:r>
+        <w:rPr>
+          <w:rFonts w:asciiTheme="majorHAnsi" w:hAnsiTheme="majorHAnsi" w:cs="Arial"/>
+          <w:color w:val="000000" w:themeColor="text1"/>
+        </w:rPr>
+        <w:t>genome</w:t>
+      </w:r>
       <w:r>
         <w:rPr>
           <w:rFonts w:asciiTheme="majorHAnsi" w:hAnsiTheme="majorHAnsi" w:cs="Arial"/>
@@ -1513,14 +1488,12 @@
         </w:rPr>
         <w:t>e</w:t>
       </w:r>
-      <w:ins w:id="15" w:author="Maxim Warwick Dus Adams" w:date="2025-10-30T11:32:00Z">
-        <w:r>
-          <w:rPr>
-            <w:rFonts w:asciiTheme="majorHAnsi" w:hAnsiTheme="majorHAnsi" w:cs="Arial"/>
-          </w:rPr>
-          <w:t>d</w:t>
-        </w:r>
-      </w:ins>
+      <w:r>
+        <w:rPr>
+          <w:rFonts w:asciiTheme="majorHAnsi" w:hAnsiTheme="majorHAnsi" w:cs="Arial"/>
+        </w:rPr>
+        <w:t>d</w:t>
+      </w:r>
       <w:r>
         <w:rPr>
           <w:rFonts w:asciiTheme="majorHAnsi" w:hAnsiTheme="majorHAnsi" w:cs="Arial"/>
@@ -2028,24 +2001,13 @@
         </w:rPr>
         <w:t xml:space="preserve">, each of which </w:t>
       </w:r>
-      <w:del w:id="16" w:author="Maxim Warwick Dus Adams" w:date="2025-10-30T11:34:00Z">
-        <w:r>
-          <w:rPr>
-            <w:rFonts w:asciiTheme="majorHAnsi" w:hAnsiTheme="majorHAnsi" w:cs="Arial"/>
-            <w:color w:val="000000" w:themeColor="text1"/>
-          </w:rPr>
-          <w:delText>had been</w:delText>
-        </w:r>
-      </w:del>
-      <w:ins w:id="17" w:author="Maxim Warwick Dus Adams" w:date="2025-10-30T11:34:00Z">
-        <w:r>
-          <w:rPr>
-            <w:rFonts w:asciiTheme="majorHAnsi" w:hAnsiTheme="majorHAnsi" w:cs="Arial"/>
-            <w:color w:val="000000" w:themeColor="text1"/>
-          </w:rPr>
-          <w:t>was</w:t>
-        </w:r>
-      </w:ins>
+      <w:r>
+        <w:rPr>
+          <w:rFonts w:asciiTheme="majorHAnsi" w:hAnsiTheme="majorHAnsi" w:cs="Arial"/>
+          <w:color w:val="000000" w:themeColor="text1"/>
+        </w:rPr>
+        <w:t>was</w:t>
+      </w:r>
       <w:r>
         <w:rPr>
           <w:rFonts w:asciiTheme="majorHAnsi" w:hAnsiTheme="majorHAnsi" w:cs="Arial"/>
@@ -2060,30 +2022,28 @@
         </w:rPr>
         <w:t>150</w:t>
       </w:r>
-      <w:ins w:id="18" w:author="Maxim Warwick Dus Adams" w:date="2025-10-30T11:34:00Z">
-        <w:r>
-          <w:rPr>
-            <w:rFonts w:asciiTheme="majorHAnsi" w:hAnsiTheme="majorHAnsi" w:cs="Arial"/>
-            <w:color w:val="000000" w:themeColor="text1"/>
-          </w:rPr>
-          <w:t>-</w:t>
-        </w:r>
-      </w:ins>
-      <w:del w:id="19" w:author="Maxim Warwick Dus Adams" w:date="2025-10-30T11:34:00Z">
-        <w:r>
-          <w:rPr>
-            <w:rFonts w:asciiTheme="majorHAnsi" w:hAnsiTheme="majorHAnsi" w:cs="Arial"/>
-            <w:color w:val="000000" w:themeColor="text1"/>
-          </w:rPr>
-          <w:delText xml:space="preserve"> </w:delText>
-        </w:r>
-      </w:del>
-      <w:r>
-        <w:rPr>
-          <w:rFonts w:asciiTheme="majorHAnsi" w:hAnsiTheme="majorHAnsi" w:cs="Arial"/>
-          <w:color w:val="000000" w:themeColor="text1"/>
-        </w:rPr>
-        <w:t xml:space="preserve">bp fragments. </w:t>
+      <w:r>
+        <w:rPr>
+          <w:rFonts w:asciiTheme="majorHAnsi" w:hAnsiTheme="majorHAnsi" w:cs="Arial"/>
+          <w:color w:val="000000" w:themeColor="text1"/>
+        </w:rPr>
+        <w:t xml:space="preserve"> </w:t>
+      </w:r>
+      <w:proofErr w:type="spellStart"/>
+      <w:r>
+        <w:rPr>
+          <w:rFonts w:asciiTheme="majorHAnsi" w:hAnsiTheme="majorHAnsi" w:cs="Arial"/>
+          <w:color w:val="000000" w:themeColor="text1"/>
+        </w:rPr>
+        <w:t>bp</w:t>
+      </w:r>
+      <w:proofErr w:type="spellEnd"/>
+      <w:r>
+        <w:rPr>
+          <w:rFonts w:asciiTheme="majorHAnsi" w:hAnsiTheme="majorHAnsi" w:cs="Arial"/>
+          <w:color w:val="000000" w:themeColor="text1"/>
+        </w:rPr>
+        <w:t xml:space="preserve"> fragments. </w:t>
       </w:r>
       <w:r>
         <w:rPr>
@@ -2607,14 +2567,12 @@
         </w:rPr>
         <w:t xml:space="preserve"> with N50s</w:t>
       </w:r>
-      <w:ins w:id="20" w:author="Maxim Warwick Dus Adams" w:date="2025-10-30T11:40:00Z">
-        <w:r>
-          <w:rPr>
-            <w:rFonts w:asciiTheme="majorHAnsi" w:hAnsiTheme="majorHAnsi" w:cs="Arial"/>
-          </w:rPr>
-          <w:t xml:space="preserve"> of</w:t>
-        </w:r>
-      </w:ins>
+      <w:r>
+        <w:rPr>
+          <w:rFonts w:asciiTheme="majorHAnsi" w:hAnsiTheme="majorHAnsi" w:cs="Arial"/>
+        </w:rPr>
+        <w:t xml:space="preserve"> of</w:t>
+      </w:r>
       <w:r>
         <w:rPr>
           <w:rFonts w:asciiTheme="majorHAnsi" w:hAnsiTheme="majorHAnsi" w:cs="Arial"/>
@@ -2718,19 +2676,19 @@
         </w:rPr>
         <w:t xml:space="preserve">. </w:t>
       </w:r>
-      <w:commentRangeStart w:id="21"/>
+      <w:commentRangeStart w:id="4"/>
       <w:r>
         <w:rPr>
           <w:rFonts w:asciiTheme="majorHAnsi" w:hAnsiTheme="majorHAnsi" w:cs="Arial"/>
         </w:rPr>
         <w:t>Most inserts (#%)</w:t>
       </w:r>
-      <w:commentRangeEnd w:id="21"/>
+      <w:commentRangeEnd w:id="4"/>
       <w:r>
         <w:rPr>
           <w:rStyle w:val="CommentReference"/>
         </w:rPr>
-        <w:commentReference w:id="21"/>
+        <w:commentReference w:id="4"/>
       </w:r>
       <w:r>
         <w:rPr>
@@ -2738,63 +2696,49 @@
         </w:rPr>
         <w:t xml:space="preserve"> were found within long reads, flanked</w:t>
       </w:r>
-      <w:ins w:id="22" w:author="Maxim Warwick Dus Adams" w:date="2025-10-30T11:40:00Z">
-        <w:r>
-          <w:rPr>
-            <w:rFonts w:asciiTheme="majorHAnsi" w:hAnsiTheme="majorHAnsi" w:cs="Arial"/>
-          </w:rPr>
-          <w:t xml:space="preserve"> on</w:t>
-        </w:r>
-      </w:ins>
+      <w:r>
+        <w:rPr>
+          <w:rFonts w:asciiTheme="majorHAnsi" w:hAnsiTheme="majorHAnsi" w:cs="Arial"/>
+        </w:rPr>
+        <w:t xml:space="preserve"> on</w:t>
+      </w:r>
       <w:r>
         <w:rPr>
           <w:rFonts w:asciiTheme="majorHAnsi" w:hAnsiTheme="majorHAnsi" w:cs="Arial"/>
         </w:rPr>
         <w:t xml:space="preserve"> </w:t>
       </w:r>
-      <w:del w:id="23" w:author="Maxim Warwick Dus Adams" w:date="2025-10-30T11:40:00Z">
-        <w:r>
-          <w:rPr>
-            <w:rFonts w:asciiTheme="majorHAnsi" w:hAnsiTheme="majorHAnsi" w:cs="Arial"/>
-          </w:rPr>
-          <w:delText xml:space="preserve">either </w:delText>
-        </w:r>
-      </w:del>
-      <w:ins w:id="24" w:author="Maxim Warwick Dus Adams" w:date="2025-10-30T11:40:00Z">
-        <w:r>
-          <w:rPr>
-            <w:rFonts w:asciiTheme="majorHAnsi" w:hAnsiTheme="majorHAnsi" w:cs="Arial"/>
-          </w:rPr>
-          <w:t>both</w:t>
-        </w:r>
-        <w:r>
-          <w:rPr>
-            <w:rFonts w:asciiTheme="majorHAnsi" w:hAnsiTheme="majorHAnsi" w:cs="Arial"/>
-          </w:rPr>
-          <w:t xml:space="preserve"> </w:t>
-        </w:r>
-      </w:ins>
+      <w:r>
+        <w:rPr>
+          <w:rFonts w:asciiTheme="majorHAnsi" w:hAnsiTheme="majorHAnsi" w:cs="Arial"/>
+        </w:rPr>
+        <w:t>both</w:t>
+      </w:r>
+      <w:r>
+        <w:rPr>
+          <w:rFonts w:asciiTheme="majorHAnsi" w:hAnsiTheme="majorHAnsi" w:cs="Arial"/>
+        </w:rPr>
+        <w:t xml:space="preserve"> </w:t>
+      </w:r>
       <w:r>
         <w:rPr>
           <w:rFonts w:asciiTheme="majorHAnsi" w:hAnsiTheme="majorHAnsi" w:cs="Arial"/>
         </w:rPr>
         <w:t>side</w:t>
       </w:r>
-      <w:ins w:id="25" w:author="Maxim Warwick Dus Adams" w:date="2025-10-30T11:40:00Z">
-        <w:r>
-          <w:rPr>
-            <w:rFonts w:asciiTheme="majorHAnsi" w:hAnsiTheme="majorHAnsi" w:cs="Arial"/>
-          </w:rPr>
-          <w:t>s</w:t>
-        </w:r>
-      </w:ins>
+      <w:r>
+        <w:rPr>
+          <w:rFonts w:asciiTheme="majorHAnsi" w:hAnsiTheme="majorHAnsi" w:cs="Arial"/>
+        </w:rPr>
+        <w:t>s</w:t>
+      </w:r>
       <w:r>
         <w:rPr>
           <w:rFonts w:asciiTheme="majorHAnsi" w:hAnsiTheme="majorHAnsi" w:cs="Arial"/>
         </w:rPr>
         <w:t xml:space="preserve"> by cockroach host sequence. Further, the long-read sequencing depth of these insert regions was typically &gt;</w:t>
       </w:r>
-      <w:commentRangeStart w:id="26"/>
+      <w:commentRangeStart w:id="5"/>
       <w:r>
         <w:rPr>
           <w:rFonts w:asciiTheme="majorHAnsi" w:hAnsiTheme="majorHAnsi" w:cs="Arial"/>
@@ -2802,12 +2746,12 @@
         </w:rPr>
         <w:t>#</w:t>
       </w:r>
-      <w:commentRangeEnd w:id="26"/>
+      <w:commentRangeEnd w:id="5"/>
       <w:r>
         <w:rPr>
           <w:rStyle w:val="CommentReference"/>
         </w:rPr>
-        <w:commentReference w:id="26"/>
+        <w:commentReference w:id="5"/>
       </w:r>
       <w:r>
         <w:rPr>
@@ -2954,36 +2898,24 @@
         </w:rPr>
         <w:t xml:space="preserve">These included the removal of inserts arising from false assembly duplications, highly repetitive or low-complexity regions, and </w:t>
       </w:r>
-      <w:del w:id="27" w:author="Maxim Warwick Dus Adams" w:date="2025-10-30T11:48:00Z">
-        <w:r>
-          <w:rPr>
-            <w:rFonts w:asciiTheme="majorHAnsi" w:hAnsiTheme="majorHAnsi" w:cs="Arial"/>
-          </w:rPr>
-          <w:delText>assembly artefacts</w:delText>
-        </w:r>
-      </w:del>
-      <w:ins w:id="28" w:author="Maxim Warwick Dus Adams" w:date="2025-10-30T11:48:00Z">
-        <w:r>
-          <w:rPr>
-            <w:rFonts w:asciiTheme="majorHAnsi" w:hAnsiTheme="majorHAnsi" w:cs="Arial"/>
-          </w:rPr>
-          <w:t>long regions aligning with bacterial DNA</w:t>
-        </w:r>
-      </w:ins>
+      <w:r>
+        <w:rPr>
+          <w:rFonts w:asciiTheme="majorHAnsi" w:hAnsiTheme="majorHAnsi" w:cs="Arial"/>
+        </w:rPr>
+        <w:t>long regions aligning with bacterial DNA</w:t>
+      </w:r>
       <w:r>
         <w:rPr>
           <w:rFonts w:asciiTheme="majorHAnsi" w:hAnsiTheme="majorHAnsi" w:cs="Arial"/>
         </w:rPr>
         <w:t xml:space="preserve"> that may</w:t>
       </w:r>
-      <w:ins w:id="29" w:author="Maxim Warwick Dus Adams" w:date="2025-10-30T11:48:00Z">
-        <w:r>
-          <w:rPr>
-            <w:rFonts w:asciiTheme="majorHAnsi" w:hAnsiTheme="majorHAnsi" w:cs="Arial"/>
-          </w:rPr>
-          <w:t xml:space="preserve"> have been</w:t>
-        </w:r>
-      </w:ins>
+      <w:r>
+        <w:rPr>
+          <w:rFonts w:asciiTheme="majorHAnsi" w:hAnsiTheme="majorHAnsi" w:cs="Arial"/>
+        </w:rPr>
+        <w:t xml:space="preserve"> have been</w:t>
+      </w:r>
       <w:r>
         <w:rPr>
           <w:rFonts w:asciiTheme="majorHAnsi" w:hAnsiTheme="majorHAnsi" w:cs="Arial"/>
@@ -2996,14 +2928,12 @@
         </w:rPr>
         <w:t>derive</w:t>
       </w:r>
-      <w:ins w:id="30" w:author="Maxim Warwick Dus Adams" w:date="2025-10-30T11:48:00Z">
-        <w:r>
-          <w:rPr>
-            <w:rFonts w:asciiTheme="majorHAnsi" w:hAnsiTheme="majorHAnsi" w:cs="Arial"/>
-          </w:rPr>
-          <w:t>d</w:t>
-        </w:r>
-      </w:ins>
+      <w:r>
+        <w:rPr>
+          <w:rFonts w:asciiTheme="majorHAnsi" w:hAnsiTheme="majorHAnsi" w:cs="Arial"/>
+        </w:rPr>
+        <w:t>d</w:t>
+      </w:r>
       <w:r>
         <w:rPr>
           <w:rFonts w:asciiTheme="majorHAnsi" w:hAnsiTheme="majorHAnsi" w:cs="Arial"/>
@@ -3022,11 +2952,6 @@
           <w:rFonts w:asciiTheme="majorHAnsi" w:hAnsiTheme="majorHAnsi" w:cs="Arial"/>
           <w:i/>
           <w:iCs/>
-          <w:rPrChange w:id="31" w:author="Maxim Warwick Dus Adams" w:date="2025-10-30T11:48:00Z">
-            <w:rPr>
-              <w:rFonts w:asciiTheme="majorHAnsi" w:hAnsiTheme="majorHAnsi" w:cs="Arial"/>
-            </w:rPr>
-          </w:rPrChange>
         </w:rPr>
         <w:t>Blattabacterium</w:t>
       </w:r>
@@ -3049,14 +2974,12 @@
         </w:rPr>
         <w:t xml:space="preserve">Finally, </w:t>
       </w:r>
-      <w:ins w:id="32" w:author="Maxim Warwick Dus Adams" w:date="2025-10-30T11:47:00Z">
-        <w:r>
-          <w:rPr>
-            <w:rFonts w:asciiTheme="majorHAnsi" w:hAnsiTheme="majorHAnsi" w:cs="Arial"/>
-          </w:rPr>
-          <w:t xml:space="preserve">manual </w:t>
-        </w:r>
-      </w:ins>
+      <w:r>
+        <w:rPr>
+          <w:rFonts w:asciiTheme="majorHAnsi" w:hAnsiTheme="majorHAnsi" w:cs="Arial"/>
+        </w:rPr>
+        <w:t xml:space="preserve">manual </w:t>
+      </w:r>
       <w:r>
         <w:rPr>
           <w:rFonts w:asciiTheme="majorHAnsi" w:hAnsiTheme="majorHAnsi" w:cs="Arial"/>
@@ -3239,28 +3162,7 @@
         <w:rPr>
           <w:rFonts w:asciiTheme="majorHAnsi" w:hAnsiTheme="majorHAnsi" w:cs="Arial"/>
         </w:rPr>
-        <w:t xml:space="preserve"> genome, which is highly conserved in size, gene content and order across cockroach species (Fig. 1</w:t>
-      </w:r>
-      <w:commentRangeStart w:id="33"/>
-      <w:r>
-        <w:rPr>
-          <w:rFonts w:asciiTheme="majorHAnsi" w:hAnsiTheme="majorHAnsi" w:cs="Arial"/>
-          <w:color w:val="FF0000"/>
-        </w:rPr>
-        <w:t>C</w:t>
-      </w:r>
-      <w:commentRangeEnd w:id="33"/>
-      <w:r>
-        <w:rPr>
-          <w:rStyle w:val="CommentReference"/>
-        </w:rPr>
-        <w:commentReference w:id="33"/>
-      </w:r>
-      <w:r>
-        <w:rPr>
-          <w:rFonts w:asciiTheme="majorHAnsi" w:hAnsiTheme="majorHAnsi" w:cs="Arial"/>
-        </w:rPr>
-        <w:t xml:space="preserve">). </w:t>
+        <w:t xml:space="preserve"> genome, which is highly conserved in size, gene content and order across cockroach species. </w:t>
       </w:r>
       <w:r>
         <w:rPr>
@@ -3314,21 +3216,31 @@
         <w:rPr>
           <w:rFonts w:asciiTheme="majorHAnsi" w:hAnsiTheme="majorHAnsi" w:cs="Arial"/>
         </w:rPr>
-        <w:t>genom</w:t>
-      </w:r>
-      <w:commentRangeStart w:id="34"/>
-      <w:r>
-        <w:rPr>
-          <w:rFonts w:asciiTheme="majorHAnsi" w:hAnsiTheme="majorHAnsi" w:cs="Arial"/>
-        </w:rPr>
-        <w:t>e</w:t>
-      </w:r>
-      <w:commentRangeEnd w:id="34"/>
-      <w:r>
-        <w:rPr>
-          <w:rStyle w:val="CommentReference"/>
-        </w:rPr>
-        <w:commentReference w:id="34"/>
+        <w:t>genome</w:t>
+      </w:r>
+      <w:r>
+        <w:rPr>
+          <w:rFonts w:asciiTheme="majorHAnsi" w:hAnsiTheme="majorHAnsi" w:cs="Arial"/>
+        </w:rPr>
+        <w:t xml:space="preserve"> </w:t>
+      </w:r>
+      <w:r>
+        <w:rPr>
+          <w:rFonts w:asciiTheme="majorHAnsi" w:hAnsiTheme="majorHAnsi" w:cs="Arial"/>
+        </w:rPr>
+        <w:t>(Fig. 1</w:t>
+      </w:r>
+      <w:r>
+        <w:rPr>
+          <w:rFonts w:asciiTheme="majorHAnsi" w:hAnsiTheme="majorHAnsi" w:cs="Arial"/>
+        </w:rPr>
+        <w:t>C</w:t>
+      </w:r>
+      <w:r>
+        <w:rPr>
+          <w:rFonts w:asciiTheme="majorHAnsi" w:hAnsiTheme="majorHAnsi" w:cs="Arial"/>
+        </w:rPr>
+        <w:t>)</w:t>
       </w:r>
       <w:r>
         <w:rPr>
@@ -3443,131 +3355,36 @@
           <w:rFonts w:asciiTheme="majorHAnsi" w:hAnsiTheme="majorHAnsi" w:cs="Arial"/>
           <w:color w:val="000000" w:themeColor="text1"/>
         </w:rPr>
-        <w:t xml:space="preserve">genome length. </w:t>
-      </w:r>
-      <w:r>
-        <w:rPr>
-          <w:rFonts w:asciiTheme="majorHAnsi" w:hAnsiTheme="majorHAnsi" w:cs="Arial"/>
-          <w:color w:val="000000" w:themeColor="text1"/>
-        </w:rPr>
-        <w:t xml:space="preserve">An examination of insert position across all species revealed that </w:t>
-      </w:r>
-      <w:ins w:id="35" w:author="Maxim Warwick Dus Adams" w:date="2025-11-10T14:10:00Z">
-        <w:r>
-          <w:rPr>
-            <w:rFonts w:asciiTheme="majorHAnsi" w:hAnsiTheme="majorHAnsi" w:cs="Arial"/>
-            <w:color w:val="000000" w:themeColor="text1"/>
-          </w:rPr>
-          <w:t>15.38–</w:t>
-        </w:r>
-      </w:ins>
-      <w:ins w:id="36" w:author="Maxim Warwick Dus Adams" w:date="2025-11-10T14:11:00Z">
-        <w:r>
-          <w:rPr>
-            <w:rFonts w:asciiTheme="majorHAnsi" w:hAnsiTheme="majorHAnsi" w:cs="Arial"/>
-            <w:color w:val="000000" w:themeColor="text1"/>
-          </w:rPr>
-          <w:t>25.56</w:t>
-        </w:r>
-      </w:ins>
-      <w:ins w:id="37" w:author="Maxim Warwick Dus Adams" w:date="2025-10-31T14:34:00Z">
-        <w:r>
-          <w:rPr>
-            <w:rFonts w:asciiTheme="majorHAnsi" w:hAnsiTheme="majorHAnsi" w:cs="Arial"/>
-            <w:color w:val="000000" w:themeColor="text1"/>
-          </w:rPr>
-          <w:t xml:space="preserve">% </w:t>
-        </w:r>
-      </w:ins>
-      <w:commentRangeStart w:id="38"/>
-      <w:del w:id="39" w:author="Maxim Warwick Dus Adams" w:date="2025-10-31T14:34:00Z">
-        <w:r>
-          <w:rPr>
-            <w:rFonts w:asciiTheme="majorHAnsi" w:hAnsiTheme="majorHAnsi" w:cs="Arial"/>
-            <w:color w:val="FF0000"/>
-          </w:rPr>
-          <w:delText>X</w:delText>
-        </w:r>
-        <w:commentRangeEnd w:id="38"/>
-        <w:r>
-          <w:rPr>
-            <w:rStyle w:val="CommentReference"/>
-          </w:rPr>
-          <w:commentReference w:id="38"/>
-        </w:r>
-        <w:r>
-          <w:rPr>
-            <w:rFonts w:asciiTheme="majorHAnsi" w:hAnsiTheme="majorHAnsi" w:cs="Arial"/>
-            <w:color w:val="000000" w:themeColor="text1"/>
-          </w:rPr>
-          <w:delText xml:space="preserve">% </w:delText>
-        </w:r>
-      </w:del>
-      <w:r>
-        <w:rPr>
-          <w:rFonts w:asciiTheme="majorHAnsi" w:hAnsiTheme="majorHAnsi" w:cs="Arial"/>
-          <w:color w:val="000000" w:themeColor="text1"/>
-        </w:rPr>
-        <w:t xml:space="preserve">were found in </w:t>
-      </w:r>
-      <w:commentRangeStart w:id="40"/>
-      <w:r>
-        <w:rPr>
-          <w:rFonts w:asciiTheme="majorHAnsi" w:hAnsiTheme="majorHAnsi" w:cs="Arial"/>
-          <w:color w:val="000000" w:themeColor="text1"/>
-        </w:rPr>
-        <w:t>intragenic regions</w:t>
-      </w:r>
-      <w:ins w:id="41" w:author="Maxim Warwick Dus Adams" w:date="2025-10-31T14:35:00Z">
-        <w:r>
-          <w:rPr>
-            <w:rFonts w:asciiTheme="majorHAnsi" w:hAnsiTheme="majorHAnsi" w:cs="Arial"/>
-            <w:color w:val="000000" w:themeColor="text1"/>
-          </w:rPr>
-          <w:t>,</w:t>
-        </w:r>
-      </w:ins>
-      <w:del w:id="42" w:author="Maxim Warwick Dus Adams" w:date="2025-10-31T14:35:00Z">
-        <w:r>
-          <w:rPr>
-            <w:rFonts w:asciiTheme="majorHAnsi" w:hAnsiTheme="majorHAnsi" w:cs="Arial"/>
-            <w:color w:val="000000" w:themeColor="text1"/>
-          </w:rPr>
-          <w:delText xml:space="preserve"> </w:delText>
-        </w:r>
-        <w:commentRangeEnd w:id="40"/>
-        <w:r>
-          <w:rPr>
-            <w:rStyle w:val="CommentReference"/>
-          </w:rPr>
-          <w:commentReference w:id="40"/>
-        </w:r>
-        <w:r>
-          <w:rPr>
-            <w:rFonts w:asciiTheme="majorHAnsi" w:hAnsiTheme="majorHAnsi" w:cs="Arial"/>
-            <w:color w:val="000000" w:themeColor="text1"/>
-          </w:rPr>
-          <w:delText>(</w:delText>
-        </w:r>
-      </w:del>
-      <w:del w:id="43" w:author="Maxim Warwick Dus Adams" w:date="2025-10-31T14:30:00Z">
-        <w:r>
-          <w:rPr>
-            <w:rFonts w:asciiTheme="majorHAnsi" w:hAnsiTheme="majorHAnsi" w:cs="Arial"/>
-            <w:color w:val="000000" w:themeColor="text1"/>
-          </w:rPr>
-          <w:delText>exclusively within introns)</w:delText>
-        </w:r>
-      </w:del>
-      <w:del w:id="44" w:author="Maxim Warwick Dus Adams" w:date="2025-10-31T14:35:00Z">
-        <w:r>
-          <w:rPr>
-            <w:rFonts w:asciiTheme="majorHAnsi" w:hAnsiTheme="majorHAnsi" w:cs="Arial"/>
-            <w:color w:val="000000" w:themeColor="text1"/>
-          </w:rPr>
-          <w:delText>,</w:delText>
-        </w:r>
-      </w:del>
+        <w:t xml:space="preserve">genome length. An examination of insert position across all species revealed that </w:t>
+      </w:r>
+      <w:r>
+        <w:rPr>
+          <w:rFonts w:asciiTheme="majorHAnsi" w:hAnsiTheme="majorHAnsi" w:cs="Arial"/>
+          <w:color w:val="000000" w:themeColor="text1"/>
+        </w:rPr>
+        <w:t>15.38–25.56</w:t>
+      </w:r>
+      <w:r>
+        <w:rPr>
+          <w:rFonts w:asciiTheme="majorHAnsi" w:hAnsiTheme="majorHAnsi" w:cs="Arial"/>
+          <w:color w:val="000000" w:themeColor="text1"/>
+        </w:rPr>
+        <w:t xml:space="preserve">% </w:t>
+      </w:r>
+      <w:r>
+        <w:rPr>
+          <w:rFonts w:asciiTheme="majorHAnsi" w:hAnsiTheme="majorHAnsi" w:cs="Arial"/>
+          <w:color w:val="000000" w:themeColor="text1"/>
+        </w:rPr>
+        <w:t>were found in intragenic regions</w:t>
+      </w:r>
+      <w:r>
+        <w:rPr>
+          <w:rFonts w:asciiTheme="majorHAnsi" w:hAnsiTheme="majorHAnsi" w:cs="Arial"/>
+          <w:color w:val="000000" w:themeColor="text1"/>
+        </w:rPr>
+        <w:t>,</w:t>
+      </w:r>
       <w:r>
         <w:rPr>
           <w:rFonts w:asciiTheme="majorHAnsi" w:hAnsiTheme="majorHAnsi" w:cs="Arial"/>
@@ -3575,209 +3392,132 @@
         </w:rPr>
         <w:t xml:space="preserve"> an</w:t>
       </w:r>
-      <w:ins w:id="45" w:author="Maxim Warwick Dus Adams" w:date="2025-10-31T14:35:00Z">
-        <w:r>
-          <w:rPr>
-            <w:rFonts w:asciiTheme="majorHAnsi" w:hAnsiTheme="majorHAnsi" w:cs="Arial"/>
-            <w:color w:val="FF0000"/>
-          </w:rPr>
-          <w:t>d 74.</w:t>
-        </w:r>
-      </w:ins>
-      <w:ins w:id="46" w:author="Maxim Warwick Dus Adams" w:date="2025-11-10T14:11:00Z">
-        <w:r>
-          <w:rPr>
-            <w:rFonts w:asciiTheme="majorHAnsi" w:hAnsiTheme="majorHAnsi" w:cs="Arial"/>
-            <w:color w:val="FF0000"/>
-          </w:rPr>
-          <w:t>44</w:t>
-        </w:r>
-      </w:ins>
-      <w:ins w:id="47" w:author="Maxim Warwick Dus Adams" w:date="2025-10-31T14:35:00Z">
-        <w:r>
-          <w:rPr>
-            <w:rFonts w:asciiTheme="majorHAnsi" w:hAnsiTheme="majorHAnsi" w:cs="Arial"/>
-            <w:color w:val="FF0000"/>
-          </w:rPr>
-          <w:t>–8</w:t>
-        </w:r>
-      </w:ins>
-      <w:ins w:id="48" w:author="Maxim Warwick Dus Adams" w:date="2025-11-10T14:11:00Z">
-        <w:r>
-          <w:rPr>
-            <w:rFonts w:asciiTheme="majorHAnsi" w:hAnsiTheme="majorHAnsi" w:cs="Arial"/>
-            <w:color w:val="FF0000"/>
-          </w:rPr>
-          <w:t>4.62</w:t>
-        </w:r>
-      </w:ins>
-      <w:del w:id="49" w:author="Maxim Warwick Dus Adams" w:date="2025-10-31T14:35:00Z">
-        <w:r>
-          <w:rPr>
-            <w:rFonts w:asciiTheme="majorHAnsi" w:hAnsiTheme="majorHAnsi" w:cs="Arial"/>
-            <w:color w:val="000000" w:themeColor="text1"/>
-          </w:rPr>
-          <w:delText xml:space="preserve">d </w:delText>
-        </w:r>
-        <w:r>
-          <w:rPr>
-            <w:rFonts w:asciiTheme="majorHAnsi" w:hAnsiTheme="majorHAnsi" w:cs="Arial"/>
-            <w:color w:val="FF0000"/>
-          </w:rPr>
-          <w:delText>Y</w:delText>
-        </w:r>
-      </w:del>
-      <w:r>
-        <w:rPr>
-          <w:rFonts w:asciiTheme="majorHAnsi" w:hAnsiTheme="majorHAnsi" w:cs="Arial"/>
-          <w:color w:val="000000" w:themeColor="text1"/>
-        </w:rPr>
-        <w:t>% were found in intergenic regions</w:t>
-      </w:r>
-      <w:ins w:id="50" w:author="Maxim Warwick Dus Adams" w:date="2025-11-10T14:11:00Z">
-        <w:r>
-          <w:rPr>
-            <w:rFonts w:asciiTheme="majorHAnsi" w:hAnsiTheme="majorHAnsi" w:cs="Arial"/>
-            <w:color w:val="000000" w:themeColor="text1"/>
-          </w:rPr>
-          <w:t xml:space="preserve"> (excluding termites due to the sparsity of their annotations)</w:t>
-        </w:r>
-      </w:ins>
-      <w:ins w:id="51" w:author="Maxim Warwick Dus Adams" w:date="2025-10-31T14:39:00Z">
-        <w:r>
-          <w:rPr>
-            <w:rFonts w:asciiTheme="majorHAnsi" w:hAnsiTheme="majorHAnsi" w:cs="Arial"/>
-            <w:color w:val="000000" w:themeColor="text1"/>
-          </w:rPr>
-          <w:t>. This</w:t>
-        </w:r>
-      </w:ins>
-      <w:ins w:id="52" w:author="Maxim Warwick Dus Adams" w:date="2025-10-31T14:35:00Z">
-        <w:r>
-          <w:rPr>
-            <w:rFonts w:asciiTheme="majorHAnsi" w:hAnsiTheme="majorHAnsi" w:cs="Arial"/>
-            <w:color w:val="000000" w:themeColor="text1"/>
-          </w:rPr>
-          <w:t xml:space="preserve"> </w:t>
-        </w:r>
-      </w:ins>
-      <w:ins w:id="53" w:author="Maxim Warwick Dus Adams" w:date="2025-10-31T14:38:00Z">
-        <w:r>
-          <w:rPr>
-            <w:rFonts w:asciiTheme="majorHAnsi" w:hAnsiTheme="majorHAnsi" w:cs="Arial"/>
-            <w:color w:val="000000" w:themeColor="text1"/>
-          </w:rPr>
-          <w:t xml:space="preserve">differs from the </w:t>
-        </w:r>
-      </w:ins>
-      <w:ins w:id="54" w:author="Maxim Warwick Dus Adams" w:date="2025-10-31T14:39:00Z">
-        <w:r>
-          <w:rPr>
-            <w:rFonts w:asciiTheme="majorHAnsi" w:hAnsiTheme="majorHAnsi" w:cs="Arial"/>
-            <w:color w:val="000000" w:themeColor="text1"/>
-          </w:rPr>
-          <w:t>proportion</w:t>
-        </w:r>
-      </w:ins>
-      <w:ins w:id="55" w:author="Maxim Warwick Dus Adams" w:date="2025-10-31T14:38:00Z">
-        <w:r>
-          <w:rPr>
-            <w:rFonts w:asciiTheme="majorHAnsi" w:hAnsiTheme="majorHAnsi" w:cs="Arial"/>
-            <w:color w:val="000000" w:themeColor="text1"/>
-          </w:rPr>
-          <w:t xml:space="preserve"> of gen</w:t>
-        </w:r>
-      </w:ins>
-      <w:ins w:id="56" w:author="Maxim Warwick Dus Adams" w:date="2025-10-31T14:39:00Z">
-        <w:r>
-          <w:rPr>
-            <w:rFonts w:asciiTheme="majorHAnsi" w:hAnsiTheme="majorHAnsi" w:cs="Arial"/>
-            <w:color w:val="000000" w:themeColor="text1"/>
-          </w:rPr>
-          <w:t>ic</w:t>
-        </w:r>
-      </w:ins>
-      <w:ins w:id="57" w:author="Maxim Warwick Dus Adams" w:date="2025-10-31T14:38:00Z">
-        <w:r>
-          <w:rPr>
-            <w:rFonts w:asciiTheme="majorHAnsi" w:hAnsiTheme="majorHAnsi" w:cs="Arial"/>
-            <w:color w:val="000000" w:themeColor="text1"/>
-          </w:rPr>
-          <w:t xml:space="preserve"> </w:t>
-        </w:r>
-      </w:ins>
-      <w:ins w:id="58" w:author="Maxim Warwick Dus Adams" w:date="2025-10-31T14:39:00Z">
-        <w:r>
-          <w:rPr>
-            <w:rFonts w:asciiTheme="majorHAnsi" w:hAnsiTheme="majorHAnsi" w:cs="Arial"/>
-            <w:color w:val="000000" w:themeColor="text1"/>
-          </w:rPr>
-          <w:t>regions in our assembled</w:t>
-        </w:r>
-      </w:ins>
-      <w:ins w:id="59" w:author="Maxim Warwick Dus Adams" w:date="2025-11-10T14:14:00Z">
-        <w:r>
-          <w:rPr>
-            <w:rFonts w:asciiTheme="majorHAnsi" w:hAnsiTheme="majorHAnsi" w:cs="Arial"/>
-            <w:color w:val="000000" w:themeColor="text1"/>
-          </w:rPr>
-          <w:t xml:space="preserve"> cockroach</w:t>
-        </w:r>
-      </w:ins>
-      <w:ins w:id="60" w:author="Maxim Warwick Dus Adams" w:date="2025-10-31T14:39:00Z">
-        <w:r>
-          <w:rPr>
-            <w:rFonts w:asciiTheme="majorHAnsi" w:hAnsiTheme="majorHAnsi" w:cs="Arial"/>
-            <w:color w:val="000000" w:themeColor="text1"/>
-          </w:rPr>
-          <w:t xml:space="preserve"> genomes, which was &gt; 25% in all but four genomes (range </w:t>
-        </w:r>
-      </w:ins>
-      <w:ins w:id="61" w:author="Maxim Warwick Dus Adams" w:date="2025-10-31T14:40:00Z">
-        <w:r>
-          <w:rPr>
-            <w:rFonts w:asciiTheme="majorHAnsi" w:hAnsiTheme="majorHAnsi" w:cs="Arial"/>
-            <w:color w:val="000000" w:themeColor="text1"/>
-          </w:rPr>
-          <w:t>13.79–</w:t>
-        </w:r>
-      </w:ins>
-      <w:ins w:id="62" w:author="Maxim Warwick Dus Adams" w:date="2025-11-10T14:13:00Z">
-        <w:r>
-          <w:rPr>
-            <w:rFonts w:asciiTheme="majorHAnsi" w:hAnsiTheme="majorHAnsi" w:cs="Arial"/>
-            <w:color w:val="000000" w:themeColor="text1"/>
-          </w:rPr>
-          <w:t>33</w:t>
-        </w:r>
-      </w:ins>
-      <w:ins w:id="63" w:author="Maxim Warwick Dus Adams" w:date="2025-10-31T14:40:00Z">
-        <w:r>
-          <w:rPr>
-            <w:rFonts w:asciiTheme="majorHAnsi" w:hAnsiTheme="majorHAnsi" w:cs="Arial"/>
-            <w:color w:val="000000" w:themeColor="text1"/>
-          </w:rPr>
-          <w:t>.</w:t>
-        </w:r>
-      </w:ins>
-      <w:ins w:id="64" w:author="Maxim Warwick Dus Adams" w:date="2025-11-10T14:13:00Z">
-        <w:r>
-          <w:rPr>
-            <w:rFonts w:asciiTheme="majorHAnsi" w:hAnsiTheme="majorHAnsi" w:cs="Arial"/>
-            <w:color w:val="000000" w:themeColor="text1"/>
-          </w:rPr>
-          <w:t>71</w:t>
-        </w:r>
-      </w:ins>
-      <w:ins w:id="65" w:author="Maxim Warwick Dus Adams" w:date="2025-10-31T14:40:00Z">
-        <w:r>
-          <w:rPr>
-            <w:rFonts w:asciiTheme="majorHAnsi" w:hAnsiTheme="majorHAnsi" w:cs="Arial"/>
-            <w:color w:val="000000" w:themeColor="text1"/>
-          </w:rPr>
-          <w:t>%)</w:t>
-        </w:r>
-      </w:ins>
+      <w:r>
+        <w:rPr>
+          <w:rFonts w:asciiTheme="majorHAnsi" w:hAnsiTheme="majorHAnsi" w:cs="Arial"/>
+          <w:color w:val="000000" w:themeColor="text1"/>
+        </w:rPr>
+        <w:t>d 74.</w:t>
+      </w:r>
+      <w:r>
+        <w:rPr>
+          <w:rFonts w:asciiTheme="majorHAnsi" w:hAnsiTheme="majorHAnsi" w:cs="Arial"/>
+          <w:color w:val="000000" w:themeColor="text1"/>
+        </w:rPr>
+        <w:t>44</w:t>
+      </w:r>
+      <w:r>
+        <w:rPr>
+          <w:rFonts w:asciiTheme="majorHAnsi" w:hAnsiTheme="majorHAnsi" w:cs="Arial"/>
+          <w:color w:val="000000" w:themeColor="text1"/>
+        </w:rPr>
+        <w:t>–8</w:t>
+      </w:r>
+      <w:r>
+        <w:rPr>
+          <w:rFonts w:asciiTheme="majorHAnsi" w:hAnsiTheme="majorHAnsi" w:cs="Arial"/>
+          <w:color w:val="000000" w:themeColor="text1"/>
+        </w:rPr>
+        <w:t>4.62</w:t>
+      </w:r>
+      <w:r>
+        <w:rPr>
+          <w:rFonts w:asciiTheme="majorHAnsi" w:hAnsiTheme="majorHAnsi" w:cs="Arial"/>
+          <w:color w:val="000000" w:themeColor="text1"/>
+        </w:rPr>
+        <w:t xml:space="preserve">% </w:t>
+      </w:r>
+      <w:r>
+        <w:rPr>
+          <w:rFonts w:asciiTheme="majorHAnsi" w:hAnsiTheme="majorHAnsi" w:cs="Arial"/>
+          <w:color w:val="000000" w:themeColor="text1"/>
+        </w:rPr>
+        <w:t>were found in intergenic regions</w:t>
+      </w:r>
+      <w:r>
+        <w:rPr>
+          <w:rFonts w:asciiTheme="majorHAnsi" w:hAnsiTheme="majorHAnsi" w:cs="Arial"/>
+          <w:color w:val="000000" w:themeColor="text1"/>
+        </w:rPr>
+        <w:t xml:space="preserve"> (excluding termites </w:t>
+      </w:r>
+      <w:r>
+        <w:rPr>
+          <w:rFonts w:asciiTheme="majorHAnsi" w:hAnsiTheme="majorHAnsi" w:cs="Arial"/>
+          <w:color w:val="000000" w:themeColor="text1"/>
+        </w:rPr>
+        <w:t>given there was only 1 insert; Fig. 1A</w:t>
+      </w:r>
+      <w:r>
+        <w:rPr>
+          <w:rFonts w:asciiTheme="majorHAnsi" w:hAnsiTheme="majorHAnsi" w:cs="Arial"/>
+          <w:color w:val="000000" w:themeColor="text1"/>
+        </w:rPr>
+        <w:t>)</w:t>
+      </w:r>
+      <w:r>
+        <w:rPr>
+          <w:rFonts w:asciiTheme="majorHAnsi" w:hAnsiTheme="majorHAnsi" w:cs="Arial"/>
+          <w:color w:val="000000" w:themeColor="text1"/>
+        </w:rPr>
+        <w:t xml:space="preserve">. This differs </w:t>
+      </w:r>
+      <w:r>
+        <w:rPr>
+          <w:rFonts w:asciiTheme="majorHAnsi" w:hAnsiTheme="majorHAnsi" w:cs="Arial"/>
+          <w:color w:val="000000" w:themeColor="text1"/>
+        </w:rPr>
+        <w:t xml:space="preserve">somewhat </w:t>
+      </w:r>
+      <w:r>
+        <w:rPr>
+          <w:rFonts w:asciiTheme="majorHAnsi" w:hAnsiTheme="majorHAnsi" w:cs="Arial"/>
+          <w:color w:val="000000" w:themeColor="text1"/>
+        </w:rPr>
+        <w:t>from the proportion of genic regions in our assembled</w:t>
+      </w:r>
+      <w:r>
+        <w:rPr>
+          <w:rFonts w:asciiTheme="majorHAnsi" w:hAnsiTheme="majorHAnsi" w:cs="Arial"/>
+          <w:color w:val="000000" w:themeColor="text1"/>
+        </w:rPr>
+        <w:t xml:space="preserve"> cockroach</w:t>
+      </w:r>
+      <w:r>
+        <w:rPr>
+          <w:rFonts w:asciiTheme="majorHAnsi" w:hAnsiTheme="majorHAnsi" w:cs="Arial"/>
+          <w:color w:val="000000" w:themeColor="text1"/>
+        </w:rPr>
+        <w:t xml:space="preserve"> genomes, which was &gt;25% in all but four genomes (range 13.79–</w:t>
+      </w:r>
+      <w:r>
+        <w:rPr>
+          <w:rFonts w:asciiTheme="majorHAnsi" w:hAnsiTheme="majorHAnsi" w:cs="Arial"/>
+          <w:color w:val="000000" w:themeColor="text1"/>
+        </w:rPr>
+        <w:t>33</w:t>
+      </w:r>
+      <w:r>
+        <w:rPr>
+          <w:rFonts w:asciiTheme="majorHAnsi" w:hAnsiTheme="majorHAnsi" w:cs="Arial"/>
+          <w:color w:val="000000" w:themeColor="text1"/>
+        </w:rPr>
+        <w:t>.</w:t>
+      </w:r>
+      <w:r>
+        <w:rPr>
+          <w:rFonts w:asciiTheme="majorHAnsi" w:hAnsiTheme="majorHAnsi" w:cs="Arial"/>
+          <w:color w:val="000000" w:themeColor="text1"/>
+        </w:rPr>
+        <w:t>71</w:t>
+      </w:r>
+      <w:r>
+        <w:rPr>
+          <w:rFonts w:asciiTheme="majorHAnsi" w:hAnsiTheme="majorHAnsi" w:cs="Arial"/>
+          <w:color w:val="000000" w:themeColor="text1"/>
+        </w:rPr>
+        <w:t>%)</w:t>
+      </w:r>
       <w:r>
         <w:rPr>
           <w:rFonts w:asciiTheme="majorHAnsi" w:hAnsiTheme="majorHAnsi" w:cs="Arial"/>
@@ -3785,7 +3525,6 @@
         </w:rPr>
         <w:t xml:space="preserve">. </w:t>
       </w:r>
-      <w:commentRangeStart w:id="66"/>
       <w:r>
         <w:rPr>
           <w:rFonts w:asciiTheme="majorHAnsi" w:hAnsiTheme="majorHAnsi" w:cs="Arial"/>
@@ -3793,76 +3532,57 @@
         </w:rPr>
         <w:t>The average size of inserts</w:t>
       </w:r>
-      <w:ins w:id="67" w:author="Maxim Warwick Dus Adams" w:date="2025-10-31T14:50:00Z">
-        <w:r>
-          <w:rPr>
-            <w:rFonts w:asciiTheme="majorHAnsi" w:hAnsiTheme="majorHAnsi" w:cs="Arial"/>
-            <w:color w:val="000000" w:themeColor="text1"/>
-          </w:rPr>
-          <w:t xml:space="preserve"> (+/- standard deviation)</w:t>
-        </w:r>
-      </w:ins>
-      <w:r>
-        <w:rPr>
-          <w:rFonts w:asciiTheme="majorHAnsi" w:hAnsiTheme="majorHAnsi" w:cs="Arial"/>
-          <w:color w:val="000000" w:themeColor="text1"/>
-        </w:rPr>
-        <w:t xml:space="preserve"> in each of these regions was </w:t>
-      </w:r>
-      <w:ins w:id="68" w:author="Maxim Warwick Dus Adams" w:date="2025-10-31T14:49:00Z">
-        <w:r>
-          <w:rPr>
-            <w:rFonts w:asciiTheme="majorHAnsi" w:hAnsiTheme="majorHAnsi" w:cs="Arial"/>
-            <w:color w:val="FF0000"/>
-          </w:rPr>
-          <w:t>199.1</w:t>
-        </w:r>
-      </w:ins>
-      <w:ins w:id="69" w:author="Maxim Warwick Dus Adams" w:date="2025-11-10T14:16:00Z">
-        <w:r>
-          <w:rPr>
-            <w:rFonts w:asciiTheme="majorHAnsi" w:hAnsiTheme="majorHAnsi" w:cs="Arial"/>
-            <w:color w:val="FF0000"/>
-          </w:rPr>
-          <w:t>3</w:t>
-        </w:r>
-      </w:ins>
-      <w:ins w:id="70" w:author="Maxim Warwick Dus Adams" w:date="2025-10-31T14:49:00Z">
-        <w:r>
-          <w:rPr>
-            <w:rFonts w:asciiTheme="majorHAnsi" w:hAnsiTheme="majorHAnsi" w:cs="Arial"/>
-            <w:color w:val="FF0000"/>
-          </w:rPr>
-          <w:t xml:space="preserve"> </w:t>
-        </w:r>
-      </w:ins>
-      <w:ins w:id="71" w:author="Maxim Warwick Dus Adams" w:date="2025-10-31T14:50:00Z">
-        <w:r>
-          <w:rPr>
-            <w:rFonts w:asciiTheme="majorHAnsi" w:hAnsiTheme="majorHAnsi" w:cs="Arial"/>
-            <w:color w:val="FF0000"/>
-          </w:rPr>
-          <w:t>(+/-</w:t>
-        </w:r>
-      </w:ins>
-      <w:ins w:id="72" w:author="Maxim Warwick Dus Adams" w:date="2025-10-31T14:49:00Z">
-        <w:r>
-          <w:rPr>
-            <w:rFonts w:asciiTheme="majorHAnsi" w:hAnsiTheme="majorHAnsi" w:cs="Arial"/>
-            <w:color w:val="FF0000"/>
-          </w:rPr>
-          <w:t xml:space="preserve"> 138.75) bp</w:t>
-        </w:r>
-      </w:ins>
-      <w:del w:id="73" w:author="Maxim Warwick Dus Adams" w:date="2025-10-31T14:49:00Z">
-        <w:r>
-          <w:rPr>
-            <w:rFonts w:asciiTheme="majorHAnsi" w:hAnsiTheme="majorHAnsi" w:cs="Arial"/>
-            <w:color w:val="FF0000"/>
-          </w:rPr>
-          <w:delText>X</w:delText>
-        </w:r>
-      </w:del>
+      <w:r>
+        <w:rPr>
+          <w:rFonts w:asciiTheme="majorHAnsi" w:hAnsiTheme="majorHAnsi" w:cs="Arial"/>
+          <w:color w:val="000000" w:themeColor="text1"/>
+        </w:rPr>
+        <w:t xml:space="preserve"> (+/- standard deviation)</w:t>
+      </w:r>
+      <w:r>
+        <w:rPr>
+          <w:rFonts w:asciiTheme="majorHAnsi" w:hAnsiTheme="majorHAnsi" w:cs="Arial"/>
+          <w:color w:val="000000" w:themeColor="text1"/>
+        </w:rPr>
+        <w:t xml:space="preserve"> in each of these </w:t>
+      </w:r>
+      <w:r>
+        <w:rPr>
+          <w:rFonts w:asciiTheme="majorHAnsi" w:hAnsiTheme="majorHAnsi" w:cs="Arial"/>
+          <w:color w:val="000000" w:themeColor="text1"/>
+        </w:rPr>
+        <w:t xml:space="preserve">regions was </w:t>
+      </w:r>
+      <w:r>
+        <w:rPr>
+          <w:rFonts w:asciiTheme="majorHAnsi" w:hAnsiTheme="majorHAnsi" w:cs="Arial"/>
+          <w:color w:val="000000" w:themeColor="text1"/>
+        </w:rPr>
+        <w:t>199.1</w:t>
+      </w:r>
+      <w:r>
+        <w:rPr>
+          <w:rFonts w:asciiTheme="majorHAnsi" w:hAnsiTheme="majorHAnsi" w:cs="Arial"/>
+          <w:color w:val="000000" w:themeColor="text1"/>
+        </w:rPr>
+        <w:t>3</w:t>
+      </w:r>
+      <w:r>
+        <w:rPr>
+          <w:rFonts w:asciiTheme="majorHAnsi" w:hAnsiTheme="majorHAnsi" w:cs="Arial"/>
+          <w:color w:val="000000" w:themeColor="text1"/>
+        </w:rPr>
+        <w:t xml:space="preserve"> (+/- 138.75) </w:t>
+      </w:r>
+      <w:proofErr w:type="spellStart"/>
+      <w:r>
+        <w:rPr>
+          <w:rFonts w:asciiTheme="majorHAnsi" w:hAnsiTheme="majorHAnsi" w:cs="Arial"/>
+          <w:color w:val="000000" w:themeColor="text1"/>
+        </w:rPr>
+        <w:t>bp</w:t>
+      </w:r>
+      <w:proofErr w:type="spellEnd"/>
       <w:r>
         <w:rPr>
           <w:rFonts w:asciiTheme="majorHAnsi" w:hAnsiTheme="majorHAnsi" w:cs="Arial"/>
@@ -3870,67 +3590,50 @@
         </w:rPr>
         <w:t>, and</w:t>
       </w:r>
-      <w:ins w:id="74" w:author="Maxim Warwick Dus Adams" w:date="2025-10-31T14:50:00Z">
-        <w:r>
-          <w:rPr>
-            <w:rFonts w:asciiTheme="majorHAnsi" w:hAnsiTheme="majorHAnsi" w:cs="Arial"/>
-            <w:color w:val="FF0000"/>
-          </w:rPr>
-          <w:t xml:space="preserve"> 191.</w:t>
-        </w:r>
-      </w:ins>
-      <w:ins w:id="75" w:author="Maxim Warwick Dus Adams" w:date="2025-11-10T14:16:00Z">
-        <w:r>
-          <w:rPr>
-            <w:rFonts w:asciiTheme="majorHAnsi" w:hAnsiTheme="majorHAnsi" w:cs="Arial"/>
-            <w:color w:val="FF0000"/>
-          </w:rPr>
-          <w:t>70</w:t>
-        </w:r>
-      </w:ins>
-      <w:ins w:id="76" w:author="Maxim Warwick Dus Adams" w:date="2025-10-31T14:50:00Z">
-        <w:r>
-          <w:rPr>
-            <w:rFonts w:asciiTheme="majorHAnsi" w:hAnsiTheme="majorHAnsi" w:cs="Arial"/>
-            <w:color w:val="FF0000"/>
-          </w:rPr>
-          <w:t xml:space="preserve"> (+/- 126.</w:t>
-        </w:r>
-      </w:ins>
-      <w:ins w:id="77" w:author="Maxim Warwick Dus Adams" w:date="2025-11-10T14:16:00Z">
-        <w:r>
-          <w:rPr>
-            <w:rFonts w:asciiTheme="majorHAnsi" w:hAnsiTheme="majorHAnsi" w:cs="Arial"/>
-            <w:color w:val="FF0000"/>
-          </w:rPr>
-          <w:t>24</w:t>
-        </w:r>
-      </w:ins>
-      <w:ins w:id="78" w:author="Maxim Warwick Dus Adams" w:date="2025-10-31T14:50:00Z">
-        <w:r>
-          <w:rPr>
-            <w:rFonts w:asciiTheme="majorHAnsi" w:hAnsiTheme="majorHAnsi" w:cs="Arial"/>
-            <w:color w:val="FF0000"/>
-          </w:rPr>
-          <w:t>) bp</w:t>
-        </w:r>
-      </w:ins>
-      <w:del w:id="79" w:author="Maxim Warwick Dus Adams" w:date="2025-10-31T14:50:00Z">
-        <w:r>
-          <w:rPr>
-            <w:rFonts w:asciiTheme="majorHAnsi" w:hAnsiTheme="majorHAnsi" w:cs="Arial"/>
-            <w:color w:val="000000" w:themeColor="text1"/>
-          </w:rPr>
-          <w:delText xml:space="preserve"> </w:delText>
-        </w:r>
-        <w:r>
-          <w:rPr>
-            <w:rFonts w:asciiTheme="majorHAnsi" w:hAnsiTheme="majorHAnsi" w:cs="Arial"/>
-            <w:color w:val="FF0000"/>
-          </w:rPr>
-          <w:delText>Y</w:delText>
-        </w:r>
-      </w:del>
+      <w:r>
+        <w:rPr>
+          <w:rFonts w:asciiTheme="majorHAnsi" w:hAnsiTheme="majorHAnsi" w:cs="Arial"/>
+          <w:color w:val="000000" w:themeColor="text1"/>
+        </w:rPr>
+        <w:t xml:space="preserve"> 191.</w:t>
+      </w:r>
+      <w:r>
+        <w:rPr>
+          <w:rFonts w:asciiTheme="majorHAnsi" w:hAnsiTheme="majorHAnsi" w:cs="Arial"/>
+          <w:color w:val="000000" w:themeColor="text1"/>
+        </w:rPr>
+        <w:t>70</w:t>
+      </w:r>
+      <w:r>
+        <w:rPr>
+          <w:rFonts w:asciiTheme="majorHAnsi" w:hAnsiTheme="majorHAnsi" w:cs="Arial"/>
+          <w:color w:val="000000" w:themeColor="text1"/>
+        </w:rPr>
+        <w:t xml:space="preserve"> (+/- 126.</w:t>
+      </w:r>
+      <w:r>
+        <w:rPr>
+          <w:rFonts w:asciiTheme="majorHAnsi" w:hAnsiTheme="majorHAnsi" w:cs="Arial"/>
+          <w:color w:val="000000" w:themeColor="text1"/>
+        </w:rPr>
+        <w:t>24</w:t>
+      </w:r>
+      <w:r>
+        <w:rPr>
+          <w:rFonts w:asciiTheme="majorHAnsi" w:hAnsiTheme="majorHAnsi" w:cs="Arial"/>
+          <w:color w:val="000000" w:themeColor="text1"/>
+        </w:rPr>
+        <w:t xml:space="preserve">) </w:t>
+      </w:r>
+      <w:proofErr w:type="spellStart"/>
+      <w:r>
+        <w:rPr>
+          <w:rFonts w:asciiTheme="majorHAnsi" w:hAnsiTheme="majorHAnsi" w:cs="Arial"/>
+          <w:color w:val="000000" w:themeColor="text1"/>
+        </w:rPr>
+        <w:t>bp</w:t>
+      </w:r>
+      <w:proofErr w:type="spellEnd"/>
       <w:r>
         <w:rPr>
           <w:rFonts w:asciiTheme="majorHAnsi" w:hAnsiTheme="majorHAnsi" w:cs="Arial"/>
@@ -3938,24 +3641,13 @@
         </w:rPr>
         <w:t xml:space="preserve">, which </w:t>
       </w:r>
-      <w:ins w:id="80" w:author="Maxim Warwick Dus Adams" w:date="2025-10-31T14:54:00Z">
-        <w:r>
-          <w:rPr>
-            <w:rFonts w:asciiTheme="majorHAnsi" w:hAnsiTheme="majorHAnsi" w:cs="Arial"/>
-            <w:color w:val="000000" w:themeColor="text1"/>
-          </w:rPr>
-          <w:t xml:space="preserve">was </w:t>
-        </w:r>
-      </w:ins>
-      <w:del w:id="81" w:author="Maxim Warwick Dus Adams" w:date="2025-10-31T14:54:00Z">
-        <w:r>
-          <w:rPr>
-            <w:rFonts w:asciiTheme="majorHAnsi" w:hAnsiTheme="majorHAnsi" w:cs="Arial"/>
-            <w:color w:val="FF0000"/>
-          </w:rPr>
-          <w:delText xml:space="preserve">was/was not </w:delText>
-        </w:r>
-      </w:del>
+      <w:r>
+        <w:rPr>
+          <w:rFonts w:asciiTheme="majorHAnsi" w:hAnsiTheme="majorHAnsi" w:cs="Arial"/>
+          <w:color w:val="000000" w:themeColor="text1"/>
+        </w:rPr>
+        <w:t xml:space="preserve">was </w:t>
+      </w:r>
       <w:r>
         <w:rPr>
           <w:rFonts w:asciiTheme="majorHAnsi" w:hAnsiTheme="majorHAnsi" w:cs="Arial"/>
@@ -3963,206 +3655,202 @@
         </w:rPr>
         <w:t xml:space="preserve">significantly </w:t>
       </w:r>
-      <w:del w:id="82" w:author="Maxim Warwick Dus Adams" w:date="2025-10-31T14:54:00Z">
-        <w:r>
-          <w:rPr>
-            <w:rFonts w:asciiTheme="majorHAnsi" w:hAnsiTheme="majorHAnsi" w:cs="Arial"/>
-            <w:color w:val="000000" w:themeColor="text1"/>
-          </w:rPr>
-          <w:delText>different</w:delText>
-        </w:r>
-        <w:commentRangeEnd w:id="66"/>
-        <w:r>
-          <w:rPr>
-            <w:rStyle w:val="CommentReference"/>
-          </w:rPr>
-          <w:commentReference w:id="66"/>
-        </w:r>
-      </w:del>
-      <w:ins w:id="83" w:author="Maxim Warwick Dus Adams" w:date="2025-10-31T14:54:00Z">
-        <w:r>
-          <w:rPr>
-            <w:rFonts w:asciiTheme="majorHAnsi" w:hAnsiTheme="majorHAnsi" w:cs="Arial"/>
-            <w:color w:val="000000" w:themeColor="text1"/>
-          </w:rPr>
-          <w:t>higher for the genic inserts (</w:t>
-        </w:r>
-      </w:ins>
-      <w:ins w:id="84" w:author="Maxim Warwick Dus Adams" w:date="2025-10-31T14:58:00Z">
-        <w:r>
-          <w:rPr>
-            <w:rFonts w:asciiTheme="majorHAnsi" w:hAnsiTheme="majorHAnsi" w:cs="Arial"/>
-            <w:color w:val="000000" w:themeColor="text1"/>
-          </w:rPr>
-          <w:t xml:space="preserve">one-way nested analysis of variance: </w:t>
-        </w:r>
-        <w:r>
-          <w:rPr>
-            <w:rFonts w:asciiTheme="majorHAnsi" w:hAnsiTheme="majorHAnsi" w:cs="Arial"/>
-            <w:i/>
-            <w:iCs/>
-            <w:color w:val="000000" w:themeColor="text1"/>
-          </w:rPr>
-          <w:t>F</w:t>
-        </w:r>
-        <w:r>
-          <w:rPr>
-            <w:rFonts w:asciiTheme="majorHAnsi" w:hAnsiTheme="majorHAnsi" w:cs="Arial"/>
-            <w:color w:val="000000" w:themeColor="text1"/>
-            <w:vertAlign w:val="subscript"/>
-          </w:rPr>
-          <w:t>1,</w:t>
-        </w:r>
-      </w:ins>
-      <w:ins w:id="85" w:author="Maxim Warwick Dus Adams" w:date="2025-11-10T14:15:00Z">
-        <w:r>
-          <w:rPr>
-            <w:rFonts w:asciiTheme="majorHAnsi" w:hAnsiTheme="majorHAnsi" w:cs="Arial"/>
-            <w:color w:val="000000" w:themeColor="text1"/>
-            <w:vertAlign w:val="subscript"/>
-          </w:rPr>
-          <w:t>39424</w:t>
-        </w:r>
-      </w:ins>
-      <w:ins w:id="86" w:author="Maxim Warwick Dus Adams" w:date="2025-10-31T14:55:00Z">
-        <w:r>
-          <w:rPr>
-            <w:rFonts w:asciiTheme="majorHAnsi" w:hAnsiTheme="majorHAnsi" w:cs="Arial"/>
-            <w:color w:val="000000" w:themeColor="text1"/>
-          </w:rPr>
-          <w:t xml:space="preserve"> = </w:t>
-        </w:r>
-      </w:ins>
-      <w:ins w:id="87" w:author="Maxim Warwick Dus Adams" w:date="2025-11-10T14:15:00Z">
-        <w:r>
-          <w:rPr>
-            <w:rFonts w:asciiTheme="majorHAnsi" w:hAnsiTheme="majorHAnsi" w:cs="Arial"/>
-            <w:color w:val="000000" w:themeColor="text1"/>
-          </w:rPr>
-          <w:t>17</w:t>
-        </w:r>
-      </w:ins>
-      <w:ins w:id="88" w:author="Maxim Warwick Dus Adams" w:date="2025-10-31T14:58:00Z">
-        <w:r>
-          <w:rPr>
-            <w:rFonts w:asciiTheme="majorHAnsi" w:hAnsiTheme="majorHAnsi" w:cs="Arial"/>
-            <w:color w:val="000000" w:themeColor="text1"/>
-          </w:rPr>
-          <w:t>.</w:t>
-        </w:r>
-      </w:ins>
-      <w:ins w:id="89" w:author="Maxim Warwick Dus Adams" w:date="2025-11-10T14:15:00Z">
-        <w:r>
-          <w:rPr>
-            <w:rFonts w:asciiTheme="majorHAnsi" w:hAnsiTheme="majorHAnsi" w:cs="Arial"/>
-            <w:color w:val="000000" w:themeColor="text1"/>
-          </w:rPr>
-          <w:t>96</w:t>
-        </w:r>
-      </w:ins>
-      <w:ins w:id="90" w:author="Maxim Warwick Dus Adams" w:date="2025-10-31T14:58:00Z">
-        <w:r>
-          <w:rPr>
-            <w:rFonts w:asciiTheme="majorHAnsi" w:hAnsiTheme="majorHAnsi" w:cs="Arial"/>
-            <w:color w:val="000000" w:themeColor="text1"/>
-          </w:rPr>
-          <w:t>,</w:t>
-        </w:r>
-      </w:ins>
-      <w:ins w:id="91" w:author="Maxim Warwick Dus Adams" w:date="2025-10-31T14:55:00Z">
-        <w:r>
-          <w:rPr>
-            <w:rFonts w:asciiTheme="majorHAnsi" w:hAnsiTheme="majorHAnsi" w:cs="Arial"/>
-            <w:color w:val="000000" w:themeColor="text1"/>
-          </w:rPr>
-          <w:t xml:space="preserve"> </w:t>
-        </w:r>
-        <w:r>
-          <w:rPr>
-            <w:rFonts w:asciiTheme="majorHAnsi" w:hAnsiTheme="majorHAnsi" w:cs="Arial"/>
-            <w:i/>
-            <w:iCs/>
-            <w:color w:val="000000" w:themeColor="text1"/>
-          </w:rPr>
-          <w:t>p</w:t>
-        </w:r>
-        <w:r>
-          <w:rPr>
-            <w:rFonts w:asciiTheme="majorHAnsi" w:hAnsiTheme="majorHAnsi" w:cs="Arial"/>
-            <w:color w:val="000000" w:themeColor="text1"/>
-          </w:rPr>
-          <w:t xml:space="preserve"> &lt; 0.01)</w:t>
-        </w:r>
-      </w:ins>
-      <w:r>
-        <w:rPr>
-          <w:rFonts w:asciiTheme="majorHAnsi" w:hAnsiTheme="majorHAnsi" w:cs="Arial"/>
-          <w:color w:val="000000" w:themeColor="text1"/>
-        </w:rPr>
-        <w:t xml:space="preserve">. </w:t>
-      </w:r>
-      <w:r>
-        <w:rPr>
-          <w:rFonts w:asciiTheme="majorHAnsi" w:hAnsiTheme="majorHAnsi" w:cs="Arial"/>
-          <w:color w:val="000000" w:themeColor="text1"/>
-        </w:rPr>
-        <w:t>The insert</w:t>
-      </w:r>
-      <w:r>
-        <w:rPr>
-          <w:rFonts w:asciiTheme="majorHAnsi" w:hAnsiTheme="majorHAnsi" w:cs="Arial"/>
-          <w:color w:val="000000" w:themeColor="text1"/>
-        </w:rPr>
-        <w:t xml:space="preserve"> </w:t>
-      </w:r>
-      <w:r>
-        <w:rPr>
-          <w:rFonts w:asciiTheme="majorHAnsi" w:hAnsiTheme="majorHAnsi" w:cs="Arial"/>
-          <w:color w:val="000000" w:themeColor="text1"/>
-        </w:rPr>
-        <w:t>s</w:t>
-      </w:r>
-      <w:r>
-        <w:rPr>
-          <w:rFonts w:asciiTheme="majorHAnsi" w:hAnsiTheme="majorHAnsi" w:cs="Arial"/>
-          <w:color w:val="000000" w:themeColor="text1"/>
-        </w:rPr>
-        <w:t>equences</w:t>
-      </w:r>
-      <w:r>
-        <w:rPr>
-          <w:rFonts w:asciiTheme="majorHAnsi" w:hAnsiTheme="majorHAnsi" w:cs="Arial"/>
-          <w:color w:val="000000" w:themeColor="text1"/>
-        </w:rPr>
-        <w:t xml:space="preserve"> comprised a comparable GC content (</w:t>
-      </w:r>
-      <w:r>
-        <w:rPr>
-          <w:rFonts w:asciiTheme="majorHAnsi" w:hAnsiTheme="majorHAnsi" w:cs="Arial"/>
-          <w:color w:val="000000" w:themeColor="text1"/>
-        </w:rPr>
-        <w:t>17.9-29.6%</w:t>
-      </w:r>
-      <w:r>
-        <w:rPr>
-          <w:rFonts w:asciiTheme="majorHAnsi" w:hAnsiTheme="majorHAnsi" w:cs="Arial"/>
-          <w:color w:val="000000" w:themeColor="text1"/>
-        </w:rPr>
-        <w:t xml:space="preserve">) to the </w:t>
-      </w:r>
-      <w:proofErr w:type="spellStart"/>
+      <w:r>
+        <w:rPr>
+          <w:rFonts w:asciiTheme="majorHAnsi" w:hAnsiTheme="majorHAnsi" w:cs="Arial"/>
+          <w:color w:val="000000" w:themeColor="text1"/>
+        </w:rPr>
+        <w:t>highe</w:t>
+      </w:r>
+      <w:r>
+        <w:rPr>
+          <w:rFonts w:asciiTheme="majorHAnsi" w:hAnsiTheme="majorHAnsi" w:cs="Arial"/>
+          <w:color w:val="000000" w:themeColor="text1"/>
+        </w:rPr>
+        <w:t>r for the genic inserts (</w:t>
+      </w:r>
+      <w:r>
+        <w:rPr>
+          <w:rFonts w:asciiTheme="majorHAnsi" w:hAnsiTheme="majorHAnsi" w:cs="Arial"/>
+          <w:color w:val="000000" w:themeColor="text1"/>
+        </w:rPr>
+        <w:t xml:space="preserve">one-way nested analysis of variance: </w:t>
+      </w:r>
       <w:r>
         <w:rPr>
           <w:rFonts w:asciiTheme="majorHAnsi" w:hAnsiTheme="majorHAnsi" w:cs="Arial"/>
           <w:i/>
           <w:iCs/>
           <w:color w:val="000000" w:themeColor="text1"/>
-          <w:rPrChange w:id="92" w:author="Maxim Warwick Dus Adams" w:date="2025-10-30T11:52:00Z">
-            <w:rPr>
-              <w:rFonts w:asciiTheme="majorHAnsi" w:hAnsiTheme="majorHAnsi" w:cs="Arial"/>
-              <w:color w:val="000000" w:themeColor="text1"/>
-            </w:rPr>
-          </w:rPrChange>
+        </w:rPr>
+        <w:t>F</w:t>
+      </w:r>
+      <w:r>
+        <w:rPr>
+          <w:rFonts w:asciiTheme="majorHAnsi" w:hAnsiTheme="majorHAnsi" w:cs="Arial"/>
+          <w:color w:val="000000" w:themeColor="text1"/>
+          <w:vertAlign w:val="subscript"/>
+        </w:rPr>
+        <w:t>1,</w:t>
+      </w:r>
+      <w:r>
+        <w:rPr>
+          <w:rFonts w:asciiTheme="majorHAnsi" w:hAnsiTheme="majorHAnsi" w:cs="Arial"/>
+          <w:color w:val="000000" w:themeColor="text1"/>
+          <w:vertAlign w:val="subscript"/>
+        </w:rPr>
+        <w:t>39424</w:t>
+      </w:r>
+      <w:r>
+        <w:rPr>
+          <w:rFonts w:asciiTheme="majorHAnsi" w:hAnsiTheme="majorHAnsi" w:cs="Arial"/>
+          <w:color w:val="000000" w:themeColor="text1"/>
+        </w:rPr>
+        <w:t xml:space="preserve"> = </w:t>
+      </w:r>
+      <w:r>
+        <w:rPr>
+          <w:rFonts w:asciiTheme="majorHAnsi" w:hAnsiTheme="majorHAnsi" w:cs="Arial"/>
+          <w:color w:val="000000" w:themeColor="text1"/>
+        </w:rPr>
+        <w:t>17</w:t>
+      </w:r>
+      <w:r>
+        <w:rPr>
+          <w:rFonts w:asciiTheme="majorHAnsi" w:hAnsiTheme="majorHAnsi" w:cs="Arial"/>
+          <w:color w:val="000000" w:themeColor="text1"/>
+        </w:rPr>
+        <w:t>.</w:t>
+      </w:r>
+      <w:r>
+        <w:rPr>
+          <w:rFonts w:asciiTheme="majorHAnsi" w:hAnsiTheme="majorHAnsi" w:cs="Arial"/>
+          <w:color w:val="000000" w:themeColor="text1"/>
+        </w:rPr>
+        <w:t>96</w:t>
+      </w:r>
+      <w:r>
+        <w:rPr>
+          <w:rFonts w:asciiTheme="majorHAnsi" w:hAnsiTheme="majorHAnsi" w:cs="Arial"/>
+          <w:color w:val="000000" w:themeColor="text1"/>
+        </w:rPr>
+        <w:t>,</w:t>
+      </w:r>
+      <w:r>
+        <w:rPr>
+          <w:rFonts w:asciiTheme="majorHAnsi" w:hAnsiTheme="majorHAnsi" w:cs="Arial"/>
+          <w:color w:val="000000" w:themeColor="text1"/>
+        </w:rPr>
+        <w:t xml:space="preserve"> </w:t>
+      </w:r>
+      <w:r>
+        <w:rPr>
+          <w:rFonts w:asciiTheme="majorHAnsi" w:hAnsiTheme="majorHAnsi" w:cs="Arial"/>
+          <w:i/>
+          <w:iCs/>
+          <w:color w:val="000000" w:themeColor="text1"/>
+        </w:rPr>
+        <w:t>p</w:t>
+      </w:r>
+      <w:r>
+        <w:rPr>
+          <w:rFonts w:asciiTheme="majorHAnsi" w:hAnsiTheme="majorHAnsi" w:cs="Arial"/>
+          <w:color w:val="000000" w:themeColor="text1"/>
+        </w:rPr>
+        <w:t xml:space="preserve"> &lt; 0.01</w:t>
+      </w:r>
+      <w:r>
+        <w:rPr>
+          <w:rFonts w:asciiTheme="majorHAnsi" w:hAnsiTheme="majorHAnsi" w:cs="Arial"/>
+          <w:color w:val="000000" w:themeColor="text1"/>
+        </w:rPr>
+        <w:t xml:space="preserve">; </w:t>
+      </w:r>
+      <w:commentRangeStart w:id="6"/>
+      <w:r>
+        <w:rPr>
+          <w:rFonts w:asciiTheme="majorHAnsi" w:hAnsiTheme="majorHAnsi" w:cs="Arial"/>
+          <w:color w:val="000000" w:themeColor="text1"/>
+        </w:rPr>
+        <w:t>Fig. 1B</w:t>
+      </w:r>
+      <w:commentRangeEnd w:id="6"/>
+      <w:r>
+        <w:rPr>
+          <w:rStyle w:val="CommentReference"/>
+        </w:rPr>
+        <w:commentReference w:id="6"/>
+      </w:r>
+      <w:r>
+        <w:rPr>
+          <w:rFonts w:asciiTheme="majorHAnsi" w:hAnsiTheme="majorHAnsi" w:cs="Arial"/>
+          <w:color w:val="000000" w:themeColor="text1"/>
+        </w:rPr>
+        <w:t>)</w:t>
+      </w:r>
+      <w:r>
+        <w:rPr>
+          <w:rFonts w:asciiTheme="majorHAnsi" w:hAnsiTheme="majorHAnsi" w:cs="Arial"/>
+          <w:color w:val="000000" w:themeColor="text1"/>
+        </w:rPr>
+        <w:t xml:space="preserve">. </w:t>
+      </w:r>
+      <w:r>
+        <w:rPr>
+          <w:rFonts w:asciiTheme="majorHAnsi" w:hAnsiTheme="majorHAnsi" w:cs="Arial"/>
+          <w:color w:val="000000" w:themeColor="text1"/>
+        </w:rPr>
+        <w:t>The insert</w:t>
+      </w:r>
+      <w:r>
+        <w:rPr>
+          <w:rFonts w:asciiTheme="majorHAnsi" w:hAnsiTheme="majorHAnsi" w:cs="Arial"/>
+          <w:color w:val="000000" w:themeColor="text1"/>
+        </w:rPr>
+        <w:t xml:space="preserve"> </w:t>
+      </w:r>
+      <w:r>
+        <w:rPr>
+          <w:rFonts w:asciiTheme="majorHAnsi" w:hAnsiTheme="majorHAnsi" w:cs="Arial"/>
+          <w:color w:val="000000" w:themeColor="text1"/>
+        </w:rPr>
+        <w:t>s</w:t>
+      </w:r>
+      <w:r>
+        <w:rPr>
+          <w:rFonts w:asciiTheme="majorHAnsi" w:hAnsiTheme="majorHAnsi" w:cs="Arial"/>
+          <w:color w:val="000000" w:themeColor="text1"/>
+        </w:rPr>
+        <w:t>equences</w:t>
+      </w:r>
+      <w:r>
+        <w:rPr>
+          <w:rFonts w:asciiTheme="majorHAnsi" w:hAnsiTheme="majorHAnsi" w:cs="Arial"/>
+          <w:color w:val="000000" w:themeColor="text1"/>
+        </w:rPr>
+        <w:t xml:space="preserve"> comprised a comparable GC content (</w:t>
+      </w:r>
+      <w:r>
+        <w:rPr>
+          <w:rFonts w:asciiTheme="majorHAnsi" w:hAnsiTheme="majorHAnsi" w:cs="Arial"/>
+          <w:color w:val="000000" w:themeColor="text1"/>
+        </w:rPr>
+        <w:t>17.9-29.6%</w:t>
+      </w:r>
+      <w:r>
+        <w:rPr>
+          <w:rFonts w:asciiTheme="majorHAnsi" w:hAnsiTheme="majorHAnsi" w:cs="Arial"/>
+          <w:color w:val="000000" w:themeColor="text1"/>
+        </w:rPr>
+        <w:t xml:space="preserve">) to the </w:t>
+      </w:r>
+      <w:proofErr w:type="spellStart"/>
+      <w:r>
+        <w:rPr>
+          <w:rFonts w:asciiTheme="majorHAnsi" w:hAnsiTheme="majorHAnsi" w:cs="Arial"/>
+          <w:i/>
+          <w:iCs/>
+          <w:color w:val="000000" w:themeColor="text1"/>
         </w:rPr>
         <w:t>Blattabacterium</w:t>
       </w:r>
@@ -4202,15 +3890,6 @@
         </w:rPr>
         <w:t xml:space="preserve"> the GC content of the </w:t>
       </w:r>
-      <w:del w:id="93" w:author="Maxim Warwick Dus Adams" w:date="2025-10-30T11:52:00Z">
-        <w:r>
-          <w:rPr>
-            <w:rFonts w:asciiTheme="majorHAnsi" w:hAnsiTheme="majorHAnsi" w:cs="Arial"/>
-            <w:color w:val="000000" w:themeColor="text1"/>
-          </w:rPr>
-          <w:delText xml:space="preserve">entire </w:delText>
-        </w:r>
-      </w:del>
       <w:r>
         <w:rPr>
           <w:rFonts w:asciiTheme="majorHAnsi" w:hAnsiTheme="majorHAnsi" w:cs="Arial"/>
@@ -4584,8 +4263,8 @@
         </w:rPr>
         <w:t xml:space="preserve">homology of </w:t>
       </w:r>
-      <w:commentRangeStart w:id="94"/>
-      <w:commentRangeStart w:id="95"/>
+      <w:commentRangeStart w:id="7"/>
+      <w:commentRangeStart w:id="8"/>
       <w:r>
         <w:rPr>
           <w:rFonts w:asciiTheme="majorHAnsi" w:hAnsiTheme="majorHAnsi" w:cs="Arial"/>
@@ -4593,19 +4272,19 @@
         </w:rPr>
         <w:t>X</w:t>
       </w:r>
-      <w:commentRangeEnd w:id="94"/>
+      <w:commentRangeEnd w:id="7"/>
       <w:r>
         <w:rPr>
           <w:rStyle w:val="CommentReference"/>
         </w:rPr>
-        <w:commentReference w:id="94"/>
-      </w:r>
-      <w:commentRangeEnd w:id="95"/>
+        <w:commentReference w:id="7"/>
+      </w:r>
+      <w:commentRangeEnd w:id="8"/>
       <w:r>
         <w:rPr>
           <w:rStyle w:val="CommentReference"/>
         </w:rPr>
-        <w:commentReference w:id="95"/>
+        <w:commentReference w:id="8"/>
       </w:r>
       <w:r>
         <w:rPr>
@@ -4685,14 +4364,12 @@
         </w:rPr>
         <w:t xml:space="preserve">5 kb of </w:t>
       </w:r>
-      <w:ins w:id="96" w:author="Maxim Warwick Dus Adams" w:date="2025-10-30T11:53:00Z">
-        <w:r>
-          <w:rPr>
-            <w:rFonts w:asciiTheme="majorHAnsi" w:hAnsiTheme="majorHAnsi" w:cs="Arial"/>
-          </w:rPr>
-          <w:t xml:space="preserve">cockroach genome </w:t>
-        </w:r>
-      </w:ins>
+      <w:r>
+        <w:rPr>
+          <w:rFonts w:asciiTheme="majorHAnsi" w:hAnsiTheme="majorHAnsi" w:cs="Arial"/>
+        </w:rPr>
+        <w:t xml:space="preserve">cockroach genome </w:t>
+      </w:r>
       <w:r>
         <w:rPr>
           <w:rFonts w:asciiTheme="majorHAnsi" w:hAnsiTheme="majorHAnsi" w:cs="Arial"/>
@@ -4785,15 +4462,13 @@
         </w:rPr>
         <w:t>were inferred to have</w:t>
       </w:r>
-      <w:ins w:id="97" w:author="Maxim Warwick Dus Adams" w:date="2025-10-30T12:01:00Z">
-        <w:r>
-          <w:rPr>
-            <w:rFonts w:asciiTheme="majorHAnsi" w:hAnsiTheme="majorHAnsi" w:cs="Arial"/>
-            <w:color w:val="000000" w:themeColor="text1"/>
-          </w:rPr>
-          <w:t xml:space="preserve"> subsequently</w:t>
-        </w:r>
-      </w:ins>
+      <w:r>
+        <w:rPr>
+          <w:rFonts w:asciiTheme="majorHAnsi" w:hAnsiTheme="majorHAnsi" w:cs="Arial"/>
+          <w:color w:val="000000" w:themeColor="text1"/>
+        </w:rPr>
+        <w:t xml:space="preserve"> subsequently</w:t>
+      </w:r>
       <w:r>
         <w:rPr>
           <w:rFonts w:asciiTheme="majorHAnsi" w:hAnsiTheme="majorHAnsi" w:cs="Arial"/>
@@ -4814,30 +4489,18 @@
         </w:rPr>
         <w:t>Using this approach,</w:t>
       </w:r>
-      <w:ins w:id="98" w:author="Maxim Warwick Dus Adams" w:date="2025-10-30T12:03:00Z">
-        <w:r>
-          <w:rPr>
-            <w:rFonts w:asciiTheme="majorHAnsi" w:hAnsiTheme="majorHAnsi" w:cs="Arial"/>
-          </w:rPr>
-          <w:t xml:space="preserve"> and</w:t>
-        </w:r>
-      </w:ins>
-      <w:ins w:id="99" w:author="Maxim Warwick Dus Adams" w:date="2025-10-30T12:01:00Z">
-        <w:r>
-          <w:rPr>
-            <w:rFonts w:asciiTheme="majorHAnsi" w:hAnsiTheme="majorHAnsi" w:cs="Arial"/>
-          </w:rPr>
-          <w:t xml:space="preserve"> considering only inserts in </w:t>
-        </w:r>
-      </w:ins>
-      <w:ins w:id="100" w:author="Maxim Warwick Dus Adams" w:date="2025-10-30T12:02:00Z">
-        <w:r>
-          <w:rPr>
-            <w:rFonts w:asciiTheme="majorHAnsi" w:hAnsiTheme="majorHAnsi" w:cs="Arial"/>
-          </w:rPr>
-          <w:t>homologous regions,</w:t>
-        </w:r>
-      </w:ins>
+      <w:r>
+        <w:rPr>
+          <w:rFonts w:asciiTheme="majorHAnsi" w:hAnsiTheme="majorHAnsi" w:cs="Arial"/>
+        </w:rPr>
+        <w:t xml:space="preserve"> and</w:t>
+      </w:r>
+      <w:r>
+        <w:rPr>
+          <w:rFonts w:asciiTheme="majorHAnsi" w:hAnsiTheme="majorHAnsi" w:cs="Arial"/>
+        </w:rPr>
+        <w:t xml:space="preserve"> considering only inserts in homologous regions,</w:t>
+      </w:r>
       <w:r>
         <w:rPr>
           <w:rFonts w:asciiTheme="majorHAnsi" w:hAnsiTheme="majorHAnsi" w:cs="Arial"/>
@@ -4921,7 +4584,7 @@
         </w:rPr>
         <w:t>~</w:t>
       </w:r>
-      <w:commentRangeStart w:id="101"/>
+      <w:commentRangeStart w:id="9"/>
       <w:r>
         <w:rPr>
           <w:rFonts w:asciiTheme="majorHAnsi" w:hAnsiTheme="majorHAnsi" w:cs="Arial"/>
@@ -4936,13 +4599,13 @@
         </w:rPr>
         <w:t xml:space="preserve">Mya </w:t>
       </w:r>
-      <w:commentRangeEnd w:id="101"/>
+      <w:commentRangeEnd w:id="9"/>
       <w:r>
         <w:rPr>
           <w:rStyle w:val="CommentReference"/>
           <w:color w:val="000000" w:themeColor="text1"/>
         </w:rPr>
-        <w:commentReference w:id="101"/>
+        <w:commentReference w:id="9"/>
       </w:r>
       <w:r>
         <w:rPr>
@@ -4951,7 +4614,7 @@
         </w:rPr>
         <w:t>(</w:t>
       </w:r>
-      <w:commentRangeStart w:id="102"/>
+      <w:commentRangeStart w:id="10"/>
       <w:r>
         <w:rPr>
           <w:rFonts w:asciiTheme="majorHAnsi" w:hAnsiTheme="majorHAnsi" w:cs="Arial"/>
@@ -4959,12 +4622,12 @@
         </w:rPr>
         <w:t>Beasley-Hall et al., 2021</w:t>
       </w:r>
-      <w:commentRangeEnd w:id="102"/>
+      <w:commentRangeEnd w:id="10"/>
       <w:r>
         <w:rPr>
           <w:rStyle w:val="CommentReference"/>
         </w:rPr>
-        <w:commentReference w:id="102"/>
+        <w:commentReference w:id="10"/>
       </w:r>
       <w:r>
         <w:rPr>
@@ -4985,11 +4648,6 @@
           <w:rFonts w:asciiTheme="majorHAnsi" w:hAnsiTheme="majorHAnsi" w:cs="Arial"/>
           <w:i/>
           <w:iCs/>
-          <w:rPrChange w:id="103" w:author="Maxim Warwick Dus Adams" w:date="2025-10-30T12:02:00Z">
-            <w:rPr>
-              <w:rFonts w:asciiTheme="majorHAnsi" w:hAnsiTheme="majorHAnsi" w:cs="Arial"/>
-            </w:rPr>
-          </w:rPrChange>
         </w:rPr>
         <w:t>Blattabacterium</w:t>
       </w:r>
@@ -5057,21 +4715,19 @@
         </w:rPr>
         <w:t xml:space="preserve">examined pairwise nucleotide divergence within inserts and in equivalently sized segments 5 </w:t>
       </w:r>
-      <w:proofErr w:type="spellStart"/>
-      <w:r>
-        <w:rPr>
-          <w:rFonts w:asciiTheme="majorHAnsi" w:hAnsiTheme="majorHAnsi" w:cs="Arial"/>
-        </w:rPr>
-        <w:t>Kb</w:t>
-      </w:r>
-      <w:proofErr w:type="spellEnd"/>
-      <w:r>
-        <w:rPr>
-          <w:rFonts w:asciiTheme="majorHAnsi" w:hAnsiTheme="majorHAnsi" w:cs="Arial"/>
-        </w:rPr>
-        <w:t xml:space="preserve"> upstream and downstream of </w:t>
-      </w:r>
-      <w:commentRangeStart w:id="104"/>
+      <w:r>
+        <w:rPr>
+          <w:rFonts w:asciiTheme="majorHAnsi" w:hAnsiTheme="majorHAnsi" w:cs="Arial"/>
+        </w:rPr>
+        <w:t>k</w:t>
+      </w:r>
+      <w:r>
+        <w:rPr>
+          <w:rFonts w:asciiTheme="majorHAnsi" w:hAnsiTheme="majorHAnsi" w:cs="Arial"/>
+        </w:rPr>
+        <w:t xml:space="preserve">b upstream and downstream of </w:t>
+      </w:r>
+      <w:commentRangeStart w:id="11"/>
       <w:r>
         <w:rPr>
           <w:rFonts w:asciiTheme="majorHAnsi" w:hAnsiTheme="majorHAnsi" w:cs="Arial"/>
@@ -5079,12 +4735,12 @@
         </w:rPr>
         <w:t>X</w:t>
       </w:r>
-      <w:commentRangeEnd w:id="104"/>
+      <w:commentRangeEnd w:id="11"/>
       <w:r>
         <w:rPr>
           <w:rStyle w:val="CommentReference"/>
         </w:rPr>
-        <w:commentReference w:id="104"/>
+        <w:commentReference w:id="11"/>
       </w:r>
       <w:r>
         <w:rPr>
@@ -5118,19 +4774,19 @@
         </w:rPr>
         <w:t>evidence of insert function</w:t>
       </w:r>
-      <w:commentRangeStart w:id="105"/>
+      <w:commentRangeStart w:id="12"/>
       <w:r>
         <w:rPr>
           <w:rFonts w:asciiTheme="majorHAnsi" w:hAnsiTheme="majorHAnsi" w:cs="Arial"/>
         </w:rPr>
         <w:t>.</w:t>
       </w:r>
-      <w:commentRangeEnd w:id="105"/>
+      <w:commentRangeEnd w:id="12"/>
       <w:r>
         <w:rPr>
           <w:rStyle w:val="CommentReference"/>
         </w:rPr>
-        <w:commentReference w:id="105"/>
+        <w:commentReference w:id="12"/>
       </w:r>
       <w:r>
         <w:rPr>
@@ -5346,302 +5002,154 @@
         <w:rPr>
           <w:rFonts w:asciiTheme="majorHAnsi" w:hAnsiTheme="majorHAnsi" w:cs="Arial"/>
         </w:rPr>
+        <w:t xml:space="preserve"> By mapping insert</w:t>
+      </w:r>
+      <w:r>
+        <w:rPr>
+          <w:rFonts w:asciiTheme="majorHAnsi" w:hAnsiTheme="majorHAnsi" w:cs="Arial"/>
+        </w:rPr>
+        <w:t xml:space="preserve"> sequences</w:t>
+      </w:r>
+      <w:r>
+        <w:rPr>
+          <w:rFonts w:asciiTheme="majorHAnsi" w:hAnsiTheme="majorHAnsi" w:cs="Arial"/>
+        </w:rPr>
+        <w:t xml:space="preserve"> to RNA contigs</w:t>
+      </w:r>
+      <w:r>
+        <w:rPr>
+          <w:rFonts w:asciiTheme="majorHAnsi" w:hAnsiTheme="majorHAnsi" w:cs="Arial"/>
+        </w:rPr>
+        <w:t xml:space="preserve"> using </w:t>
+      </w:r>
+      <w:proofErr w:type="spellStart"/>
+      <w:r>
+        <w:rPr>
+          <w:rFonts w:asciiTheme="majorHAnsi" w:hAnsiTheme="majorHAnsi" w:cs="Arial"/>
+        </w:rPr>
+        <w:t>BLASTn</w:t>
+      </w:r>
+      <w:proofErr w:type="spellEnd"/>
+      <w:r>
+        <w:rPr>
+          <w:rFonts w:asciiTheme="majorHAnsi" w:hAnsiTheme="majorHAnsi" w:cs="Arial"/>
+        </w:rPr>
+        <w:t>, we found that 91.42–94.96</w:t>
+      </w:r>
+      <w:r>
+        <w:rPr>
+          <w:rFonts w:asciiTheme="majorHAnsi" w:hAnsiTheme="majorHAnsi" w:cs="Arial"/>
+        </w:rPr>
+        <w:t>%</w:t>
+      </w:r>
+      <w:r>
+        <w:rPr>
+          <w:rFonts w:asciiTheme="majorHAnsi" w:hAnsiTheme="majorHAnsi" w:cs="Arial"/>
+        </w:rPr>
+        <w:t xml:space="preserve"> of inserts</w:t>
+      </w:r>
+      <w:r>
+        <w:rPr>
+          <w:rFonts w:asciiTheme="majorHAnsi" w:hAnsiTheme="majorHAnsi" w:cs="Arial"/>
+        </w:rPr>
+        <w:t xml:space="preserve"> showed no evidence of transcription</w:t>
+      </w:r>
+      <w:commentRangeStart w:id="13"/>
+      <w:commentRangeEnd w:id="13"/>
+      <w:r>
+        <w:rPr>
+          <w:rStyle w:val="CommentReference"/>
+        </w:rPr>
+        <w:commentReference w:id="13"/>
+      </w:r>
+      <w:r>
+        <w:rPr>
+          <w:rFonts w:asciiTheme="majorHAnsi" w:hAnsiTheme="majorHAnsi" w:cs="Arial"/>
+        </w:rPr>
+        <w:t>. Of the remaining inserts</w:t>
+      </w:r>
+      <w:r>
+        <w:rPr>
+          <w:rFonts w:asciiTheme="majorHAnsi" w:hAnsiTheme="majorHAnsi" w:cs="Arial"/>
+        </w:rPr>
+        <w:t>,</w:t>
+      </w:r>
+      <w:r>
+        <w:rPr>
+          <w:rFonts w:asciiTheme="majorHAnsi" w:hAnsiTheme="majorHAnsi" w:cs="Arial"/>
+        </w:rPr>
         <w:t xml:space="preserve"> </w:t>
       </w:r>
-      <w:commentRangeStart w:id="106"/>
-      <w:commentRangeStart w:id="107"/>
-      <w:commentRangeStart w:id="108"/>
-      <w:r>
-        <w:rPr>
-          <w:rFonts w:asciiTheme="majorHAnsi" w:hAnsiTheme="majorHAnsi" w:cs="Arial"/>
-        </w:rPr>
-        <w:t>By mapping insert</w:t>
-      </w:r>
-      <w:r>
-        <w:rPr>
-          <w:rFonts w:asciiTheme="majorHAnsi" w:hAnsiTheme="majorHAnsi" w:cs="Arial"/>
-        </w:rPr>
-        <w:t xml:space="preserve"> sequences</w:t>
-      </w:r>
-      <w:r>
-        <w:rPr>
-          <w:rFonts w:asciiTheme="majorHAnsi" w:hAnsiTheme="majorHAnsi" w:cs="Arial"/>
-        </w:rPr>
-        <w:t xml:space="preserve"> to RNA contigs</w:t>
-      </w:r>
-      <w:r>
-        <w:rPr>
-          <w:rFonts w:asciiTheme="majorHAnsi" w:hAnsiTheme="majorHAnsi" w:cs="Arial"/>
-        </w:rPr>
-        <w:t xml:space="preserve"> using </w:t>
-      </w:r>
-      <w:proofErr w:type="spellStart"/>
-      <w:r>
-        <w:rPr>
-          <w:rFonts w:asciiTheme="majorHAnsi" w:hAnsiTheme="majorHAnsi" w:cs="Arial"/>
-        </w:rPr>
-        <w:t>BLASTn</w:t>
-      </w:r>
-      <w:proofErr w:type="spellEnd"/>
-      <w:ins w:id="109" w:author="Maxim Warwick Dus Adams" w:date="2025-10-31T14:11:00Z">
-        <w:r>
-          <w:rPr>
-            <w:rFonts w:asciiTheme="majorHAnsi" w:hAnsiTheme="majorHAnsi" w:cs="Arial"/>
-          </w:rPr>
-          <w:t>, we found that 91.42–94.96</w:t>
-        </w:r>
-        <w:r>
-          <w:rPr>
-            <w:rFonts w:asciiTheme="majorHAnsi" w:hAnsiTheme="majorHAnsi" w:cs="Arial"/>
-          </w:rPr>
-          <w:t>%</w:t>
-        </w:r>
-        <w:r>
-          <w:rPr>
-            <w:rFonts w:asciiTheme="majorHAnsi" w:hAnsiTheme="majorHAnsi" w:cs="Arial"/>
-          </w:rPr>
-          <w:t xml:space="preserve"> of inserts</w:t>
-        </w:r>
-        <w:r>
-          <w:rPr>
-            <w:rFonts w:asciiTheme="majorHAnsi" w:hAnsiTheme="majorHAnsi" w:cs="Arial"/>
-          </w:rPr>
-          <w:t xml:space="preserve"> showed no evidence of transcription</w:t>
-        </w:r>
-        <w:commentRangeStart w:id="110"/>
-        <w:commentRangeEnd w:id="110"/>
-        <w:r>
-          <w:rPr>
-            <w:rStyle w:val="CommentReference"/>
-          </w:rPr>
-          <w:commentReference w:id="110"/>
-        </w:r>
-      </w:ins>
-      <w:ins w:id="111" w:author="Maxim Warwick Dus Adams" w:date="2025-10-31T14:12:00Z">
-        <w:r>
-          <w:rPr>
-            <w:rFonts w:asciiTheme="majorHAnsi" w:hAnsiTheme="majorHAnsi" w:cs="Arial"/>
-          </w:rPr>
-          <w:t>. Of the remaining inserts</w:t>
-        </w:r>
-      </w:ins>
-      <w:ins w:id="112" w:author="Maxim Warwick Dus Adams" w:date="2025-10-31T14:22:00Z">
-        <w:r>
-          <w:rPr>
-            <w:rFonts w:asciiTheme="majorHAnsi" w:hAnsiTheme="majorHAnsi" w:cs="Arial"/>
-          </w:rPr>
-          <w:t>,</w:t>
-        </w:r>
-      </w:ins>
-      <w:ins w:id="113" w:author="Maxim Warwick Dus Adams" w:date="2025-10-31T14:18:00Z">
-        <w:r>
-          <w:rPr>
-            <w:rFonts w:asciiTheme="majorHAnsi" w:hAnsiTheme="majorHAnsi" w:cs="Arial"/>
-          </w:rPr>
-          <w:t xml:space="preserve"> </w:t>
-        </w:r>
-      </w:ins>
-      <w:ins w:id="114" w:author="Maxim Warwick Dus Adams" w:date="2025-10-31T14:22:00Z">
-        <w:r>
-          <w:rPr>
-            <w:rFonts w:asciiTheme="majorHAnsi" w:hAnsiTheme="majorHAnsi" w:cs="Arial"/>
-          </w:rPr>
-          <w:t>whi</w:t>
-        </w:r>
-      </w:ins>
-      <w:ins w:id="115" w:author="Maxim Warwick Dus Adams" w:date="2025-10-31T14:23:00Z">
-        <w:r>
-          <w:rPr>
-            <w:rFonts w:asciiTheme="majorHAnsi" w:hAnsiTheme="majorHAnsi" w:cs="Arial"/>
-          </w:rPr>
-          <w:t>ch</w:t>
-        </w:r>
-      </w:ins>
-      <w:ins w:id="116" w:author="Maxim Warwick Dus Adams" w:date="2025-10-31T14:18:00Z">
-        <w:r>
-          <w:rPr>
-            <w:rFonts w:asciiTheme="majorHAnsi" w:hAnsiTheme="majorHAnsi" w:cs="Arial"/>
-          </w:rPr>
-          <w:t xml:space="preserve"> </w:t>
-        </w:r>
-      </w:ins>
-      <w:ins w:id="117" w:author="Maxim Warwick Dus Adams" w:date="2025-10-31T14:12:00Z">
-        <w:r>
-          <w:rPr>
-            <w:rFonts w:asciiTheme="majorHAnsi" w:hAnsiTheme="majorHAnsi" w:cs="Arial"/>
-          </w:rPr>
-          <w:t xml:space="preserve">were observed in assembled RNA </w:t>
-        </w:r>
-        <w:r>
-          <w:rPr>
-            <w:rFonts w:asciiTheme="majorHAnsi" w:hAnsiTheme="majorHAnsi" w:cs="Arial"/>
-          </w:rPr>
-          <w:lastRenderedPageBreak/>
-          <w:t>contigs,</w:t>
-        </w:r>
-      </w:ins>
-      <w:ins w:id="118" w:author="Maxim Warwick Dus Adams" w:date="2025-10-31T14:18:00Z">
-        <w:r>
-          <w:rPr>
-            <w:rFonts w:asciiTheme="majorHAnsi" w:hAnsiTheme="majorHAnsi" w:cs="Arial"/>
-          </w:rPr>
-          <w:t xml:space="preserve"> </w:t>
-        </w:r>
-      </w:ins>
-      <w:ins w:id="119" w:author="Maxim Warwick Dus Adams" w:date="2025-10-31T14:19:00Z">
-        <w:r>
-          <w:rPr>
-            <w:rFonts w:asciiTheme="majorHAnsi" w:hAnsiTheme="majorHAnsi" w:cs="Arial"/>
-          </w:rPr>
-          <w:t>26.59–32.97% overlapp</w:t>
-        </w:r>
-      </w:ins>
-      <w:ins w:id="120" w:author="Maxim Warwick Dus Adams" w:date="2025-10-31T14:23:00Z">
-        <w:r>
-          <w:rPr>
-            <w:rFonts w:asciiTheme="majorHAnsi" w:hAnsiTheme="majorHAnsi" w:cs="Arial"/>
-          </w:rPr>
-          <w:t>ed</w:t>
-        </w:r>
-      </w:ins>
-      <w:ins w:id="121" w:author="Maxim Warwick Dus Adams" w:date="2025-10-31T14:19:00Z">
-        <w:r>
-          <w:rPr>
-            <w:rFonts w:asciiTheme="majorHAnsi" w:hAnsiTheme="majorHAnsi" w:cs="Arial"/>
-          </w:rPr>
-          <w:t xml:space="preserve"> with annotated genic regions of the </w:t>
-        </w:r>
-      </w:ins>
-      <w:ins w:id="122" w:author="Maxim Warwick Dus Adams" w:date="2025-10-31T14:20:00Z">
-        <w:r>
-          <w:rPr>
-            <w:rFonts w:asciiTheme="majorHAnsi" w:hAnsiTheme="majorHAnsi" w:cs="Arial"/>
-          </w:rPr>
-          <w:t>cockroach genome (1.66–2.28% of total inserts; 3.38–6.30% of total inserts were transcribed and map</w:t>
-        </w:r>
-      </w:ins>
-      <w:ins w:id="123" w:author="Maxim Warwick Dus Adams" w:date="2025-10-31T14:21:00Z">
-        <w:r>
-          <w:rPr>
-            <w:rFonts w:asciiTheme="majorHAnsi" w:hAnsiTheme="majorHAnsi" w:cs="Arial"/>
-          </w:rPr>
-          <w:t>ped to intergenic regions)</w:t>
-        </w:r>
-      </w:ins>
-      <w:del w:id="124" w:author="Maxim Warwick Dus Adams" w:date="2025-10-31T14:11:00Z">
-        <w:r>
-          <w:rPr>
-            <w:rFonts w:asciiTheme="majorHAnsi" w:hAnsiTheme="majorHAnsi" w:cs="Arial"/>
-          </w:rPr>
-          <w:delText xml:space="preserve"> we found that </w:delText>
-        </w:r>
-      </w:del>
-      <w:del w:id="125" w:author="Maxim Warwick Dus Adams" w:date="2025-10-31T14:18:00Z">
-        <w:r>
-          <w:rPr>
-            <w:rFonts w:asciiTheme="majorHAnsi" w:hAnsiTheme="majorHAnsi" w:cs="Arial"/>
-            <w:color w:val="FF0000"/>
-          </w:rPr>
-          <w:delText>1.66–2.28</w:delText>
-        </w:r>
-        <w:r>
-          <w:rPr>
-            <w:rFonts w:asciiTheme="majorHAnsi" w:hAnsiTheme="majorHAnsi" w:cs="Arial"/>
-          </w:rPr>
-          <w:delText>% of inserts mapped to intragenic regions, an</w:delText>
-        </w:r>
-        <w:r>
-          <w:rPr>
-            <w:rFonts w:asciiTheme="majorHAnsi" w:hAnsiTheme="majorHAnsi" w:cs="Arial"/>
-            <w:color w:val="FF0000"/>
-          </w:rPr>
-          <w:delText>d 3.38–6.30</w:delText>
-        </w:r>
-        <w:r>
-          <w:rPr>
-            <w:rFonts w:asciiTheme="majorHAnsi" w:hAnsiTheme="majorHAnsi" w:cs="Arial"/>
-          </w:rPr>
-          <w:delText xml:space="preserve">% </w:delText>
-        </w:r>
-        <w:commentRangeStart w:id="126"/>
-        <w:r>
-          <w:rPr>
-            <w:rFonts w:asciiTheme="majorHAnsi" w:hAnsiTheme="majorHAnsi" w:cs="Arial"/>
-          </w:rPr>
-          <w:delText>of inserts mapped to intergenic regions</w:delText>
-        </w:r>
-        <w:commentRangeEnd w:id="106"/>
-        <w:r>
-          <w:rPr>
-            <w:rStyle w:val="CommentReference"/>
-          </w:rPr>
-          <w:commentReference w:id="106"/>
-        </w:r>
-        <w:commentRangeEnd w:id="107"/>
-        <w:r>
-          <w:rPr>
-            <w:rStyle w:val="CommentReference"/>
-          </w:rPr>
-          <w:commentReference w:id="107"/>
-        </w:r>
-        <w:commentRangeEnd w:id="108"/>
-        <w:r>
-          <w:rPr>
-            <w:rStyle w:val="CommentReference"/>
-          </w:rPr>
-          <w:commentReference w:id="108"/>
-        </w:r>
-        <w:r>
-          <w:rPr>
-            <w:rFonts w:asciiTheme="majorHAnsi" w:hAnsiTheme="majorHAnsi" w:cs="Arial"/>
-          </w:rPr>
-          <w:delText>, while a further</w:delText>
-        </w:r>
-        <w:r>
-          <w:rPr>
-            <w:rFonts w:asciiTheme="majorHAnsi" w:hAnsiTheme="majorHAnsi" w:cs="Arial"/>
-          </w:rPr>
-          <w:delText xml:space="preserve"> 91.42–94.96</w:delText>
-        </w:r>
-        <w:r>
-          <w:rPr>
-            <w:rFonts w:asciiTheme="majorHAnsi" w:hAnsiTheme="majorHAnsi" w:cs="Arial"/>
-          </w:rPr>
-          <w:delText>% showed no evidence of transcription</w:delText>
-        </w:r>
-        <w:commentRangeEnd w:id="126"/>
-        <w:r>
-          <w:rPr>
-            <w:rStyle w:val="CommentReference"/>
-          </w:rPr>
-          <w:commentReference w:id="126"/>
-        </w:r>
-      </w:del>
+      <w:r>
+        <w:rPr>
+          <w:rFonts w:asciiTheme="majorHAnsi" w:hAnsiTheme="majorHAnsi" w:cs="Arial"/>
+        </w:rPr>
+        <w:t>which</w:t>
+      </w:r>
+      <w:r>
+        <w:rPr>
+          <w:rFonts w:asciiTheme="majorHAnsi" w:hAnsiTheme="majorHAnsi" w:cs="Arial"/>
+        </w:rPr>
+        <w:t xml:space="preserve"> were observed in assembled RNA </w:t>
+      </w:r>
+      <w:r>
+        <w:rPr>
+          <w:rFonts w:asciiTheme="majorHAnsi" w:hAnsiTheme="majorHAnsi" w:cs="Arial"/>
+        </w:rPr>
+        <w:lastRenderedPageBreak/>
+        <w:t>contigs, 26.59–32.97% overlapp</w:t>
+      </w:r>
+      <w:r>
+        <w:rPr>
+          <w:rFonts w:asciiTheme="majorHAnsi" w:hAnsiTheme="majorHAnsi" w:cs="Arial"/>
+        </w:rPr>
+        <w:t>ed</w:t>
+      </w:r>
+      <w:r>
+        <w:rPr>
+          <w:rFonts w:asciiTheme="majorHAnsi" w:hAnsiTheme="majorHAnsi" w:cs="Arial"/>
+        </w:rPr>
+        <w:t xml:space="preserve"> with annotated genic regions of the cockroach genome (1.66–2.28% of total inserts; 3.38–6.30% of total inserts were transcribed and mapped to intergenic regions)</w:t>
+      </w:r>
       <w:r>
         <w:rPr>
           <w:rFonts w:asciiTheme="majorHAnsi" w:hAnsiTheme="majorHAnsi" w:cs="Arial"/>
         </w:rPr>
         <w:t xml:space="preserve">. </w:t>
       </w:r>
-      <w:commentRangeStart w:id="127"/>
-      <w:r>
-        <w:rPr>
-          <w:rFonts w:asciiTheme="majorHAnsi" w:hAnsiTheme="majorHAnsi" w:cs="Arial"/>
-        </w:rPr>
-        <w:t xml:space="preserve">A small fraction </w:t>
-      </w:r>
-      <w:r>
-        <w:rPr>
-          <w:rFonts w:asciiTheme="majorHAnsi" w:hAnsiTheme="majorHAnsi" w:cs="Arial"/>
-          <w:color w:val="FF0000"/>
+      <w:commentRangeStart w:id="14"/>
+      <w:r>
+        <w:rPr>
+          <w:rFonts w:asciiTheme="majorHAnsi" w:hAnsiTheme="majorHAnsi" w:cs="Arial"/>
+        </w:rPr>
+        <w:t xml:space="preserve">A small </w:t>
+      </w:r>
+      <w:r>
+        <w:rPr>
+          <w:rFonts w:asciiTheme="majorHAnsi" w:hAnsiTheme="majorHAnsi" w:cs="Arial"/>
+          <w:color w:val="000000" w:themeColor="text1"/>
+        </w:rPr>
+        <w:t xml:space="preserve">fraction </w:t>
+      </w:r>
+      <w:r>
+        <w:rPr>
+          <w:rFonts w:asciiTheme="majorHAnsi" w:hAnsiTheme="majorHAnsi" w:cs="Arial"/>
+          <w:color w:val="000000" w:themeColor="text1"/>
         </w:rPr>
         <w:t>(0.40–0.65</w:t>
       </w:r>
       <w:r>
         <w:rPr>
           <w:rFonts w:asciiTheme="majorHAnsi" w:hAnsiTheme="majorHAnsi" w:cs="Arial"/>
-        </w:rPr>
-        <w:t xml:space="preserve">%) of inserts </w:t>
+          <w:color w:val="000000" w:themeColor="text1"/>
+        </w:rPr>
+        <w:t xml:space="preserve">%) of </w:t>
+      </w:r>
+      <w:r>
+        <w:rPr>
+          <w:rFonts w:asciiTheme="majorHAnsi" w:hAnsiTheme="majorHAnsi" w:cs="Arial"/>
+        </w:rPr>
+        <w:t xml:space="preserve">inserts </w:t>
       </w:r>
       <w:r>
         <w:rPr>
@@ -5673,12 +5181,12 @@
         </w:rPr>
         <w:t xml:space="preserve"> within mRNA sequences. </w:t>
       </w:r>
-      <w:commentRangeEnd w:id="127"/>
+      <w:commentRangeEnd w:id="14"/>
       <w:r>
         <w:rPr>
           <w:rStyle w:val="CommentReference"/>
         </w:rPr>
-        <w:commentReference w:id="127"/>
+        <w:commentReference w:id="14"/>
       </w:r>
     </w:p>
     <w:p>
@@ -5708,28 +5216,18 @@
         </w:rPr>
         <w:t xml:space="preserve">s, we noted that several inserts displayed a chimeric nature, </w:t>
       </w:r>
-      <w:del w:id="128" w:author="Maxim Warwick Dus Adams" w:date="2025-10-30T13:01:00Z">
-        <w:r>
-          <w:rPr>
-            <w:rFonts w:asciiTheme="majorHAnsi" w:hAnsiTheme="majorHAnsi" w:cs="Arial"/>
-          </w:rPr>
-          <w:delText xml:space="preserve">with </w:delText>
-        </w:r>
-      </w:del>
-      <w:ins w:id="129" w:author="Maxim Warwick Dus Adams" w:date="2025-10-30T13:01:00Z">
-        <w:r>
-          <w:rPr>
-            <w:rFonts w:asciiTheme="majorHAnsi" w:hAnsiTheme="majorHAnsi" w:cs="Arial"/>
-          </w:rPr>
-          <w:t>comprising</w:t>
-        </w:r>
-        <w:r>
-          <w:rPr>
-            <w:rFonts w:asciiTheme="majorHAnsi" w:hAnsiTheme="majorHAnsi" w:cs="Arial"/>
-          </w:rPr>
-          <w:t xml:space="preserve"> </w:t>
-        </w:r>
-      </w:ins>
+      <w:r>
+        <w:rPr>
+          <w:rFonts w:asciiTheme="majorHAnsi" w:hAnsiTheme="majorHAnsi" w:cs="Arial"/>
+        </w:rPr>
+        <w:t>comprising</w:t>
+      </w:r>
+      <w:r>
+        <w:rPr>
+          <w:rFonts w:asciiTheme="majorHAnsi" w:hAnsiTheme="majorHAnsi" w:cs="Arial"/>
+        </w:rPr>
+        <w:t xml:space="preserve"> </w:t>
+      </w:r>
       <w:proofErr w:type="spellStart"/>
       <w:r>
         <w:rPr>
@@ -5758,7 +5256,7 @@
         </w:rPr>
         <w:t xml:space="preserve">of length </w:t>
       </w:r>
-      <w:commentRangeStart w:id="130"/>
+      <w:commentRangeStart w:id="15"/>
       <w:r>
         <w:rPr>
           <w:rFonts w:asciiTheme="majorHAnsi" w:hAnsiTheme="majorHAnsi" w:cs="Arial"/>
@@ -5766,12 +5264,12 @@
         </w:rPr>
         <w:t>X-Y</w:t>
       </w:r>
-      <w:commentRangeEnd w:id="130"/>
+      <w:commentRangeEnd w:id="15"/>
       <w:r>
         <w:rPr>
           <w:rStyle w:val="CommentReference"/>
         </w:rPr>
-        <w:commentReference w:id="130"/>
+        <w:commentReference w:id="15"/>
       </w:r>
       <w:r>
         <w:rPr>
@@ -5873,28 +5371,18 @@
         </w:rPr>
         <w:t xml:space="preserve">Such chimeric DNA </w:t>
       </w:r>
-      <w:del w:id="131" w:author="Maxim Warwick Dus Adams" w:date="2025-10-30T13:02:00Z">
-        <w:r>
-          <w:rPr>
-            <w:rFonts w:asciiTheme="majorHAnsi" w:hAnsiTheme="majorHAnsi" w:cs="Arial"/>
-          </w:rPr>
-          <w:delText xml:space="preserve">transfers </w:delText>
-        </w:r>
-      </w:del>
-      <w:ins w:id="132" w:author="Maxim Warwick Dus Adams" w:date="2025-10-30T13:02:00Z">
-        <w:r>
-          <w:rPr>
-            <w:rFonts w:asciiTheme="majorHAnsi" w:hAnsiTheme="majorHAnsi" w:cs="Arial"/>
-          </w:rPr>
-          <w:t>inserts</w:t>
-        </w:r>
-        <w:r>
-          <w:rPr>
-            <w:rFonts w:asciiTheme="majorHAnsi" w:hAnsiTheme="majorHAnsi" w:cs="Arial"/>
-          </w:rPr>
-          <w:t xml:space="preserve"> </w:t>
-        </w:r>
-      </w:ins>
+      <w:r>
+        <w:rPr>
+          <w:rFonts w:asciiTheme="majorHAnsi" w:hAnsiTheme="majorHAnsi" w:cs="Arial"/>
+        </w:rPr>
+        <w:t>inserts</w:t>
+      </w:r>
+      <w:r>
+        <w:rPr>
+          <w:rFonts w:asciiTheme="majorHAnsi" w:hAnsiTheme="majorHAnsi" w:cs="Arial"/>
+        </w:rPr>
+        <w:t xml:space="preserve"> </w:t>
+      </w:r>
       <w:r>
         <w:rPr>
           <w:rFonts w:asciiTheme="majorHAnsi" w:hAnsiTheme="majorHAnsi" w:cs="Arial"/>
@@ -5919,7 +5407,7 @@
         </w:rPr>
         <w:t xml:space="preserve">A maximum of </w:t>
       </w:r>
-      <w:commentRangeStart w:id="133"/>
+      <w:commentRangeStart w:id="16"/>
       <w:r>
         <w:rPr>
           <w:rFonts w:asciiTheme="majorHAnsi" w:hAnsiTheme="majorHAnsi" w:cs="Arial"/>
@@ -5927,12 +5415,12 @@
         </w:rPr>
         <w:t>eight</w:t>
       </w:r>
-      <w:commentRangeEnd w:id="133"/>
+      <w:commentRangeEnd w:id="16"/>
       <w:r>
         <w:rPr>
           <w:rStyle w:val="CommentReference"/>
         </w:rPr>
-        <w:commentReference w:id="133"/>
+        <w:commentReference w:id="16"/>
       </w:r>
       <w:r>
         <w:rPr>
@@ -5967,7 +5455,7 @@
         </w:rPr>
         <w:t xml:space="preserve"> to each other. </w:t>
       </w:r>
-      <w:commentRangeStart w:id="134"/>
+      <w:commentRangeStart w:id="17"/>
       <w:r>
         <w:rPr>
           <w:rFonts w:asciiTheme="majorHAnsi" w:hAnsiTheme="majorHAnsi" w:cs="Arial"/>
@@ -6114,12 +5602,12 @@
         </w:rPr>
         <w:t>).</w:t>
       </w:r>
-      <w:commentRangeEnd w:id="134"/>
+      <w:commentRangeEnd w:id="17"/>
       <w:r>
         <w:rPr>
           <w:rStyle w:val="CommentReference"/>
         </w:rPr>
-        <w:commentReference w:id="134"/>
+        <w:commentReference w:id="17"/>
       </w:r>
     </w:p>
     <w:p>
@@ -6673,28 +6161,24 @@
         </w:rPr>
         <w:t>due to the use of short read v</w:t>
       </w:r>
-      <w:ins w:id="135" w:author="Maxim Warwick Dus Adams" w:date="2025-10-30T13:29:00Z">
-        <w:r>
-          <w:rPr>
-            <w:rFonts w:asciiTheme="majorHAnsi" w:hAnsiTheme="majorHAnsi" w:cs="Arial"/>
-          </w:rPr>
-          <w:t>er</w:t>
-        </w:r>
-      </w:ins>
+      <w:r>
+        <w:rPr>
+          <w:rFonts w:asciiTheme="majorHAnsi" w:hAnsiTheme="majorHAnsi" w:cs="Arial"/>
+        </w:rPr>
+        <w:t>er</w:t>
+      </w:r>
       <w:r>
         <w:rPr>
           <w:rFonts w:asciiTheme="majorHAnsi" w:hAnsiTheme="majorHAnsi" w:cs="Arial"/>
         </w:rPr>
         <w:t>s</w:t>
       </w:r>
-      <w:ins w:id="136" w:author="Maxim Warwick Dus Adams" w:date="2025-10-30T13:29:00Z">
-        <w:r>
-          <w:rPr>
-            <w:rFonts w:asciiTheme="majorHAnsi" w:hAnsiTheme="majorHAnsi" w:cs="Arial"/>
-          </w:rPr>
-          <w:t>us</w:t>
-        </w:r>
-      </w:ins>
+      <w:r>
+        <w:rPr>
+          <w:rFonts w:asciiTheme="majorHAnsi" w:hAnsiTheme="majorHAnsi" w:cs="Arial"/>
+        </w:rPr>
+        <w:t>us</w:t>
+      </w:r>
       <w:r>
         <w:rPr>
           <w:rFonts w:asciiTheme="majorHAnsi" w:hAnsiTheme="majorHAnsi" w:cs="Arial"/>
@@ -7042,21 +6526,7 @@
         <w:rPr>
           <w:rFonts w:asciiTheme="majorHAnsi" w:hAnsiTheme="majorHAnsi" w:cs="Arial"/>
         </w:rPr>
-        <w:t>Panesthiin</w:t>
-      </w:r>
-      <w:del w:id="137" w:author="Maxim Warwick Dus Adams" w:date="2025-10-30T13:31:00Z">
-        <w:r>
-          <w:rPr>
-            <w:rFonts w:asciiTheme="majorHAnsi" w:hAnsiTheme="majorHAnsi" w:cs="Arial"/>
-          </w:rPr>
-          <w:delText>a</w:delText>
-        </w:r>
-      </w:del>
-      <w:r>
-        <w:rPr>
-          <w:rFonts w:asciiTheme="majorHAnsi" w:hAnsiTheme="majorHAnsi" w:cs="Arial"/>
-        </w:rPr>
-        <w:t>e</w:t>
+        <w:t>Panesthiine</w:t>
       </w:r>
       <w:proofErr w:type="spellEnd"/>
       <w:r>
@@ -7065,14 +6535,12 @@
         </w:rPr>
         <w:t xml:space="preserve"> taxa were found to possess substantially higher</w:t>
       </w:r>
-      <w:ins w:id="138" w:author="Maxim Warwick Dus Adams" w:date="2025-10-30T13:31:00Z">
-        <w:r>
-          <w:rPr>
-            <w:rFonts w:asciiTheme="majorHAnsi" w:hAnsiTheme="majorHAnsi" w:cs="Arial"/>
-          </w:rPr>
-          <w:t xml:space="preserve"> numbers of</w:t>
-        </w:r>
-      </w:ins>
+      <w:r>
+        <w:rPr>
+          <w:rFonts w:asciiTheme="majorHAnsi" w:hAnsiTheme="majorHAnsi" w:cs="Arial"/>
+        </w:rPr>
+        <w:t xml:space="preserve"> numbers of</w:t>
+      </w:r>
       <w:r>
         <w:rPr>
           <w:rFonts w:asciiTheme="majorHAnsi" w:hAnsiTheme="majorHAnsi" w:cs="Arial"/>
@@ -7101,22 +6569,12 @@
         </w:rPr>
         <w:t>derived insert</w:t>
       </w:r>
-      <w:ins w:id="139" w:author="Maxim Warwick Dus Adams" w:date="2025-10-30T13:31:00Z">
-        <w:r>
-          <w:rPr>
-            <w:rFonts w:asciiTheme="majorHAnsi" w:hAnsiTheme="majorHAnsi" w:cs="Arial"/>
-          </w:rPr>
-          <w:t xml:space="preserve">s </w:t>
-        </w:r>
-      </w:ins>
-      <w:del w:id="140" w:author="Maxim Warwick Dus Adams" w:date="2025-10-30T13:31:00Z">
-        <w:r>
-          <w:rPr>
-            <w:rFonts w:asciiTheme="majorHAnsi" w:hAnsiTheme="majorHAnsi" w:cs="Arial"/>
-          </w:rPr>
-          <w:delText xml:space="preserve"> numbers </w:delText>
-        </w:r>
-      </w:del>
+      <w:r>
+        <w:rPr>
+          <w:rFonts w:asciiTheme="majorHAnsi" w:hAnsiTheme="majorHAnsi" w:cs="Arial"/>
+        </w:rPr>
+        <w:t xml:space="preserve">s </w:t>
+      </w:r>
       <w:r>
         <w:rPr>
           <w:rFonts w:asciiTheme="majorHAnsi" w:hAnsiTheme="majorHAnsi" w:cs="Arial"/>
@@ -7151,58 +6609,30 @@
         </w:rPr>
         <w:t xml:space="preserve">). </w:t>
       </w:r>
-      <w:del w:id="141" w:author="Maxim Warwick Dus Adams" w:date="2025-10-30T13:31:00Z">
-        <w:r>
-          <w:rPr>
-            <w:rFonts w:asciiTheme="majorHAnsi" w:hAnsiTheme="majorHAnsi" w:cs="Arial"/>
-          </w:rPr>
-          <w:delText xml:space="preserve">Members </w:delText>
-        </w:r>
-      </w:del>
-      <w:ins w:id="142" w:author="Maxim Warwick Dus Adams" w:date="2025-10-30T13:31:00Z">
-        <w:r>
-          <w:rPr>
-            <w:rFonts w:asciiTheme="majorHAnsi" w:hAnsiTheme="majorHAnsi" w:cs="Arial"/>
-          </w:rPr>
-          <w:t xml:space="preserve">These </w:t>
-        </w:r>
-      </w:ins>
-      <w:del w:id="143" w:author="Maxim Warwick Dus Adams" w:date="2025-10-30T13:32:00Z">
-        <w:r>
-          <w:rPr>
-            <w:rFonts w:asciiTheme="majorHAnsi" w:hAnsiTheme="majorHAnsi" w:cs="Arial"/>
-          </w:rPr>
-          <w:delText xml:space="preserve">of the former </w:delText>
-        </w:r>
-      </w:del>
-      <w:r>
-        <w:rPr>
-          <w:rFonts w:asciiTheme="majorHAnsi" w:hAnsiTheme="majorHAnsi" w:cs="Arial"/>
-        </w:rPr>
-        <w:t xml:space="preserve">are known to have </w:t>
-      </w:r>
-      <w:del w:id="144" w:author="Maxim Warwick Dus Adams" w:date="2025-10-30T13:32:00Z">
-        <w:r>
-          <w:rPr>
-            <w:rFonts w:asciiTheme="majorHAnsi" w:hAnsiTheme="majorHAnsi" w:cs="Arial"/>
-          </w:rPr>
-          <w:delText xml:space="preserve">longer </w:delText>
-        </w:r>
-      </w:del>
-      <w:ins w:id="145" w:author="Maxim Warwick Dus Adams" w:date="2025-10-30T13:32:00Z">
-        <w:r>
-          <w:rPr>
-            <w:rFonts w:asciiTheme="majorHAnsi" w:hAnsiTheme="majorHAnsi" w:cs="Arial"/>
-          </w:rPr>
-          <w:t>long</w:t>
-        </w:r>
-        <w:r>
-          <w:rPr>
-            <w:rFonts w:asciiTheme="majorHAnsi" w:hAnsiTheme="majorHAnsi" w:cs="Arial"/>
-          </w:rPr>
-          <w:t xml:space="preserve"> </w:t>
-        </w:r>
-      </w:ins>
+      <w:r>
+        <w:rPr>
+          <w:rFonts w:asciiTheme="majorHAnsi" w:hAnsiTheme="majorHAnsi" w:cs="Arial"/>
+        </w:rPr>
+        <w:t>This group is</w:t>
+      </w:r>
+      <w:r>
+        <w:rPr>
+          <w:rFonts w:asciiTheme="majorHAnsi" w:hAnsiTheme="majorHAnsi" w:cs="Arial"/>
+        </w:rPr>
+        <w:t xml:space="preserve"> known to have </w:t>
+      </w:r>
+      <w:r>
+        <w:rPr>
+          <w:rFonts w:asciiTheme="majorHAnsi" w:hAnsiTheme="majorHAnsi" w:cs="Arial"/>
+        </w:rPr>
+        <w:t>long</w:t>
+      </w:r>
+      <w:r>
+        <w:rPr>
+          <w:rFonts w:asciiTheme="majorHAnsi" w:hAnsiTheme="majorHAnsi" w:cs="Arial"/>
+        </w:rPr>
+        <w:t xml:space="preserve"> </w:t>
+      </w:r>
       <w:r>
         <w:rPr>
           <w:rFonts w:asciiTheme="majorHAnsi" w:hAnsiTheme="majorHAnsi" w:cs="Arial"/>
@@ -7215,52 +6645,458 @@
         </w:rPr>
         <w:t xml:space="preserve">s </w:t>
       </w:r>
-      <w:del w:id="146" w:author="Maxim Warwick Dus Adams" w:date="2025-10-30T13:32:00Z">
-        <w:r>
-          <w:rPr>
-            <w:rFonts w:asciiTheme="majorHAnsi" w:hAnsiTheme="majorHAnsi" w:cs="Arial"/>
-          </w:rPr>
-          <w:delText xml:space="preserve">than </w:delText>
-        </w:r>
-      </w:del>
-      <w:ins w:id="147" w:author="Maxim Warwick Dus Adams" w:date="2025-10-30T13:32:00Z">
-        <w:r>
-          <w:rPr>
-            <w:rFonts w:asciiTheme="majorHAnsi" w:hAnsiTheme="majorHAnsi" w:cs="Arial"/>
-          </w:rPr>
-          <w:t xml:space="preserve">relative to most Blattodea </w:t>
-        </w:r>
-      </w:ins>
-      <w:commentRangeStart w:id="148"/>
-      <w:del w:id="149" w:author="Maxim Warwick Dus Adams" w:date="2025-10-30T13:32:00Z">
-        <w:r>
-          <w:rPr>
-            <w:rFonts w:asciiTheme="majorHAnsi" w:hAnsiTheme="majorHAnsi" w:cs="Arial"/>
-          </w:rPr>
-          <w:delText>the latter</w:delText>
-        </w:r>
-        <w:r>
-          <w:rPr>
-            <w:rFonts w:asciiTheme="majorHAnsi" w:hAnsiTheme="majorHAnsi" w:cs="Arial"/>
-          </w:rPr>
-          <w:delText xml:space="preserve"> </w:delText>
-        </w:r>
-      </w:del>
-      <w:r>
-        <w:rPr>
-          <w:rFonts w:asciiTheme="majorHAnsi" w:hAnsiTheme="majorHAnsi" w:cs="Arial"/>
-          <w:color w:val="FF0000"/>
-        </w:rPr>
-        <w:t>(reference?)</w:t>
-      </w:r>
-      <w:r>
-        <w:rPr>
-          <w:rFonts w:asciiTheme="majorHAnsi" w:hAnsiTheme="majorHAnsi" w:cs="Arial"/>
-          <w:color w:val="FF0000"/>
+      <w:r>
+        <w:rPr>
+          <w:rFonts w:asciiTheme="majorHAnsi" w:hAnsiTheme="majorHAnsi" w:cs="Arial"/>
+        </w:rPr>
+        <w:t xml:space="preserve">relative to most </w:t>
+      </w:r>
+      <w:proofErr w:type="spellStart"/>
+      <w:r>
+        <w:rPr>
+          <w:rFonts w:asciiTheme="majorHAnsi" w:hAnsiTheme="majorHAnsi" w:cs="Arial"/>
+          <w:color w:val="000000" w:themeColor="text1"/>
+        </w:rPr>
+        <w:t>Blattodea</w:t>
+      </w:r>
+      <w:proofErr w:type="spellEnd"/>
+      <w:r>
+        <w:rPr>
+          <w:rFonts w:asciiTheme="majorHAnsi" w:hAnsiTheme="majorHAnsi" w:cs="Arial"/>
+          <w:color w:val="000000" w:themeColor="text1"/>
+        </w:rPr>
+        <w:t xml:space="preserve"> </w:t>
+      </w:r>
+      <w:r>
+        <w:rPr>
+          <w:rFonts w:asciiTheme="majorHAnsi" w:hAnsiTheme="majorHAnsi" w:cs="Arial"/>
+          <w:color w:val="000000" w:themeColor="text1"/>
+        </w:rPr>
+        <w:t>(</w:t>
+      </w:r>
+      <w:r>
+        <w:rPr>
+          <w:rFonts w:asciiTheme="majorHAnsi" w:hAnsiTheme="majorHAnsi" w:cs="Arial"/>
+          <w:color w:val="000000" w:themeColor="text1"/>
+        </w:rPr>
+        <w:t>Bell et al. 2007</w:t>
+      </w:r>
+      <w:r>
+        <w:rPr>
+          <w:rFonts w:asciiTheme="majorHAnsi" w:hAnsiTheme="majorHAnsi" w:cs="Arial"/>
+          <w:color w:val="000000" w:themeColor="text1"/>
+        </w:rPr>
+        <w:t>)</w:t>
+      </w:r>
+      <w:r>
+        <w:rPr>
+          <w:rFonts w:asciiTheme="majorHAnsi" w:hAnsiTheme="majorHAnsi" w:cs="Arial"/>
+          <w:color w:val="000000" w:themeColor="text1"/>
         </w:rPr>
         <w:t xml:space="preserve">, </w:t>
       </w:r>
-      <w:commentRangeEnd w:id="148"/>
+      <w:r>
+        <w:rPr>
+          <w:rFonts w:asciiTheme="majorHAnsi" w:hAnsiTheme="majorHAnsi" w:cs="Arial"/>
+          <w:color w:val="000000" w:themeColor="text1"/>
+        </w:rPr>
+        <w:t xml:space="preserve">which </w:t>
+      </w:r>
+      <w:r>
+        <w:rPr>
+          <w:rFonts w:asciiTheme="majorHAnsi" w:hAnsiTheme="majorHAnsi" w:cs="Arial"/>
+        </w:rPr>
+        <w:t>might be expected to</w:t>
+      </w:r>
+      <w:r>
+        <w:rPr>
+          <w:rFonts w:asciiTheme="majorHAnsi" w:hAnsiTheme="majorHAnsi" w:cs="Arial"/>
+        </w:rPr>
+        <w:t xml:space="preserve"> </w:t>
+      </w:r>
+      <w:r>
+        <w:rPr>
+          <w:rFonts w:asciiTheme="majorHAnsi" w:hAnsiTheme="majorHAnsi" w:cs="Arial"/>
+        </w:rPr>
+        <w:t>reduce opportunities for transfer per unit time, if transfer occurs only during oogenesis</w:t>
+      </w:r>
+      <w:r>
+        <w:rPr>
+          <w:rFonts w:asciiTheme="majorHAnsi" w:hAnsiTheme="majorHAnsi" w:cs="Arial"/>
+        </w:rPr>
+        <w:t xml:space="preserve">. </w:t>
+      </w:r>
+      <w:r>
+        <w:rPr>
+          <w:rFonts w:asciiTheme="majorHAnsi" w:hAnsiTheme="majorHAnsi" w:cs="Arial"/>
+        </w:rPr>
+        <w:t>However, it is unknown</w:t>
+      </w:r>
+      <w:r>
+        <w:rPr>
+          <w:rFonts w:asciiTheme="majorHAnsi" w:hAnsiTheme="majorHAnsi" w:cs="Arial"/>
+        </w:rPr>
+        <w:t xml:space="preserve"> whether and</w:t>
+      </w:r>
+      <w:r>
+        <w:rPr>
+          <w:rFonts w:asciiTheme="majorHAnsi" w:hAnsiTheme="majorHAnsi" w:cs="Arial"/>
+        </w:rPr>
+        <w:t xml:space="preserve"> how other components of </w:t>
+      </w:r>
+      <w:proofErr w:type="spellStart"/>
+      <w:r>
+        <w:rPr>
+          <w:rFonts w:asciiTheme="majorHAnsi" w:hAnsiTheme="majorHAnsi" w:cs="Arial"/>
+          <w:i/>
+          <w:iCs/>
+        </w:rPr>
+        <w:t>Blattabacterium</w:t>
+      </w:r>
+      <w:proofErr w:type="spellEnd"/>
+      <w:r>
+        <w:rPr>
+          <w:rFonts w:asciiTheme="majorHAnsi" w:hAnsiTheme="majorHAnsi" w:cs="Arial"/>
+          <w:i/>
+          <w:iCs/>
+        </w:rPr>
+        <w:t xml:space="preserve"> </w:t>
+      </w:r>
+      <w:r>
+        <w:rPr>
+          <w:rFonts w:asciiTheme="majorHAnsi" w:hAnsiTheme="majorHAnsi" w:cs="Arial"/>
+        </w:rPr>
+        <w:t xml:space="preserve">life history, including </w:t>
+      </w:r>
+      <w:r>
+        <w:rPr>
+          <w:rFonts w:asciiTheme="majorHAnsi" w:hAnsiTheme="majorHAnsi" w:cs="Arial"/>
+        </w:rPr>
+        <w:t>population load</w:t>
+      </w:r>
+      <w:r>
+        <w:rPr>
+          <w:rFonts w:asciiTheme="majorHAnsi" w:hAnsiTheme="majorHAnsi" w:cs="Arial"/>
+        </w:rPr>
+        <w:t xml:space="preserve"> across cockroach species</w:t>
+      </w:r>
+      <w:r>
+        <w:rPr>
+          <w:rFonts w:asciiTheme="majorHAnsi" w:hAnsiTheme="majorHAnsi" w:cs="Arial"/>
+        </w:rPr>
+        <w:t>,</w:t>
+      </w:r>
+      <w:r>
+        <w:rPr>
+          <w:rFonts w:asciiTheme="majorHAnsi" w:hAnsiTheme="majorHAnsi" w:cs="Arial"/>
+        </w:rPr>
+        <w:t xml:space="preserve"> and </w:t>
+      </w:r>
+      <w:r>
+        <w:rPr>
+          <w:rFonts w:asciiTheme="majorHAnsi" w:hAnsiTheme="majorHAnsi" w:cs="Arial"/>
+        </w:rPr>
+        <w:t>rates of cell division, influence</w:t>
+      </w:r>
+      <w:r>
+        <w:rPr>
+          <w:rFonts w:asciiTheme="majorHAnsi" w:hAnsiTheme="majorHAnsi" w:cs="Arial"/>
+        </w:rPr>
+        <w:t xml:space="preserve"> </w:t>
+      </w:r>
+      <w:r>
+        <w:rPr>
+          <w:rFonts w:asciiTheme="majorHAnsi" w:hAnsiTheme="majorHAnsi" w:cs="Arial"/>
+        </w:rPr>
+        <w:t xml:space="preserve">the prevalence of </w:t>
+      </w:r>
+      <w:r>
+        <w:rPr>
+          <w:rFonts w:asciiTheme="majorHAnsi" w:hAnsiTheme="majorHAnsi" w:cs="Arial"/>
+        </w:rPr>
+        <w:t>transfers</w:t>
+      </w:r>
+      <w:r>
+        <w:rPr>
+          <w:rFonts w:asciiTheme="majorHAnsi" w:hAnsiTheme="majorHAnsi" w:cs="Arial"/>
+        </w:rPr>
+        <w:t>.</w:t>
+      </w:r>
+      <w:r>
+        <w:rPr>
+          <w:rFonts w:asciiTheme="majorHAnsi" w:hAnsiTheme="majorHAnsi" w:cs="Arial"/>
+        </w:rPr>
+        <w:t xml:space="preserve"> </w:t>
+      </w:r>
+      <w:r>
+        <w:rPr>
+          <w:rFonts w:asciiTheme="majorHAnsi" w:hAnsiTheme="majorHAnsi" w:cs="Arial"/>
+        </w:rPr>
+        <w:t xml:space="preserve">Microscopic analyses of </w:t>
+      </w:r>
+      <w:proofErr w:type="spellStart"/>
+      <w:r>
+        <w:rPr>
+          <w:rFonts w:asciiTheme="majorHAnsi" w:hAnsiTheme="majorHAnsi" w:cs="Arial"/>
+          <w:i/>
+          <w:iCs/>
+        </w:rPr>
+        <w:t>Blattabacterium</w:t>
+      </w:r>
+      <w:proofErr w:type="spellEnd"/>
+      <w:r>
+        <w:rPr>
+          <w:rFonts w:asciiTheme="majorHAnsi" w:hAnsiTheme="majorHAnsi" w:cs="Arial"/>
+          <w:i/>
+          <w:iCs/>
+        </w:rPr>
+        <w:t xml:space="preserve"> </w:t>
+      </w:r>
+      <w:r>
+        <w:rPr>
+          <w:rFonts w:asciiTheme="majorHAnsi" w:hAnsiTheme="majorHAnsi" w:cs="Arial"/>
+        </w:rPr>
+        <w:t>in host tissues have</w:t>
+      </w:r>
+      <w:r>
+        <w:rPr>
+          <w:rFonts w:asciiTheme="majorHAnsi" w:hAnsiTheme="majorHAnsi" w:cs="Arial"/>
+          <w:i/>
+          <w:iCs/>
+        </w:rPr>
+        <w:t xml:space="preserve"> </w:t>
+      </w:r>
+      <w:r>
+        <w:rPr>
+          <w:rFonts w:asciiTheme="majorHAnsi" w:hAnsiTheme="majorHAnsi" w:cs="Arial"/>
+        </w:rPr>
+        <w:t>revealed high rates of cell division, in addition to frequent asymmetric cell division, compared with other insect symbionts (Noda et al</w:t>
+      </w:r>
+      <w:r>
+        <w:rPr>
+          <w:rFonts w:asciiTheme="majorHAnsi" w:hAnsiTheme="majorHAnsi" w:cs="Arial"/>
+        </w:rPr>
+        <w:t>.,</w:t>
+      </w:r>
+      <w:r>
+        <w:rPr>
+          <w:rFonts w:asciiTheme="majorHAnsi" w:hAnsiTheme="majorHAnsi" w:cs="Arial"/>
+        </w:rPr>
+        <w:t xml:space="preserve"> 2024). </w:t>
+      </w:r>
+      <w:r>
+        <w:rPr>
+          <w:rFonts w:asciiTheme="majorHAnsi" w:hAnsiTheme="majorHAnsi" w:cs="Arial"/>
+        </w:rPr>
+        <w:t>Alternatively, w</w:t>
+      </w:r>
+      <w:r>
+        <w:rPr>
+          <w:rFonts w:asciiTheme="majorHAnsi" w:hAnsiTheme="majorHAnsi" w:cs="Arial"/>
+        </w:rPr>
+        <w:t xml:space="preserve">e previously </w:t>
+      </w:r>
+      <w:r>
+        <w:rPr>
+          <w:rFonts w:asciiTheme="majorHAnsi" w:hAnsiTheme="majorHAnsi" w:cs="Arial"/>
+        </w:rPr>
+        <w:t xml:space="preserve">found that </w:t>
+      </w:r>
+      <w:proofErr w:type="spellStart"/>
+      <w:r>
+        <w:rPr>
+          <w:rFonts w:asciiTheme="majorHAnsi" w:hAnsiTheme="majorHAnsi" w:cs="Arial"/>
+        </w:rPr>
+        <w:t>Panesthiinae</w:t>
+      </w:r>
+      <w:proofErr w:type="spellEnd"/>
+      <w:r>
+        <w:rPr>
+          <w:rFonts w:asciiTheme="majorHAnsi" w:hAnsiTheme="majorHAnsi" w:cs="Arial"/>
+        </w:rPr>
+        <w:t xml:space="preserve"> exhibit considerably more genome-wide relaxed selection compare</w:t>
+      </w:r>
+      <w:r>
+        <w:rPr>
+          <w:rFonts w:asciiTheme="majorHAnsi" w:hAnsiTheme="majorHAnsi" w:cs="Arial"/>
+        </w:rPr>
+        <w:t>d</w:t>
+      </w:r>
+      <w:r>
+        <w:rPr>
+          <w:rFonts w:asciiTheme="majorHAnsi" w:hAnsiTheme="majorHAnsi" w:cs="Arial"/>
+        </w:rPr>
+        <w:t xml:space="preserve"> to </w:t>
+      </w:r>
+      <w:r>
+        <w:rPr>
+          <w:rFonts w:asciiTheme="majorHAnsi" w:hAnsiTheme="majorHAnsi" w:cs="Arial"/>
+        </w:rPr>
+        <w:t xml:space="preserve">other cockroaches, including those examined here </w:t>
+      </w:r>
+      <w:r>
+        <w:rPr>
+          <w:rFonts w:asciiTheme="majorHAnsi" w:hAnsiTheme="majorHAnsi" w:cs="Arial"/>
+        </w:rPr>
+        <w:t>(Ewart et al., 2024)</w:t>
+      </w:r>
+      <w:r>
+        <w:rPr>
+          <w:rFonts w:asciiTheme="majorHAnsi" w:hAnsiTheme="majorHAnsi" w:cs="Arial"/>
+        </w:rPr>
+        <w:t>. I</w:t>
+      </w:r>
+      <w:r>
+        <w:rPr>
+          <w:rFonts w:asciiTheme="majorHAnsi" w:hAnsiTheme="majorHAnsi" w:cs="Arial"/>
+        </w:rPr>
+        <w:t xml:space="preserve">nsufficient purifying selection could possibly allow </w:t>
+      </w:r>
+      <w:r>
+        <w:rPr>
+          <w:rFonts w:asciiTheme="majorHAnsi" w:hAnsiTheme="majorHAnsi" w:cs="Arial"/>
+        </w:rPr>
+        <w:t>larger numbers of</w:t>
+      </w:r>
+      <w:r>
+        <w:rPr>
+          <w:rFonts w:asciiTheme="majorHAnsi" w:hAnsiTheme="majorHAnsi" w:cs="Arial"/>
+        </w:rPr>
+        <w:t xml:space="preserve"> inserts to persist in </w:t>
+      </w:r>
+      <w:proofErr w:type="spellStart"/>
+      <w:r>
+        <w:rPr>
+          <w:rFonts w:asciiTheme="majorHAnsi" w:hAnsiTheme="majorHAnsi" w:cs="Arial"/>
+        </w:rPr>
+        <w:t>Panesthiinae</w:t>
+      </w:r>
+      <w:proofErr w:type="spellEnd"/>
+      <w:r>
+        <w:rPr>
+          <w:rFonts w:asciiTheme="majorHAnsi" w:hAnsiTheme="majorHAnsi" w:cs="Arial"/>
+        </w:rPr>
+        <w:t xml:space="preserve"> </w:t>
+      </w:r>
+      <w:r>
+        <w:rPr>
+          <w:rFonts w:asciiTheme="majorHAnsi" w:hAnsiTheme="majorHAnsi" w:cs="Arial"/>
+        </w:rPr>
+        <w:t>genomes</w:t>
+      </w:r>
+      <w:r>
+        <w:rPr>
+          <w:rFonts w:asciiTheme="majorHAnsi" w:hAnsiTheme="majorHAnsi" w:cs="Arial"/>
+        </w:rPr>
+        <w:t>, under the assumption that most inserts have neutral or slightly deleterious impacts on fitness.</w:t>
+      </w:r>
+      <w:r>
+        <w:rPr>
+          <w:rFonts w:asciiTheme="majorHAnsi" w:hAnsiTheme="majorHAnsi" w:cs="Arial"/>
+        </w:rPr>
+        <w:t xml:space="preserve"> </w:t>
+      </w:r>
+      <w:r>
+        <w:rPr>
+          <w:rFonts w:asciiTheme="majorHAnsi" w:hAnsiTheme="majorHAnsi" w:cs="Arial"/>
+        </w:rPr>
+        <w:t xml:space="preserve">The function of </w:t>
+      </w:r>
+      <w:proofErr w:type="spellStart"/>
+      <w:r>
+        <w:rPr>
+          <w:rFonts w:asciiTheme="majorHAnsi" w:hAnsiTheme="majorHAnsi" w:cs="Arial"/>
+          <w:i/>
+        </w:rPr>
+        <w:t>Blattabacterium</w:t>
+      </w:r>
+      <w:proofErr w:type="spellEnd"/>
+      <w:r>
+        <w:rPr>
+          <w:rFonts w:asciiTheme="majorHAnsi" w:hAnsiTheme="majorHAnsi" w:cs="Arial"/>
+        </w:rPr>
+        <w:t xml:space="preserve">-derived DNA inserts in cockroach genomes remains unclear, however the persistence of ancestral </w:t>
+      </w:r>
+      <w:r>
+        <w:rPr>
+          <w:rFonts w:asciiTheme="majorHAnsi" w:hAnsiTheme="majorHAnsi" w:cs="Arial"/>
+        </w:rPr>
+        <w:t xml:space="preserve">inserts in the </w:t>
+      </w:r>
+      <w:proofErr w:type="spellStart"/>
+      <w:r>
+        <w:rPr>
+          <w:rFonts w:asciiTheme="majorHAnsi" w:hAnsiTheme="majorHAnsi" w:cs="Arial"/>
+        </w:rPr>
+        <w:t>Panesthiinae</w:t>
+      </w:r>
+      <w:proofErr w:type="spellEnd"/>
+      <w:r>
+        <w:rPr>
+          <w:rFonts w:asciiTheme="majorHAnsi" w:hAnsiTheme="majorHAnsi" w:cs="Arial"/>
+        </w:rPr>
+        <w:t>,</w:t>
+      </w:r>
+      <w:r>
+        <w:rPr>
+          <w:rFonts w:asciiTheme="majorHAnsi" w:hAnsiTheme="majorHAnsi" w:cs="Arial"/>
+        </w:rPr>
+        <w:t xml:space="preserve"> inferred to have</w:t>
+      </w:r>
+      <w:r>
+        <w:rPr>
+          <w:rFonts w:asciiTheme="majorHAnsi" w:hAnsiTheme="majorHAnsi" w:cs="Arial"/>
+        </w:rPr>
+        <w:t xml:space="preserve"> been</w:t>
+      </w:r>
+      <w:r>
+        <w:rPr>
+          <w:rFonts w:asciiTheme="majorHAnsi" w:hAnsiTheme="majorHAnsi" w:cs="Arial"/>
+        </w:rPr>
+        <w:t xml:space="preserve"> </w:t>
+      </w:r>
+      <w:proofErr w:type="gramStart"/>
+      <w:r>
+        <w:rPr>
+          <w:rFonts w:asciiTheme="majorHAnsi" w:hAnsiTheme="majorHAnsi" w:cs="Arial"/>
+        </w:rPr>
+        <w:t xml:space="preserve">transferred </w:t>
+      </w:r>
+      <w:r>
+        <w:rPr>
+          <w:rFonts w:asciiTheme="majorHAnsi" w:hAnsiTheme="majorHAnsi" w:cs="Arial"/>
+        </w:rPr>
+        <w:t xml:space="preserve"> </w:t>
+      </w:r>
+      <w:r>
+        <w:rPr>
+          <w:rFonts w:asciiTheme="majorHAnsi" w:hAnsiTheme="majorHAnsi" w:cs="Arial"/>
+        </w:rPr>
+        <w:t>&gt;</w:t>
+      </w:r>
+      <w:proofErr w:type="gramEnd"/>
+      <w:r>
+        <w:rPr>
+          <w:rFonts w:asciiTheme="majorHAnsi" w:hAnsiTheme="majorHAnsi" w:cs="Arial"/>
+        </w:rPr>
+        <w:t>28.7 Mya, may be suggestive of a functional role</w:t>
+      </w:r>
+      <w:r>
+        <w:rPr>
+          <w:rFonts w:asciiTheme="majorHAnsi" w:hAnsiTheme="majorHAnsi" w:cs="Arial"/>
+          <w:color w:val="000000" w:themeColor="text1"/>
+        </w:rPr>
+        <w:t xml:space="preserve">. </w:t>
+      </w:r>
+      <w:commentRangeStart w:id="18"/>
+      <w:r>
+        <w:rPr>
+          <w:rFonts w:asciiTheme="majorHAnsi" w:hAnsiTheme="majorHAnsi" w:cs="Arial"/>
+          <w:color w:val="000000" w:themeColor="text1"/>
+        </w:rPr>
+        <w:t xml:space="preserve">Further, we detected a number of inserts which appear to have taken on a role as exons within putative protein coding genes.  </w:t>
+      </w:r>
+      <w:commentRangeEnd w:id="18"/>
       <w:r>
         <w:rPr>
           <w:rStyle w:val="CommentReference"/>
@@ -7268,19 +7104,23 @@
           <w:kern w:val="2"/>
           <w14:ligatures w14:val="standardContextual"/>
         </w:rPr>
-        <w:commentReference w:id="148"/>
-      </w:r>
-      <w:r>
-        <w:rPr>
-          <w:rFonts w:asciiTheme="majorHAnsi" w:hAnsiTheme="majorHAnsi" w:cs="Arial"/>
-        </w:rPr>
-        <w:t xml:space="preserve">which </w:t>
-      </w:r>
-      <w:r>
-        <w:rPr>
-          <w:rFonts w:asciiTheme="majorHAnsi" w:hAnsiTheme="majorHAnsi" w:cs="Arial"/>
-        </w:rPr>
-        <w:t>might be expected to</w:t>
+        <w:commentReference w:id="18"/>
+      </w:r>
+    </w:p>
+    <w:p>
+      <w:pPr>
+        <w:pStyle w:val="NormalWeb"/>
+        <w:rPr>
+          <w:rFonts w:asciiTheme="majorHAnsi" w:hAnsiTheme="majorHAnsi" w:cs="Arial"/>
+          <w:b/>
+          <w:bCs/>
+        </w:rPr>
+      </w:pPr>
+      <w:r>
+        <w:rPr>
+          <w:rFonts w:asciiTheme="majorHAnsi" w:hAnsiTheme="majorHAnsi" w:cs="Arial"/>
+        </w:rPr>
+        <w:t>The widespread occurrence of horizontally transferred</w:t>
       </w:r>
       <w:r>
         <w:rPr>
@@ -7292,592 +7132,117 @@
         <w:rPr>
           <w:rFonts w:asciiTheme="majorHAnsi" w:hAnsiTheme="majorHAnsi" w:cs="Arial"/>
         </w:rPr>
-        <w:t>reduce opportunities for transfer</w:t>
-      </w:r>
-      <w:del w:id="150" w:author="Maxim Warwick Dus Adams" w:date="2025-10-30T13:35:00Z">
-        <w:r>
-          <w:rPr>
-            <w:rFonts w:asciiTheme="majorHAnsi" w:hAnsiTheme="majorHAnsi" w:cs="Arial"/>
-          </w:rPr>
-          <w:delText xml:space="preserve"> in the former</w:delText>
-        </w:r>
-      </w:del>
-      <w:r>
-        <w:rPr>
-          <w:rFonts w:asciiTheme="majorHAnsi" w:hAnsiTheme="majorHAnsi" w:cs="Arial"/>
-        </w:rPr>
-        <w:t xml:space="preserve"> per unit time, if transfer occurs only during oogenesis</w:t>
-      </w:r>
-      <w:r>
-        <w:rPr>
-          <w:rFonts w:asciiTheme="majorHAnsi" w:hAnsiTheme="majorHAnsi" w:cs="Arial"/>
-        </w:rPr>
-        <w:t xml:space="preserve">. </w:t>
-      </w:r>
-      <w:ins w:id="151" w:author="Maxim Warwick Dus Adams" w:date="2025-10-30T13:38:00Z">
-        <w:r>
-          <w:rPr>
-            <w:rFonts w:asciiTheme="majorHAnsi" w:hAnsiTheme="majorHAnsi" w:cs="Arial"/>
-          </w:rPr>
-          <w:t>However</w:t>
-        </w:r>
-      </w:ins>
-      <w:ins w:id="152" w:author="Maxim Warwick Dus Adams" w:date="2025-10-30T13:39:00Z">
-        <w:r>
-          <w:rPr>
-            <w:rFonts w:asciiTheme="majorHAnsi" w:hAnsiTheme="majorHAnsi" w:cs="Arial"/>
-          </w:rPr>
-          <w:t>, it is unknown</w:t>
-        </w:r>
-      </w:ins>
-      <w:ins w:id="153" w:author="Maxim Warwick Dus Adams" w:date="2025-10-30T13:40:00Z">
-        <w:r>
-          <w:rPr>
-            <w:rFonts w:asciiTheme="majorHAnsi" w:hAnsiTheme="majorHAnsi" w:cs="Arial"/>
-          </w:rPr>
-          <w:t xml:space="preserve"> whether and</w:t>
-        </w:r>
-      </w:ins>
-      <w:ins w:id="154" w:author="Maxim Warwick Dus Adams" w:date="2025-10-30T13:39:00Z">
-        <w:r>
-          <w:rPr>
-            <w:rFonts w:asciiTheme="majorHAnsi" w:hAnsiTheme="majorHAnsi" w:cs="Arial"/>
-          </w:rPr>
-          <w:t xml:space="preserve"> how other components of </w:t>
-        </w:r>
-        <w:proofErr w:type="spellStart"/>
-        <w:r>
-          <w:rPr>
-            <w:rFonts w:asciiTheme="majorHAnsi" w:hAnsiTheme="majorHAnsi" w:cs="Arial"/>
-            <w:i/>
-            <w:iCs/>
-          </w:rPr>
-          <w:t>Blattabacterium</w:t>
-        </w:r>
-        <w:proofErr w:type="spellEnd"/>
-        <w:r>
-          <w:rPr>
-            <w:rFonts w:asciiTheme="majorHAnsi" w:hAnsiTheme="majorHAnsi" w:cs="Arial"/>
-            <w:i/>
-            <w:iCs/>
-          </w:rPr>
-          <w:t xml:space="preserve"> </w:t>
-        </w:r>
-        <w:r>
-          <w:rPr>
-            <w:rFonts w:asciiTheme="majorHAnsi" w:hAnsiTheme="majorHAnsi" w:cs="Arial"/>
-          </w:rPr>
-          <w:t xml:space="preserve">life history, </w:t>
-        </w:r>
-      </w:ins>
-      <w:del w:id="155" w:author="Maxim Warwick Dus Adams" w:date="2025-10-30T13:39:00Z">
-        <w:r>
-          <w:rPr>
-            <w:rFonts w:asciiTheme="majorHAnsi" w:hAnsiTheme="majorHAnsi" w:cs="Arial"/>
-          </w:rPr>
-          <w:delText xml:space="preserve">Assessing the </w:delText>
-        </w:r>
-        <w:r>
-          <w:rPr>
-            <w:rFonts w:asciiTheme="majorHAnsi" w:hAnsiTheme="majorHAnsi" w:cs="Arial"/>
-            <w:i/>
-          </w:rPr>
-          <w:delText>Blattabacterium</w:delText>
-        </w:r>
-        <w:r>
-          <w:rPr>
-            <w:rFonts w:asciiTheme="majorHAnsi" w:hAnsiTheme="majorHAnsi" w:cs="Arial"/>
-          </w:rPr>
-          <w:delText xml:space="preserve"> load</w:delText>
-        </w:r>
-      </w:del>
-      <w:ins w:id="156" w:author="Maxim Warwick Dus Adams" w:date="2025-10-30T13:39:00Z">
-        <w:r>
-          <w:rPr>
-            <w:rFonts w:asciiTheme="majorHAnsi" w:hAnsiTheme="majorHAnsi" w:cs="Arial"/>
-          </w:rPr>
-          <w:t xml:space="preserve">including </w:t>
-        </w:r>
-        <w:r>
-          <w:rPr>
-            <w:rFonts w:asciiTheme="majorHAnsi" w:hAnsiTheme="majorHAnsi" w:cs="Arial"/>
-          </w:rPr>
-          <w:t>population load</w:t>
-        </w:r>
-      </w:ins>
-      <w:r>
-        <w:rPr>
-          <w:rFonts w:asciiTheme="majorHAnsi" w:hAnsiTheme="majorHAnsi" w:cs="Arial"/>
-        </w:rPr>
-        <w:t xml:space="preserve"> across cockroach species and </w:t>
-      </w:r>
-      <w:ins w:id="157" w:author="Maxim Warwick Dus Adams" w:date="2025-10-30T13:41:00Z">
-        <w:r>
-          <w:rPr>
-            <w:rFonts w:asciiTheme="majorHAnsi" w:hAnsiTheme="majorHAnsi" w:cs="Arial"/>
-          </w:rPr>
-          <w:t>rates of cell division</w:t>
-        </w:r>
-      </w:ins>
-      <w:del w:id="158" w:author="Maxim Warwick Dus Adams" w:date="2025-10-30T13:41:00Z">
-        <w:r>
-          <w:rPr>
-            <w:rFonts w:asciiTheme="majorHAnsi" w:hAnsiTheme="majorHAnsi" w:cs="Arial"/>
-          </w:rPr>
-          <w:delText>life stages</w:delText>
-        </w:r>
-      </w:del>
-      <w:ins w:id="159" w:author="Maxim Warwick Dus Adams" w:date="2025-10-30T13:40:00Z">
-        <w:r>
-          <w:rPr>
-            <w:rFonts w:asciiTheme="majorHAnsi" w:hAnsiTheme="majorHAnsi" w:cs="Arial"/>
-          </w:rPr>
-          <w:t>, influence</w:t>
-        </w:r>
-      </w:ins>
-      <w:del w:id="160" w:author="Maxim Warwick Dus Adams" w:date="2025-10-30T13:40:00Z">
-        <w:r>
-          <w:rPr>
-            <w:rFonts w:asciiTheme="majorHAnsi" w:hAnsiTheme="majorHAnsi" w:cs="Arial"/>
-          </w:rPr>
-          <w:delText xml:space="preserve"> could elucidate whether </w:delText>
-        </w:r>
-        <w:r>
-          <w:rPr>
-            <w:rFonts w:asciiTheme="majorHAnsi" w:hAnsiTheme="majorHAnsi" w:cs="Arial"/>
-          </w:rPr>
-          <w:delText>this</w:delText>
-        </w:r>
-      </w:del>
+        <w:t xml:space="preserve">DNA in cockroach genomes </w:t>
+      </w:r>
+      <w:r>
+        <w:rPr>
+          <w:rFonts w:asciiTheme="majorHAnsi" w:hAnsiTheme="majorHAnsi" w:cs="Arial"/>
+        </w:rPr>
+        <w:t>resembles</w:t>
+      </w:r>
+      <w:r>
+        <w:rPr>
+          <w:rFonts w:asciiTheme="majorHAnsi" w:hAnsiTheme="majorHAnsi" w:cs="Arial"/>
+        </w:rPr>
+        <w:t xml:space="preserve"> the well-established phenomenon of mitochondrial DNA transpositions into the nuclear genome (i.e. </w:t>
+      </w:r>
+      <w:proofErr w:type="spellStart"/>
+      <w:r>
+        <w:rPr>
+          <w:rFonts w:asciiTheme="majorHAnsi" w:hAnsiTheme="majorHAnsi" w:cs="Arial"/>
+        </w:rPr>
+        <w:t>numts</w:t>
+      </w:r>
+      <w:proofErr w:type="spellEnd"/>
+      <w:r>
+        <w:rPr>
+          <w:rFonts w:asciiTheme="majorHAnsi" w:hAnsiTheme="majorHAnsi" w:cs="Arial"/>
+        </w:rPr>
+        <w:t xml:space="preserve">; </w:t>
+      </w:r>
+      <w:proofErr w:type="spellStart"/>
+      <w:r>
+        <w:rPr>
+          <w:rFonts w:asciiTheme="majorHAnsi" w:hAnsiTheme="majorHAnsi"/>
+        </w:rPr>
+        <w:t>Pamilo</w:t>
+      </w:r>
+      <w:proofErr w:type="spellEnd"/>
+      <w:r>
+        <w:rPr>
+          <w:rFonts w:asciiTheme="majorHAnsi" w:hAnsiTheme="majorHAnsi"/>
+        </w:rPr>
+        <w:t xml:space="preserve"> et al., 2007; </w:t>
+      </w:r>
+      <w:proofErr w:type="spellStart"/>
+      <w:r>
+        <w:rPr>
+          <w:rFonts w:asciiTheme="majorHAnsi" w:hAnsiTheme="majorHAnsi"/>
+        </w:rPr>
+        <w:t>Uvizl</w:t>
+      </w:r>
+      <w:proofErr w:type="spellEnd"/>
+      <w:r>
+        <w:rPr>
+          <w:rFonts w:asciiTheme="majorHAnsi" w:hAnsiTheme="majorHAnsi"/>
+        </w:rPr>
+        <w:t xml:space="preserve"> et al., 2024; Keeling, 2024</w:t>
+      </w:r>
+      <w:r>
+        <w:rPr>
+          <w:rFonts w:asciiTheme="majorHAnsi" w:hAnsiTheme="majorHAnsi" w:cs="Arial"/>
+        </w:rPr>
+        <w:t>). We repeated our analyses using 150</w:t>
+      </w:r>
       <w:r>
         <w:rPr>
           <w:rFonts w:asciiTheme="majorHAnsi" w:hAnsiTheme="majorHAnsi" w:cs="Arial"/>
         </w:rPr>
         <w:t xml:space="preserve"> </w:t>
       </w:r>
-      <w:del w:id="161" w:author="Maxim Warwick Dus Adams" w:date="2025-10-30T13:40:00Z">
-        <w:r>
-          <w:rPr>
-            <w:rFonts w:asciiTheme="majorHAnsi" w:hAnsiTheme="majorHAnsi" w:cs="Arial"/>
-          </w:rPr>
-          <w:delText xml:space="preserve">is correlated with </w:delText>
-        </w:r>
-      </w:del>
-      <w:r>
-        <w:rPr>
-          <w:rFonts w:asciiTheme="majorHAnsi" w:hAnsiTheme="majorHAnsi" w:cs="Arial"/>
-        </w:rPr>
-        <w:t xml:space="preserve">the prevalence of </w:t>
-      </w:r>
-      <w:r>
-        <w:rPr>
-          <w:rFonts w:asciiTheme="majorHAnsi" w:hAnsiTheme="majorHAnsi" w:cs="Arial"/>
-        </w:rPr>
-        <w:t>transfers</w:t>
-      </w:r>
-      <w:r>
-        <w:rPr>
-          <w:rFonts w:asciiTheme="majorHAnsi" w:hAnsiTheme="majorHAnsi" w:cs="Arial"/>
-        </w:rPr>
-        <w:t xml:space="preserve">. </w:t>
-      </w:r>
-      <w:r>
-        <w:rPr>
-          <w:rFonts w:asciiTheme="majorHAnsi" w:hAnsiTheme="majorHAnsi" w:cs="Arial"/>
-        </w:rPr>
-        <w:t xml:space="preserve">Microscopic analyses of </w:t>
-      </w:r>
       <w:proofErr w:type="spellStart"/>
       <w:r>
         <w:rPr>
           <w:rFonts w:asciiTheme="majorHAnsi" w:hAnsiTheme="majorHAnsi" w:cs="Arial"/>
-          <w:i/>
-          <w:iCs/>
-        </w:rPr>
-        <w:t>Blattabacterium</w:t>
+        </w:rPr>
+        <w:t>bp</w:t>
       </w:r>
       <w:proofErr w:type="spellEnd"/>
       <w:r>
         <w:rPr>
           <w:rFonts w:asciiTheme="majorHAnsi" w:hAnsiTheme="majorHAnsi" w:cs="Arial"/>
-          <w:i/>
-          <w:iCs/>
-        </w:rPr>
-        <w:t xml:space="preserve"> </w:t>
-      </w:r>
-      <w:r>
-        <w:rPr>
-          <w:rFonts w:asciiTheme="majorHAnsi" w:hAnsiTheme="majorHAnsi" w:cs="Arial"/>
-        </w:rPr>
-        <w:t>in host tissues have</w:t>
-      </w:r>
-      <w:r>
-        <w:rPr>
-          <w:rFonts w:asciiTheme="majorHAnsi" w:hAnsiTheme="majorHAnsi" w:cs="Arial"/>
-          <w:i/>
-          <w:iCs/>
-        </w:rPr>
-        <w:t xml:space="preserve"> </w:t>
-      </w:r>
-      <w:r>
-        <w:rPr>
-          <w:rFonts w:asciiTheme="majorHAnsi" w:hAnsiTheme="majorHAnsi" w:cs="Arial"/>
-        </w:rPr>
-        <w:t>revealed high rates of cell division, in addition to frequent asymmetric cell division, compared with other insect symbionts (Noda et al</w:t>
-      </w:r>
-      <w:r>
-        <w:rPr>
-          <w:rFonts w:asciiTheme="majorHAnsi" w:hAnsiTheme="majorHAnsi" w:cs="Arial"/>
-        </w:rPr>
-        <w:t>.,</w:t>
-      </w:r>
-      <w:r>
-        <w:rPr>
-          <w:rFonts w:asciiTheme="majorHAnsi" w:hAnsiTheme="majorHAnsi" w:cs="Arial"/>
-        </w:rPr>
-        <w:t xml:space="preserve"> 2024). </w:t>
-      </w:r>
-      <w:ins w:id="162" w:author="Maxim Warwick Dus Adams" w:date="2025-10-30T13:41:00Z">
-        <w:r>
-          <w:rPr>
-            <w:rFonts w:asciiTheme="majorHAnsi" w:hAnsiTheme="majorHAnsi" w:cs="Arial"/>
-          </w:rPr>
-          <w:t xml:space="preserve">Alternatively, </w:t>
-        </w:r>
-      </w:ins>
-      <w:del w:id="163" w:author="Maxim Warwick Dus Adams" w:date="2025-10-30T13:41:00Z">
-        <w:r>
-          <w:rPr>
-            <w:rFonts w:asciiTheme="majorHAnsi" w:hAnsiTheme="majorHAnsi" w:cs="Arial"/>
-          </w:rPr>
-          <w:delText xml:space="preserve">Whether or not increased rates of </w:delText>
-        </w:r>
-        <w:r>
-          <w:rPr>
-            <w:rFonts w:asciiTheme="majorHAnsi" w:hAnsiTheme="majorHAnsi" w:cs="Arial"/>
-            <w:i/>
-            <w:iCs/>
-          </w:rPr>
-          <w:delText xml:space="preserve">Blattabacterium </w:delText>
-        </w:r>
-        <w:r>
-          <w:rPr>
-            <w:rFonts w:asciiTheme="majorHAnsi" w:hAnsiTheme="majorHAnsi" w:cs="Arial"/>
-          </w:rPr>
-          <w:delText xml:space="preserve">cell division in host tissues is associated with increased rates of horizontal DNA transfer remains to be determined. </w:delText>
-        </w:r>
-      </w:del>
-      <w:ins w:id="164" w:author="Maxim Warwick Dus Adams" w:date="2025-10-30T13:41:00Z">
-        <w:r>
-          <w:rPr>
-            <w:rFonts w:asciiTheme="majorHAnsi" w:hAnsiTheme="majorHAnsi" w:cs="Arial"/>
-          </w:rPr>
-          <w:t>w</w:t>
-        </w:r>
-      </w:ins>
-      <w:del w:id="165" w:author="Maxim Warwick Dus Adams" w:date="2025-10-30T13:41:00Z">
-        <w:r>
-          <w:rPr>
-            <w:rFonts w:asciiTheme="majorHAnsi" w:hAnsiTheme="majorHAnsi" w:cs="Arial"/>
-          </w:rPr>
-          <w:delText>W</w:delText>
-        </w:r>
-      </w:del>
-      <w:r>
-        <w:rPr>
-          <w:rFonts w:asciiTheme="majorHAnsi" w:hAnsiTheme="majorHAnsi" w:cs="Arial"/>
-        </w:rPr>
-        <w:t xml:space="preserve">e previously </w:t>
-      </w:r>
-      <w:r>
-        <w:rPr>
-          <w:rFonts w:asciiTheme="majorHAnsi" w:hAnsiTheme="majorHAnsi" w:cs="Arial"/>
-        </w:rPr>
-        <w:t xml:space="preserve">found that </w:t>
+        </w:rPr>
+        <w:t xml:space="preserve"> fragments of cockroach and termite mitochondrial genomes, and detected </w:t>
       </w:r>
       <w:proofErr w:type="spellStart"/>
       <w:r>
         <w:rPr>
           <w:rFonts w:asciiTheme="majorHAnsi" w:hAnsiTheme="majorHAnsi" w:cs="Arial"/>
         </w:rPr>
-        <w:t>Panesthiinae</w:t>
+        <w:t>numt</w:t>
       </w:r>
       <w:proofErr w:type="spellEnd"/>
       <w:r>
         <w:rPr>
           <w:rFonts w:asciiTheme="majorHAnsi" w:hAnsiTheme="majorHAnsi" w:cs="Arial"/>
         </w:rPr>
-        <w:t xml:space="preserve"> exhibit considerably more genome-wide relaxed selection compare</w:t>
-      </w:r>
-      <w:r>
-        <w:rPr>
-          <w:rFonts w:asciiTheme="majorHAnsi" w:hAnsiTheme="majorHAnsi" w:cs="Arial"/>
-        </w:rPr>
-        <w:t>d</w:t>
-      </w:r>
-      <w:r>
-        <w:rPr>
-          <w:rFonts w:asciiTheme="majorHAnsi" w:hAnsiTheme="majorHAnsi" w:cs="Arial"/>
-        </w:rPr>
-        <w:t xml:space="preserve"> to </w:t>
-      </w:r>
-      <w:r>
-        <w:rPr>
-          <w:rFonts w:asciiTheme="majorHAnsi" w:hAnsiTheme="majorHAnsi" w:cs="Arial"/>
-        </w:rPr>
-        <w:t xml:space="preserve">other cockroaches, including those examined here </w:t>
-      </w:r>
-      <w:r>
-        <w:rPr>
-          <w:rFonts w:asciiTheme="majorHAnsi" w:hAnsiTheme="majorHAnsi" w:cs="Arial"/>
-        </w:rPr>
-        <w:t>(Ewart et al., 2024)</w:t>
-      </w:r>
-      <w:r>
-        <w:rPr>
-          <w:rFonts w:asciiTheme="majorHAnsi" w:hAnsiTheme="majorHAnsi" w:cs="Arial"/>
-        </w:rPr>
-        <w:t>. I</w:t>
-      </w:r>
-      <w:r>
-        <w:rPr>
-          <w:rFonts w:asciiTheme="majorHAnsi" w:hAnsiTheme="majorHAnsi" w:cs="Arial"/>
-        </w:rPr>
-        <w:t xml:space="preserve">nsufficient purifying selection could possibly allow </w:t>
-      </w:r>
-      <w:r>
-        <w:rPr>
-          <w:rFonts w:asciiTheme="majorHAnsi" w:hAnsiTheme="majorHAnsi" w:cs="Arial"/>
-        </w:rPr>
-        <w:t>larger numbers of</w:t>
-      </w:r>
-      <w:r>
-        <w:rPr>
-          <w:rFonts w:asciiTheme="majorHAnsi" w:hAnsiTheme="majorHAnsi" w:cs="Arial"/>
-        </w:rPr>
-        <w:t xml:space="preserve"> inserts to persist in </w:t>
-      </w:r>
-      <w:proofErr w:type="spellStart"/>
-      <w:r>
-        <w:rPr>
-          <w:rFonts w:asciiTheme="majorHAnsi" w:hAnsiTheme="majorHAnsi" w:cs="Arial"/>
-        </w:rPr>
-        <w:t>Panesthiinae</w:t>
-      </w:r>
-      <w:proofErr w:type="spellEnd"/>
-      <w:r>
-        <w:rPr>
-          <w:rFonts w:asciiTheme="majorHAnsi" w:hAnsiTheme="majorHAnsi" w:cs="Arial"/>
-        </w:rPr>
-        <w:t xml:space="preserve"> </w:t>
-      </w:r>
-      <w:r>
-        <w:rPr>
-          <w:rFonts w:asciiTheme="majorHAnsi" w:hAnsiTheme="majorHAnsi" w:cs="Arial"/>
-        </w:rPr>
-        <w:t>genomes</w:t>
-      </w:r>
-      <w:ins w:id="166" w:author="Maxim Warwick Dus Adams" w:date="2025-10-30T13:43:00Z">
-        <w:r>
-          <w:rPr>
-            <w:rFonts w:asciiTheme="majorHAnsi" w:hAnsiTheme="majorHAnsi" w:cs="Arial"/>
-          </w:rPr>
-          <w:t>, under the assumption that most inserts have neutral or slightly deleterious impacts on fitness (reference).</w:t>
-        </w:r>
-      </w:ins>
-      <w:del w:id="167" w:author="Maxim Warwick Dus Adams" w:date="2025-10-30T13:43:00Z">
-        <w:r>
-          <w:rPr>
-            <w:rFonts w:asciiTheme="majorHAnsi" w:hAnsiTheme="majorHAnsi" w:cs="Arial"/>
-          </w:rPr>
-          <w:delText>.</w:delText>
-        </w:r>
-      </w:del>
-      <w:r>
-        <w:rPr>
-          <w:rFonts w:asciiTheme="majorHAnsi" w:hAnsiTheme="majorHAnsi" w:cs="Arial"/>
-        </w:rPr>
-        <w:t xml:space="preserve"> </w:t>
-      </w:r>
-      <w:ins w:id="168" w:author="Maxim Warwick Dus Adams" w:date="2025-10-30T13:44:00Z">
-        <w:r>
-          <w:rPr>
-            <w:rFonts w:asciiTheme="majorHAnsi" w:hAnsiTheme="majorHAnsi" w:cs="Arial"/>
-          </w:rPr>
-          <w:t>T</w:t>
-        </w:r>
-      </w:ins>
-      <w:ins w:id="169" w:author="Maxim Warwick Dus Adams" w:date="2025-10-30T13:43:00Z">
-        <w:r>
-          <w:rPr>
-            <w:rFonts w:asciiTheme="majorHAnsi" w:hAnsiTheme="majorHAnsi" w:cs="Arial"/>
-          </w:rPr>
-          <w:t xml:space="preserve">he function of </w:t>
-        </w:r>
-        <w:proofErr w:type="spellStart"/>
-        <w:r>
-          <w:rPr>
-            <w:rFonts w:asciiTheme="majorHAnsi" w:hAnsiTheme="majorHAnsi" w:cs="Arial"/>
-            <w:i/>
-          </w:rPr>
-          <w:t>Blattabacterium</w:t>
-        </w:r>
-        <w:proofErr w:type="spellEnd"/>
-        <w:r>
-          <w:rPr>
-            <w:rFonts w:asciiTheme="majorHAnsi" w:hAnsiTheme="majorHAnsi" w:cs="Arial"/>
-          </w:rPr>
-          <w:t>-derived DNA inserts in cockroach genomes remains unclear</w:t>
-        </w:r>
-      </w:ins>
-      <w:ins w:id="170" w:author="Maxim Warwick Dus Adams" w:date="2025-10-30T13:44:00Z">
-        <w:r>
-          <w:rPr>
-            <w:rFonts w:asciiTheme="majorHAnsi" w:hAnsiTheme="majorHAnsi" w:cs="Arial"/>
-          </w:rPr>
-          <w:t>, however the persistence of</w:t>
-        </w:r>
-      </w:ins>
-      <w:ins w:id="171" w:author="Maxim Warwick Dus Adams" w:date="2025-10-30T13:43:00Z">
-        <w:r>
-          <w:rPr>
-            <w:rFonts w:asciiTheme="majorHAnsi" w:hAnsiTheme="majorHAnsi" w:cs="Arial"/>
-          </w:rPr>
-          <w:t xml:space="preserve"> </w:t>
-        </w:r>
-      </w:ins>
-      <w:del w:id="172" w:author="Maxim Warwick Dus Adams" w:date="2025-10-30T13:44:00Z">
-        <w:r>
-          <w:rPr>
-            <w:rFonts w:asciiTheme="majorHAnsi" w:hAnsiTheme="majorHAnsi" w:cs="Arial"/>
-          </w:rPr>
-          <w:delText xml:space="preserve">The putatively ancestral </w:delText>
-        </w:r>
-      </w:del>
-      <w:ins w:id="173" w:author="Maxim Warwick Dus Adams" w:date="2025-10-30T13:44:00Z">
-        <w:r>
-          <w:rPr>
-            <w:rFonts w:asciiTheme="majorHAnsi" w:hAnsiTheme="majorHAnsi" w:cs="Arial"/>
-          </w:rPr>
-          <w:t xml:space="preserve">ancestral </w:t>
-        </w:r>
-      </w:ins>
-      <w:r>
-        <w:rPr>
-          <w:rFonts w:asciiTheme="majorHAnsi" w:hAnsiTheme="majorHAnsi" w:cs="Arial"/>
-        </w:rPr>
-        <w:t xml:space="preserve">inserts in the </w:t>
-      </w:r>
-      <w:proofErr w:type="spellStart"/>
-      <w:r>
-        <w:rPr>
-          <w:rFonts w:asciiTheme="majorHAnsi" w:hAnsiTheme="majorHAnsi" w:cs="Arial"/>
-        </w:rPr>
-        <w:t>Panesthiinae</w:t>
-      </w:r>
-      <w:proofErr w:type="spellEnd"/>
-      <w:ins w:id="174" w:author="Maxim Warwick Dus Adams" w:date="2025-10-30T13:44:00Z">
-        <w:r>
-          <w:rPr>
-            <w:rFonts w:asciiTheme="majorHAnsi" w:hAnsiTheme="majorHAnsi" w:cs="Arial"/>
-          </w:rPr>
-          <w:t>,</w:t>
-        </w:r>
-      </w:ins>
-      <w:del w:id="175" w:author="Maxim Warwick Dus Adams" w:date="2025-10-30T13:44:00Z">
-        <w:r>
-          <w:rPr>
-            <w:rFonts w:asciiTheme="majorHAnsi" w:hAnsiTheme="majorHAnsi" w:cs="Arial"/>
-          </w:rPr>
-          <w:delText>,</w:delText>
-        </w:r>
-      </w:del>
-      <w:r>
-        <w:rPr>
-          <w:rFonts w:asciiTheme="majorHAnsi" w:hAnsiTheme="majorHAnsi" w:cs="Arial"/>
-        </w:rPr>
-        <w:t xml:space="preserve"> inferred to have</w:t>
-      </w:r>
-      <w:ins w:id="176" w:author="Maxim Warwick Dus Adams" w:date="2025-10-30T13:45:00Z">
-        <w:r>
-          <w:rPr>
-            <w:rFonts w:asciiTheme="majorHAnsi" w:hAnsiTheme="majorHAnsi" w:cs="Arial"/>
-          </w:rPr>
-          <w:t xml:space="preserve"> been</w:t>
-        </w:r>
-      </w:ins>
-      <w:r>
-        <w:rPr>
-          <w:rFonts w:asciiTheme="majorHAnsi" w:hAnsiTheme="majorHAnsi" w:cs="Arial"/>
-        </w:rPr>
-        <w:t xml:space="preserve"> transferred </w:t>
-      </w:r>
-      <w:ins w:id="177" w:author="Maxim Warwick Dus Adams" w:date="2025-10-30T13:44:00Z">
-        <w:r>
-          <w:rPr>
-            <w:rFonts w:asciiTheme="majorHAnsi" w:hAnsiTheme="majorHAnsi" w:cs="Arial"/>
-          </w:rPr>
-          <w:t xml:space="preserve"> &lt;= </w:t>
-        </w:r>
-      </w:ins>
-      <w:del w:id="178" w:author="Maxim Warwick Dus Adams" w:date="2025-10-30T13:44:00Z">
-        <w:r>
-          <w:rPr>
-            <w:rFonts w:asciiTheme="majorHAnsi" w:hAnsiTheme="majorHAnsi" w:cs="Arial"/>
-          </w:rPr>
-          <w:delText>&gt;</w:delText>
-        </w:r>
-      </w:del>
-      <w:r>
-        <w:rPr>
-          <w:rFonts w:asciiTheme="majorHAnsi" w:hAnsiTheme="majorHAnsi" w:cs="Arial"/>
-        </w:rPr>
-        <w:t xml:space="preserve">28.7 Mya, may be suggestive of a functional role. Further, </w:t>
-      </w:r>
-      <w:commentRangeStart w:id="179"/>
+        <w:t xml:space="preserve"> inserts in each genome, ranging in number from 22-1095 (termites 22-150; cockroaches 695-1095; </w:t>
+      </w:r>
+      <w:commentRangeStart w:id="19"/>
+      <w:r>
+        <w:rPr>
+          <w:rFonts w:asciiTheme="majorHAnsi" w:hAnsiTheme="majorHAnsi" w:cs="Arial"/>
+        </w:rPr>
+        <w:t xml:space="preserve">Supplementary Table </w:t>
+      </w:r>
       <w:r>
         <w:rPr>
           <w:rFonts w:asciiTheme="majorHAnsi" w:hAnsiTheme="majorHAnsi" w:cs="Arial"/>
           <w:color w:val="FF0000"/>
         </w:rPr>
-        <w:t>we</w:t>
-      </w:r>
-      <w:r>
-        <w:rPr>
-          <w:rFonts w:asciiTheme="majorHAnsi" w:hAnsiTheme="majorHAnsi" w:cs="Arial"/>
-          <w:color w:val="FF0000"/>
-        </w:rPr>
-        <w:t xml:space="preserve"> detect</w:t>
-      </w:r>
-      <w:r>
-        <w:rPr>
-          <w:rFonts w:asciiTheme="majorHAnsi" w:hAnsiTheme="majorHAnsi" w:cs="Arial"/>
-          <w:color w:val="FF0000"/>
-        </w:rPr>
-        <w:t>ed</w:t>
-      </w:r>
-      <w:r>
-        <w:rPr>
-          <w:rFonts w:asciiTheme="majorHAnsi" w:hAnsiTheme="majorHAnsi" w:cs="Arial"/>
-          <w:color w:val="FF0000"/>
-        </w:rPr>
-        <w:t xml:space="preserve"> a number of inserts which appear to have taken on a role as exons within putative protein coding genes</w:t>
-      </w:r>
-      <w:r>
-        <w:rPr>
-          <w:rFonts w:asciiTheme="majorHAnsi" w:hAnsiTheme="majorHAnsi" w:cs="Arial"/>
-          <w:color w:val="FF0000"/>
-        </w:rPr>
-        <w:t>.</w:t>
-      </w:r>
-      <w:r>
-        <w:rPr>
-          <w:rFonts w:asciiTheme="majorHAnsi" w:hAnsiTheme="majorHAnsi" w:cs="Arial"/>
-          <w:color w:val="FF0000"/>
-        </w:rPr>
-        <w:t xml:space="preserve"> </w:t>
-      </w:r>
-      <w:commentRangeEnd w:id="179"/>
+        <w:t>X</w:t>
+      </w:r>
+      <w:commentRangeEnd w:id="19"/>
       <w:r>
         <w:rPr>
           <w:rStyle w:val="CommentReference"/>
@@ -7885,7 +7250,41 @@
           <w:kern w:val="2"/>
           <w14:ligatures w14:val="standardContextual"/>
         </w:rPr>
-        <w:commentReference w:id="179"/>
+        <w:commentReference w:id="19"/>
+      </w:r>
+      <w:r>
+        <w:rPr>
+          <w:rFonts w:asciiTheme="majorHAnsi" w:hAnsiTheme="majorHAnsi" w:cs="Arial"/>
+        </w:rPr>
+        <w:t xml:space="preserve">). The number of </w:t>
+      </w:r>
+      <w:proofErr w:type="spellStart"/>
+      <w:r>
+        <w:rPr>
+          <w:rFonts w:asciiTheme="majorHAnsi" w:hAnsiTheme="majorHAnsi" w:cs="Arial"/>
+          <w:i/>
+        </w:rPr>
+        <w:t>Blattabacterium</w:t>
+      </w:r>
+      <w:proofErr w:type="spellEnd"/>
+      <w:r>
+        <w:rPr>
+          <w:rFonts w:asciiTheme="majorHAnsi" w:hAnsiTheme="majorHAnsi" w:cs="Arial"/>
+        </w:rPr>
+        <w:t>-derived inserts was found to be significantly correlated with the number of mitochondrial-derived inserts (Spearman’s correlation, p = 2.6 x 10</w:t>
+      </w:r>
+      <w:r>
+        <w:rPr>
+          <w:rFonts w:asciiTheme="majorHAnsi" w:hAnsiTheme="majorHAnsi" w:cs="Arial"/>
+          <w:vertAlign w:val="superscript"/>
+        </w:rPr>
+        <w:t>-5</w:t>
+      </w:r>
+      <w:r>
+        <w:rPr>
+          <w:rFonts w:asciiTheme="majorHAnsi" w:hAnsiTheme="majorHAnsi" w:cs="Arial"/>
+        </w:rPr>
+        <w:t>).</w:t>
       </w:r>
       <w:r>
         <w:rPr>
@@ -7893,58 +7292,37 @@
         </w:rPr>
         <w:t xml:space="preserve"> </w:t>
       </w:r>
-      <w:del w:id="180" w:author="Maxim Warwick Dus Adams" w:date="2025-10-30T13:44:00Z">
-        <w:r>
-          <w:rPr>
-            <w:rFonts w:asciiTheme="majorHAnsi" w:hAnsiTheme="majorHAnsi" w:cs="Arial"/>
-          </w:rPr>
-          <w:delText>However,</w:delText>
-        </w:r>
-      </w:del>
-      <w:del w:id="181" w:author="Maxim Warwick Dus Adams" w:date="2025-10-30T13:43:00Z">
-        <w:r>
-          <w:rPr>
-            <w:rFonts w:asciiTheme="majorHAnsi" w:hAnsiTheme="majorHAnsi" w:cs="Arial"/>
-          </w:rPr>
-          <w:delText xml:space="preserve"> the function of </w:delText>
-        </w:r>
-        <w:r>
-          <w:rPr>
-            <w:rFonts w:asciiTheme="majorHAnsi" w:hAnsiTheme="majorHAnsi" w:cs="Arial"/>
-            <w:i/>
-          </w:rPr>
-          <w:delText>Blattabacterium</w:delText>
-        </w:r>
-        <w:r>
-          <w:rPr>
-            <w:rFonts w:asciiTheme="majorHAnsi" w:hAnsiTheme="majorHAnsi" w:cs="Arial"/>
-          </w:rPr>
-          <w:delText>-derived DNA inserts in cockroach genomes remains unclear</w:delText>
-        </w:r>
-      </w:del>
-      <w:del w:id="182" w:author="Maxim Warwick Dus Adams" w:date="2025-10-30T13:44:00Z">
-        <w:r>
-          <w:rPr>
-            <w:rFonts w:asciiTheme="majorHAnsi" w:hAnsiTheme="majorHAnsi" w:cs="Arial"/>
-          </w:rPr>
-          <w:delText>.</w:delText>
-        </w:r>
-      </w:del>
-    </w:p>
-    <w:p>
-      <w:pPr>
-        <w:pStyle w:val="NormalWeb"/>
-        <w:rPr>
-          <w:rFonts w:asciiTheme="majorHAnsi" w:hAnsiTheme="majorHAnsi" w:cs="Arial"/>
-          <w:b/>
-          <w:bCs/>
-        </w:rPr>
-      </w:pPr>
-      <w:r>
-        <w:rPr>
-          <w:rFonts w:asciiTheme="majorHAnsi" w:hAnsiTheme="majorHAnsi" w:cs="Arial"/>
-        </w:rPr>
-        <w:t>The widespread occurrence of horizontally transferred</w:t>
+      <w:r>
+        <w:rPr>
+          <w:rFonts w:asciiTheme="majorHAnsi" w:hAnsiTheme="majorHAnsi" w:cs="Arial"/>
+        </w:rPr>
+        <w:t xml:space="preserve">The occurrence of </w:t>
+      </w:r>
+      <w:proofErr w:type="spellStart"/>
+      <w:r>
+        <w:rPr>
+          <w:rFonts w:asciiTheme="majorHAnsi" w:hAnsiTheme="majorHAnsi" w:cs="Arial"/>
+        </w:rPr>
+        <w:t>numts</w:t>
+      </w:r>
+      <w:proofErr w:type="spellEnd"/>
+      <w:r>
+        <w:rPr>
+          <w:rFonts w:asciiTheme="majorHAnsi" w:hAnsiTheme="majorHAnsi" w:cs="Arial"/>
+        </w:rPr>
+        <w:t xml:space="preserve"> is understood to be regulated through primarily </w:t>
+      </w:r>
+      <w:r>
+        <w:rPr>
+          <w:rFonts w:asciiTheme="majorHAnsi" w:hAnsiTheme="majorHAnsi" w:cs="Arial"/>
+        </w:rPr>
+        <w:t>neutral</w:t>
+      </w:r>
+      <w:r>
+        <w:rPr>
+          <w:rFonts w:asciiTheme="majorHAnsi" w:hAnsiTheme="majorHAnsi" w:cs="Arial"/>
+        </w:rPr>
+        <w:t xml:space="preserve"> processes,</w:t>
       </w:r>
       <w:r>
         <w:rPr>
@@ -7956,262 +7334,8 @@
         <w:rPr>
           <w:rFonts w:asciiTheme="majorHAnsi" w:hAnsiTheme="majorHAnsi" w:cs="Arial"/>
         </w:rPr>
-        <w:t xml:space="preserve">DNA in cockroach genomes </w:t>
-      </w:r>
-      <w:del w:id="183" w:author="Maxim Warwick Dus Adams" w:date="2025-10-30T13:45:00Z">
-        <w:r>
-          <w:rPr>
-            <w:rFonts w:asciiTheme="majorHAnsi" w:hAnsiTheme="majorHAnsi" w:cs="Arial"/>
-          </w:rPr>
-          <w:delText>is similar to</w:delText>
-        </w:r>
-      </w:del>
-      <w:ins w:id="184" w:author="Maxim Warwick Dus Adams" w:date="2025-10-30T13:45:00Z">
-        <w:r>
-          <w:rPr>
-            <w:rFonts w:asciiTheme="majorHAnsi" w:hAnsiTheme="majorHAnsi" w:cs="Arial"/>
-          </w:rPr>
-          <w:t>resembles</w:t>
-        </w:r>
-      </w:ins>
-      <w:r>
-        <w:rPr>
-          <w:rFonts w:asciiTheme="majorHAnsi" w:hAnsiTheme="majorHAnsi" w:cs="Arial"/>
-        </w:rPr>
-        <w:t xml:space="preserve"> the well-established phenomenon of mitochondrial DNA transpositions into the nuclear genome (i.e. </w:t>
-      </w:r>
-      <w:proofErr w:type="spellStart"/>
-      <w:r>
-        <w:rPr>
-          <w:rFonts w:asciiTheme="majorHAnsi" w:hAnsiTheme="majorHAnsi" w:cs="Arial"/>
-        </w:rPr>
-        <w:t>numts</w:t>
-      </w:r>
-      <w:proofErr w:type="spellEnd"/>
-      <w:r>
-        <w:rPr>
-          <w:rFonts w:asciiTheme="majorHAnsi" w:hAnsiTheme="majorHAnsi" w:cs="Arial"/>
-        </w:rPr>
-        <w:t xml:space="preserve">; </w:t>
-      </w:r>
-      <w:proofErr w:type="spellStart"/>
-      <w:r>
-        <w:rPr>
-          <w:rFonts w:asciiTheme="majorHAnsi" w:hAnsiTheme="majorHAnsi"/>
-        </w:rPr>
-        <w:t>Pamilo</w:t>
-      </w:r>
-      <w:proofErr w:type="spellEnd"/>
-      <w:r>
-        <w:rPr>
-          <w:rFonts w:asciiTheme="majorHAnsi" w:hAnsiTheme="majorHAnsi"/>
-        </w:rPr>
-        <w:t xml:space="preserve"> et al., 2007; </w:t>
-      </w:r>
-      <w:proofErr w:type="spellStart"/>
-      <w:r>
-        <w:rPr>
-          <w:rFonts w:asciiTheme="majorHAnsi" w:hAnsiTheme="majorHAnsi"/>
-        </w:rPr>
-        <w:t>Uvizl</w:t>
-      </w:r>
-      <w:proofErr w:type="spellEnd"/>
-      <w:r>
-        <w:rPr>
-          <w:rFonts w:asciiTheme="majorHAnsi" w:hAnsiTheme="majorHAnsi"/>
-        </w:rPr>
-        <w:t xml:space="preserve"> et al., 2024; Keeling, 2024</w:t>
-      </w:r>
-      <w:r>
-        <w:rPr>
-          <w:rFonts w:asciiTheme="majorHAnsi" w:hAnsiTheme="majorHAnsi" w:cs="Arial"/>
-        </w:rPr>
-        <w:t>). We repeated our analyses using 150</w:t>
-      </w:r>
-      <w:ins w:id="185" w:author="Maxim Warwick Dus Adams" w:date="2025-10-30T13:45:00Z">
-        <w:r>
-          <w:rPr>
-            <w:rFonts w:asciiTheme="majorHAnsi" w:hAnsiTheme="majorHAnsi" w:cs="Arial"/>
-          </w:rPr>
-          <w:t>-</w:t>
-        </w:r>
-      </w:ins>
-      <w:del w:id="186" w:author="Maxim Warwick Dus Adams" w:date="2025-10-30T13:45:00Z">
-        <w:r>
-          <w:rPr>
-            <w:rFonts w:asciiTheme="majorHAnsi" w:hAnsiTheme="majorHAnsi" w:cs="Arial"/>
-          </w:rPr>
-          <w:delText xml:space="preserve"> </w:delText>
-        </w:r>
-      </w:del>
-      <w:r>
-        <w:rPr>
-          <w:rFonts w:asciiTheme="majorHAnsi" w:hAnsiTheme="majorHAnsi" w:cs="Arial"/>
-        </w:rPr>
-        <w:t xml:space="preserve">bp fragments of cockroach and termite mitochondrial genomes, and detected </w:t>
-      </w:r>
-      <w:proofErr w:type="spellStart"/>
-      <w:r>
-        <w:rPr>
-          <w:rFonts w:asciiTheme="majorHAnsi" w:hAnsiTheme="majorHAnsi" w:cs="Arial"/>
-        </w:rPr>
-        <w:t>numt</w:t>
-      </w:r>
-      <w:proofErr w:type="spellEnd"/>
-      <w:r>
-        <w:rPr>
-          <w:rFonts w:asciiTheme="majorHAnsi" w:hAnsiTheme="majorHAnsi" w:cs="Arial"/>
-        </w:rPr>
-        <w:t xml:space="preserve"> inserts in each genome, ranging in number from 22-1095 (termites 22-150; cockroaches 695-1095; </w:t>
-      </w:r>
-      <w:commentRangeStart w:id="187"/>
-      <w:r>
-        <w:rPr>
-          <w:rFonts w:asciiTheme="majorHAnsi" w:hAnsiTheme="majorHAnsi" w:cs="Arial"/>
-        </w:rPr>
-        <w:t xml:space="preserve">Supplementary Table </w:t>
-      </w:r>
-      <w:r>
-        <w:rPr>
-          <w:rFonts w:asciiTheme="majorHAnsi" w:hAnsiTheme="majorHAnsi" w:cs="Arial"/>
-          <w:color w:val="FF0000"/>
-        </w:rPr>
-        <w:t>X</w:t>
-      </w:r>
-      <w:commentRangeEnd w:id="187"/>
-      <w:r>
-        <w:rPr>
-          <w:rStyle w:val="CommentReference"/>
-          <w:rFonts w:asciiTheme="minorHAnsi" w:eastAsiaTheme="minorHAnsi" w:hAnsiTheme="minorHAnsi" w:cstheme="minorBidi"/>
-          <w:kern w:val="2"/>
-          <w14:ligatures w14:val="standardContextual"/>
-        </w:rPr>
-        <w:commentReference w:id="187"/>
-      </w:r>
-      <w:r>
-        <w:rPr>
-          <w:rFonts w:asciiTheme="majorHAnsi" w:hAnsiTheme="majorHAnsi" w:cs="Arial"/>
-        </w:rPr>
-        <w:t xml:space="preserve">). The number of </w:t>
-      </w:r>
-      <w:proofErr w:type="spellStart"/>
-      <w:r>
-        <w:rPr>
-          <w:rFonts w:asciiTheme="majorHAnsi" w:hAnsiTheme="majorHAnsi" w:cs="Arial"/>
-          <w:i/>
-        </w:rPr>
-        <w:t>Blattabacterium</w:t>
-      </w:r>
-      <w:proofErr w:type="spellEnd"/>
-      <w:r>
-        <w:rPr>
-          <w:rFonts w:asciiTheme="majorHAnsi" w:hAnsiTheme="majorHAnsi" w:cs="Arial"/>
-        </w:rPr>
-        <w:t>-derived inserts was found to be significantly correlated with the number of mitochondrial-derived inserts (Spearman’s correlation, p = 2.6 x 10</w:t>
-      </w:r>
-      <w:r>
-        <w:rPr>
-          <w:rFonts w:asciiTheme="majorHAnsi" w:hAnsiTheme="majorHAnsi" w:cs="Arial"/>
-          <w:vertAlign w:val="superscript"/>
-        </w:rPr>
-        <w:t>-5</w:t>
-      </w:r>
-      <w:r>
-        <w:rPr>
-          <w:rFonts w:asciiTheme="majorHAnsi" w:hAnsiTheme="majorHAnsi" w:cs="Arial"/>
-        </w:rPr>
-        <w:t>).</w:t>
-      </w:r>
-      <w:r>
-        <w:rPr>
-          <w:rFonts w:asciiTheme="majorHAnsi" w:hAnsiTheme="majorHAnsi" w:cs="Arial"/>
-        </w:rPr>
-        <w:t xml:space="preserve"> </w:t>
-      </w:r>
-      <w:ins w:id="188" w:author="Maxim Warwick Dus Adams" w:date="2025-10-30T13:52:00Z">
-        <w:r>
-          <w:rPr>
-            <w:rFonts w:asciiTheme="majorHAnsi" w:hAnsiTheme="majorHAnsi" w:cs="Arial"/>
-          </w:rPr>
-          <w:t xml:space="preserve">The occurrence of </w:t>
-        </w:r>
-        <w:proofErr w:type="spellStart"/>
-        <w:r>
-          <w:rPr>
-            <w:rFonts w:asciiTheme="majorHAnsi" w:hAnsiTheme="majorHAnsi" w:cs="Arial"/>
-          </w:rPr>
-          <w:t>numts</w:t>
-        </w:r>
-        <w:proofErr w:type="spellEnd"/>
-        <w:r>
-          <w:rPr>
-            <w:rFonts w:asciiTheme="majorHAnsi" w:hAnsiTheme="majorHAnsi" w:cs="Arial"/>
-          </w:rPr>
-          <w:t xml:space="preserve"> is understood to be </w:t>
-        </w:r>
-      </w:ins>
-      <w:ins w:id="189" w:author="Maxim Warwick Dus Adams" w:date="2025-10-30T13:53:00Z">
-        <w:r>
-          <w:rPr>
-            <w:rFonts w:asciiTheme="majorHAnsi" w:hAnsiTheme="majorHAnsi" w:cs="Arial"/>
-          </w:rPr>
-          <w:t>regulated</w:t>
-        </w:r>
-      </w:ins>
-      <w:ins w:id="190" w:author="Maxim Warwick Dus Adams" w:date="2025-10-30T13:52:00Z">
-        <w:r>
-          <w:rPr>
-            <w:rFonts w:asciiTheme="majorHAnsi" w:hAnsiTheme="majorHAnsi" w:cs="Arial"/>
-          </w:rPr>
-          <w:t xml:space="preserve"> through primarily </w:t>
-        </w:r>
-        <w:proofErr w:type="spellStart"/>
-        <w:r>
-          <w:rPr>
-            <w:rFonts w:asciiTheme="majorHAnsi" w:hAnsiTheme="majorHAnsi" w:cs="Arial"/>
-          </w:rPr>
-          <w:t>netural</w:t>
-        </w:r>
-        <w:proofErr w:type="spellEnd"/>
-        <w:r>
-          <w:rPr>
-            <w:rFonts w:asciiTheme="majorHAnsi" w:hAnsiTheme="majorHAnsi" w:cs="Arial"/>
-          </w:rPr>
-          <w:t xml:space="preserve"> processes</w:t>
-        </w:r>
-      </w:ins>
-      <w:ins w:id="191" w:author="Maxim Warwick Dus Adams" w:date="2025-10-30T13:53:00Z">
-        <w:r>
-          <w:rPr>
-            <w:rFonts w:asciiTheme="majorHAnsi" w:hAnsiTheme="majorHAnsi" w:cs="Arial"/>
-          </w:rPr>
-          <w:t>,</w:t>
-        </w:r>
-      </w:ins>
-      <w:ins w:id="192" w:author="Maxim Warwick Dus Adams" w:date="2025-10-30T13:52:00Z">
-        <w:r>
-          <w:rPr>
-            <w:rFonts w:asciiTheme="majorHAnsi" w:hAnsiTheme="majorHAnsi" w:cs="Arial"/>
-          </w:rPr>
-          <w:t xml:space="preserve"> </w:t>
-        </w:r>
-      </w:ins>
-      <w:ins w:id="193" w:author="Maxim Warwick Dus Adams" w:date="2025-10-30T13:53:00Z">
-        <w:r>
-          <w:rPr>
-            <w:rFonts w:asciiTheme="majorHAnsi" w:hAnsiTheme="majorHAnsi" w:cs="Arial"/>
-          </w:rPr>
-          <w:t>which</w:t>
-        </w:r>
-      </w:ins>
-      <w:del w:id="194" w:author="Maxim Warwick Dus Adams" w:date="2025-10-30T13:53:00Z">
-        <w:r>
-          <w:rPr>
-            <w:rFonts w:asciiTheme="majorHAnsi" w:hAnsiTheme="majorHAnsi" w:cs="Arial"/>
-          </w:rPr>
-          <w:delText>This</w:delText>
-        </w:r>
-      </w:del>
+        <w:t>which</w:t>
+      </w:r>
       <w:r>
         <w:rPr>
           <w:rFonts w:asciiTheme="majorHAnsi" w:hAnsiTheme="majorHAnsi" w:cs="Arial"/>
@@ -8864,6 +7988,7 @@
           <w:rFonts w:asciiTheme="majorHAnsi" w:hAnsiTheme="majorHAnsi"/>
           <w:b/>
           <w:bCs/>
+          <w:noProof/>
         </w:rPr>
         <w:drawing>
           <wp:inline distT="0" distB="0" distL="0" distR="0" wp14:anchorId="3A2A4192" wp14:editId="201678E5">
@@ -8907,6 +8032,7 @@
         <w:jc w:val="both"/>
         <w:rPr>
           <w:rFonts w:asciiTheme="majorHAnsi" w:hAnsiTheme="majorHAnsi"/>
+          <w:color w:val="000000" w:themeColor="text1"/>
         </w:rPr>
       </w:pPr>
       <w:r>
@@ -8929,174 +8055,205 @@
         </w:rPr>
         <w:t>analysed in this study alongside the total number of HGT inserts within each genome, and the number of unique inserts (after excluding inserts likely arising from duplication or transposition) (</w:t>
       </w:r>
-      <w:commentRangeStart w:id="195"/>
-      <w:r>
-        <w:rPr>
-          <w:rFonts w:asciiTheme="majorHAnsi" w:hAnsiTheme="majorHAnsi"/>
+      <w:commentRangeStart w:id="20"/>
+      <w:r>
+        <w:rPr>
+          <w:rFonts w:asciiTheme="majorHAnsi" w:hAnsiTheme="majorHAnsi"/>
+          <w:color w:val="000000" w:themeColor="text1"/>
         </w:rPr>
         <w:t>A</w:t>
       </w:r>
-      <w:commentRangeEnd w:id="195"/>
+      <w:commentRangeEnd w:id="20"/>
       <w:r>
         <w:rPr>
           <w:rStyle w:val="CommentReference"/>
-        </w:rPr>
-        <w:commentReference w:id="195"/>
-      </w:r>
-      <w:r>
-        <w:rPr>
-          <w:rFonts w:asciiTheme="majorHAnsi" w:hAnsiTheme="majorHAnsi"/>
-        </w:rPr>
-        <w:t>). A range of insert numbers are listed for species in which multiple genomes were analysed. The tree is not to scale; node ages (Mya) are based on previous studies (Evangelista et al., 2019; Beasley-Hall et al., 2021; Adams et al., 2024). The length distribution of inserts (</w:t>
-      </w:r>
-      <w:commentRangeStart w:id="196"/>
-      <w:r>
-        <w:rPr>
-          <w:rFonts w:asciiTheme="majorHAnsi" w:hAnsiTheme="majorHAnsi"/>
+          <w:color w:val="000000" w:themeColor="text1"/>
+        </w:rPr>
+        <w:commentReference w:id="20"/>
+      </w:r>
+      <w:r>
+        <w:rPr>
+          <w:rFonts w:asciiTheme="majorHAnsi" w:hAnsiTheme="majorHAnsi"/>
+          <w:color w:val="000000" w:themeColor="text1"/>
+        </w:rPr>
+        <w:t>). A range of insert numbers are listed for species in which multiple genomes were analysed. The tree is not to scale; node ages (Mya) are based on previous studies (Evangelista et al., 2019; Beasley-Hall et al., 2021; Adams et al., 2024). The length distribution of inserts</w:t>
+      </w:r>
+      <w:r>
+        <w:rPr>
+          <w:rFonts w:asciiTheme="majorHAnsi" w:hAnsiTheme="majorHAnsi"/>
+          <w:color w:val="000000" w:themeColor="text1"/>
+        </w:rPr>
+        <w:t>, further divided by genic and intergenic</w:t>
+      </w:r>
+      <w:r>
+        <w:rPr>
+          <w:rFonts w:asciiTheme="majorHAnsi" w:hAnsiTheme="majorHAnsi"/>
+          <w:color w:val="000000" w:themeColor="text1"/>
+        </w:rPr>
+        <w:t xml:space="preserve"> </w:t>
+      </w:r>
+      <w:r>
+        <w:rPr>
+          <w:rFonts w:asciiTheme="majorHAnsi" w:hAnsiTheme="majorHAnsi"/>
+          <w:color w:val="000000" w:themeColor="text1"/>
+        </w:rPr>
+        <w:t xml:space="preserve">inserts </w:t>
+      </w:r>
+      <w:r>
+        <w:rPr>
+          <w:rFonts w:asciiTheme="majorHAnsi" w:hAnsiTheme="majorHAnsi"/>
+          <w:color w:val="000000" w:themeColor="text1"/>
+        </w:rPr>
+        <w:t>(</w:t>
+      </w:r>
+      <w:commentRangeStart w:id="21"/>
+      <w:r>
+        <w:rPr>
+          <w:rFonts w:asciiTheme="majorHAnsi" w:hAnsiTheme="majorHAnsi"/>
+          <w:color w:val="000000" w:themeColor="text1"/>
         </w:rPr>
         <w:t>B</w:t>
       </w:r>
-      <w:commentRangeEnd w:id="196"/>
+      <w:commentRangeEnd w:id="21"/>
       <w:r>
         <w:rPr>
           <w:rStyle w:val="CommentReference"/>
-        </w:rPr>
-        <w:commentReference w:id="196"/>
-      </w:r>
-      <w:r>
-        <w:rPr>
-          <w:rFonts w:asciiTheme="majorHAnsi" w:hAnsiTheme="majorHAnsi"/>
-        </w:rPr>
-        <w:t>)</w:t>
-      </w:r>
-      <w:commentRangeStart w:id="197"/>
-      <w:r>
-        <w:rPr>
-          <w:rFonts w:asciiTheme="majorHAnsi" w:hAnsiTheme="majorHAnsi"/>
-        </w:rPr>
-        <w:t>.</w:t>
-      </w:r>
-      <w:commentRangeEnd w:id="197"/>
-      <w:r>
-        <w:rPr>
-          <w:rStyle w:val="CommentReference"/>
-        </w:rPr>
-        <w:commentReference w:id="197"/>
-      </w:r>
-      <w:r>
-        <w:rPr>
-          <w:rFonts w:asciiTheme="majorHAnsi" w:hAnsiTheme="majorHAnsi"/>
+          <w:color w:val="000000" w:themeColor="text1"/>
+        </w:rPr>
+        <w:commentReference w:id="21"/>
+      </w:r>
+      <w:r>
+        <w:rPr>
+          <w:rFonts w:asciiTheme="majorHAnsi" w:hAnsiTheme="majorHAnsi"/>
+          <w:color w:val="000000" w:themeColor="text1"/>
+        </w:rPr>
+        <w:t xml:space="preserve">). Only lengths &gt;50 </w:t>
+      </w:r>
+      <w:proofErr w:type="spellStart"/>
+      <w:r>
+        <w:rPr>
+          <w:rFonts w:asciiTheme="majorHAnsi" w:hAnsiTheme="majorHAnsi"/>
+          <w:color w:val="000000" w:themeColor="text1"/>
+        </w:rPr>
+        <w:t>bp</w:t>
+      </w:r>
+      <w:proofErr w:type="spellEnd"/>
+      <w:r>
+        <w:rPr>
+          <w:rFonts w:asciiTheme="majorHAnsi" w:hAnsiTheme="majorHAnsi"/>
+          <w:color w:val="000000" w:themeColor="text1"/>
+        </w:rPr>
+        <w:t xml:space="preserve"> are depicted, as this was the minimum length threshold, and the plot removed insert &gt;1000 bp for clarity (</w:t>
+      </w:r>
+      <w:r>
+        <w:rPr>
+          <w:rFonts w:asciiTheme="majorHAnsi" w:hAnsiTheme="majorHAnsi"/>
+          <w:color w:val="000000" w:themeColor="text1"/>
+        </w:rPr>
+        <w:t>51</w:t>
+      </w:r>
+      <w:r>
+        <w:rPr>
+          <w:rFonts w:asciiTheme="majorHAnsi" w:hAnsiTheme="majorHAnsi"/>
+          <w:color w:val="000000" w:themeColor="text1"/>
+        </w:rPr>
+        <w:t xml:space="preserve"> of the </w:t>
+      </w:r>
+      <w:r>
+        <w:rPr>
+          <w:rFonts w:asciiTheme="majorHAnsi" w:hAnsiTheme="majorHAnsi"/>
+          <w:color w:val="000000" w:themeColor="text1"/>
+        </w:rPr>
+        <w:t>39,411</w:t>
+      </w:r>
+      <w:r>
+        <w:rPr>
+          <w:rFonts w:asciiTheme="majorHAnsi" w:hAnsiTheme="majorHAnsi"/>
+          <w:color w:val="000000" w:themeColor="text1"/>
+        </w:rPr>
+        <w:t xml:space="preserve"> markers have been </w:t>
+      </w:r>
+      <w:r>
+        <w:rPr>
+          <w:rFonts w:asciiTheme="majorHAnsi" w:hAnsiTheme="majorHAnsi"/>
+          <w:color w:val="000000" w:themeColor="text1"/>
+        </w:rPr>
+        <w:lastRenderedPageBreak/>
+        <w:t>excluded).</w:t>
+      </w:r>
+      <w:r>
+        <w:rPr>
+          <w:rFonts w:asciiTheme="majorHAnsi" w:hAnsiTheme="majorHAnsi"/>
+          <w:color w:val="000000" w:themeColor="text1"/>
         </w:rPr>
         <w:t xml:space="preserve"> </w:t>
       </w:r>
       <w:r>
         <w:rPr>
           <w:rFonts w:asciiTheme="majorHAnsi" w:hAnsiTheme="majorHAnsi"/>
-          <w:highlight w:val="cyan"/>
-        </w:rPr>
-        <w:t xml:space="preserve">One genome per species was analysed (the genome version with </w:t>
-      </w:r>
-      <w:proofErr w:type="gramStart"/>
-      <w:r>
-        <w:rPr>
-          <w:rFonts w:asciiTheme="majorHAnsi" w:hAnsiTheme="majorHAnsi"/>
-          <w:highlight w:val="cyan"/>
-        </w:rPr>
-        <w:t>the most</w:t>
-      </w:r>
-      <w:proofErr w:type="gramEnd"/>
-      <w:r>
-        <w:rPr>
-          <w:rFonts w:asciiTheme="majorHAnsi" w:hAnsiTheme="majorHAnsi"/>
-          <w:highlight w:val="cyan"/>
-        </w:rPr>
-        <w:t xml:space="preserve"> number of inserts)</w:t>
-      </w:r>
-      <w:r>
-        <w:rPr>
-          <w:rFonts w:asciiTheme="majorHAnsi" w:hAnsiTheme="majorHAnsi"/>
-          <w:highlight w:val="cyan"/>
-        </w:rPr>
-        <w:t xml:space="preserve">. </w:t>
-      </w:r>
-      <w:bookmarkStart w:id="198" w:name="_GoBack"/>
-      <w:bookmarkEnd w:id="198"/>
-      <w:r>
-        <w:rPr>
-          <w:rFonts w:asciiTheme="majorHAnsi" w:hAnsiTheme="majorHAnsi"/>
-        </w:rPr>
-        <w:t xml:space="preserve">Only lengths &gt;50 bp are depicted, as this was the minimum length threshold, and the plot removed insert &gt;1000 bp for clarity </w:t>
-      </w:r>
-      <w:r>
-        <w:rPr>
-          <w:rFonts w:asciiTheme="majorHAnsi" w:hAnsiTheme="majorHAnsi"/>
-        </w:rPr>
-        <w:lastRenderedPageBreak/>
-        <w:t>(</w:t>
-      </w:r>
-      <w:r>
-        <w:rPr>
-          <w:rFonts w:asciiTheme="majorHAnsi" w:hAnsiTheme="majorHAnsi"/>
-          <w:highlight w:val="green"/>
-        </w:rPr>
-        <w:t>51</w:t>
-      </w:r>
-      <w:r>
-        <w:rPr>
-          <w:rFonts w:asciiTheme="majorHAnsi" w:hAnsiTheme="majorHAnsi"/>
-          <w:highlight w:val="green"/>
-        </w:rPr>
-        <w:t xml:space="preserve"> of the </w:t>
-      </w:r>
-      <w:r>
-        <w:rPr>
-          <w:rFonts w:asciiTheme="majorHAnsi" w:hAnsiTheme="majorHAnsi"/>
-          <w:highlight w:val="green"/>
-        </w:rPr>
-        <w:t>39,411</w:t>
-      </w:r>
-      <w:r>
-        <w:rPr>
-          <w:rFonts w:asciiTheme="majorHAnsi" w:hAnsiTheme="majorHAnsi"/>
-        </w:rPr>
-        <w:t xml:space="preserve"> markers have been excluded).</w:t>
-      </w:r>
-      <w:r>
-        <w:rPr>
-          <w:rFonts w:asciiTheme="majorHAnsi" w:hAnsiTheme="majorHAnsi"/>
+          <w:color w:val="000000" w:themeColor="text1"/>
+        </w:rPr>
+        <w:t xml:space="preserve">The origin of inserts along the </w:t>
+      </w:r>
+      <w:proofErr w:type="spellStart"/>
+      <w:r>
+        <w:rPr>
+          <w:rFonts w:asciiTheme="majorHAnsi" w:hAnsiTheme="majorHAnsi"/>
+          <w:i/>
+          <w:iCs/>
+          <w:color w:val="000000" w:themeColor="text1"/>
+        </w:rPr>
+        <w:t>Blattabacterium</w:t>
+      </w:r>
+      <w:proofErr w:type="spellEnd"/>
+      <w:r>
+        <w:rPr>
+          <w:rFonts w:asciiTheme="majorHAnsi" w:hAnsiTheme="majorHAnsi"/>
+          <w:color w:val="000000" w:themeColor="text1"/>
+        </w:rPr>
+        <w:t xml:space="preserve"> genome based on the start position of the insert (</w:t>
+      </w:r>
+      <w:r>
+        <w:rPr>
+          <w:rFonts w:asciiTheme="majorHAnsi" w:hAnsiTheme="majorHAnsi"/>
+          <w:color w:val="000000" w:themeColor="text1"/>
+        </w:rPr>
+        <w:t>C</w:t>
+      </w:r>
+      <w:r>
+        <w:rPr>
+          <w:rFonts w:asciiTheme="majorHAnsi" w:hAnsiTheme="majorHAnsi"/>
+          <w:color w:val="000000" w:themeColor="text1"/>
+        </w:rPr>
+        <w:t xml:space="preserve">). </w:t>
+      </w:r>
+      <w:r>
+        <w:rPr>
+          <w:rFonts w:asciiTheme="majorHAnsi" w:hAnsiTheme="majorHAnsi"/>
+          <w:color w:val="000000" w:themeColor="text1"/>
+        </w:rPr>
+        <w:t>Only cockroach species with their host</w:t>
+      </w:r>
+      <w:r>
+        <w:rPr>
+          <w:color w:val="000000" w:themeColor="text1"/>
         </w:rPr>
         <w:t xml:space="preserve"> </w:t>
       </w:r>
       <w:r>
         <w:rPr>
           <w:rFonts w:asciiTheme="majorHAnsi" w:hAnsiTheme="majorHAnsi"/>
-          <w:color w:val="FF0000"/>
-          <w:highlight w:val="cyan"/>
-        </w:rPr>
-        <w:t xml:space="preserve">C = </w:t>
-      </w:r>
-      <w:r>
-        <w:rPr>
-          <w:rFonts w:asciiTheme="majorHAnsi" w:hAnsiTheme="majorHAnsi"/>
-          <w:color w:val="FF0000"/>
-          <w:highlight w:val="cyan"/>
-        </w:rPr>
-        <w:t xml:space="preserve">Placeholder for </w:t>
-      </w:r>
-      <w:r>
-        <w:rPr>
-          <w:rFonts w:asciiTheme="majorHAnsi" w:hAnsiTheme="majorHAnsi"/>
-          <w:color w:val="FF0000"/>
-          <w:highlight w:val="cyan"/>
-        </w:rPr>
-        <w:t xml:space="preserve">a depiction of the </w:t>
+          <w:color w:val="000000" w:themeColor="text1"/>
+        </w:rPr>
+        <w:t xml:space="preserve">host-specific </w:t>
       </w:r>
       <w:proofErr w:type="spellStart"/>
       <w:r>
         <w:rPr>
           <w:rFonts w:asciiTheme="majorHAnsi" w:hAnsiTheme="majorHAnsi"/>
-          <w:color w:val="FF0000"/>
-          <w:highlight w:val="cyan"/>
+          <w:i/>
+          <w:iCs/>
+          <w:color w:val="000000" w:themeColor="text1"/>
         </w:rPr>
         <w:t>Blattabacterium</w:t>
       </w:r>
@@ -9104,89 +8261,9 @@
       <w:r>
         <w:rPr>
           <w:rFonts w:asciiTheme="majorHAnsi" w:hAnsiTheme="majorHAnsi"/>
-          <w:color w:val="FF0000"/>
-          <w:highlight w:val="cyan"/>
-        </w:rPr>
-        <w:t xml:space="preserve"> genome, with the </w:t>
-      </w:r>
-      <w:r>
-        <w:rPr>
-          <w:rFonts w:asciiTheme="majorHAnsi" w:hAnsiTheme="majorHAnsi"/>
-          <w:color w:val="FF0000"/>
-          <w:highlight w:val="cyan"/>
-        </w:rPr>
-        <w:t>distribution</w:t>
-      </w:r>
-      <w:r>
-        <w:rPr>
-          <w:rFonts w:asciiTheme="majorHAnsi" w:hAnsiTheme="majorHAnsi"/>
-          <w:color w:val="FF0000"/>
-          <w:highlight w:val="cyan"/>
-        </w:rPr>
-        <w:t xml:space="preserve"> of where the inserts derive from – hopefully </w:t>
-      </w:r>
-      <w:r>
-        <w:rPr>
-          <w:rFonts w:asciiTheme="majorHAnsi" w:hAnsiTheme="majorHAnsi"/>
-          <w:color w:val="FF0000"/>
-          <w:highlight w:val="cyan"/>
-        </w:rPr>
-        <w:t xml:space="preserve">Leo </w:t>
-      </w:r>
-      <w:r>
-        <w:rPr>
-          <w:rFonts w:asciiTheme="majorHAnsi" w:hAnsiTheme="majorHAnsi"/>
-          <w:color w:val="FF0000"/>
-          <w:highlight w:val="cyan"/>
-        </w:rPr>
-        <w:t>will provide this.</w:t>
-      </w:r>
-      <w:r>
-        <w:rPr>
-          <w:rFonts w:asciiTheme="majorHAnsi" w:hAnsiTheme="majorHAnsi"/>
-          <w:color w:val="FF0000"/>
-          <w:highlight w:val="cyan"/>
-        </w:rPr>
-        <w:t xml:space="preserve"> </w:t>
-      </w:r>
-      <w:r>
-        <w:rPr>
-          <w:rFonts w:asciiTheme="majorHAnsi" w:hAnsiTheme="majorHAnsi"/>
-          <w:highlight w:val="cyan"/>
-        </w:rPr>
-        <w:t xml:space="preserve">One genome per species was analysed (the genome version with </w:t>
-      </w:r>
-      <w:proofErr w:type="gramStart"/>
-      <w:r>
-        <w:rPr>
-          <w:rFonts w:asciiTheme="majorHAnsi" w:hAnsiTheme="majorHAnsi"/>
-          <w:highlight w:val="cyan"/>
-        </w:rPr>
-        <w:t>the most</w:t>
-      </w:r>
-      <w:proofErr w:type="gramEnd"/>
-      <w:r>
-        <w:rPr>
-          <w:rFonts w:asciiTheme="majorHAnsi" w:hAnsiTheme="majorHAnsi"/>
-          <w:highlight w:val="cyan"/>
-        </w:rPr>
-        <w:t xml:space="preserve"> number of inserts), and only species with their associated species specific </w:t>
-      </w:r>
-      <w:proofErr w:type="spellStart"/>
-      <w:r>
-        <w:rPr>
-          <w:rFonts w:asciiTheme="majorHAnsi" w:hAnsiTheme="majorHAnsi"/>
-          <w:highlight w:val="cyan"/>
-        </w:rPr>
-        <w:t>Blatta</w:t>
-      </w:r>
-      <w:proofErr w:type="spellEnd"/>
-      <w:r>
-        <w:rPr>
-          <w:rFonts w:asciiTheme="majorHAnsi" w:hAnsiTheme="majorHAnsi"/>
-          <w:highlight w:val="cyan"/>
-        </w:rPr>
-        <w:t xml:space="preserve"> genome published … (Table S#)</w:t>
+          <w:color w:val="000000" w:themeColor="text1"/>
+        </w:rPr>
+        <w:t xml:space="preserve"> strain published were included in the analysis (see Table S1). For species whose genomes have been sequenced multiple times by different research groups, only the genome version with the most inserts was analysed (for both ‘B’ and ‘C’).</w:t>
       </w:r>
     </w:p>
     <w:p>
@@ -9261,7 +8338,7 @@
         </w:rPr>
         <w:t xml:space="preserve">Figure </w:t>
       </w:r>
-      <w:commentRangeStart w:id="199"/>
+      <w:commentRangeStart w:id="22"/>
       <w:r>
         <w:rPr>
           <w:rFonts w:asciiTheme="majorHAnsi" w:hAnsiTheme="majorHAnsi"/>
@@ -9270,12 +8347,12 @@
         </w:rPr>
         <w:t>2</w:t>
       </w:r>
-      <w:commentRangeEnd w:id="199"/>
+      <w:commentRangeEnd w:id="22"/>
       <w:r>
         <w:rPr>
           <w:rStyle w:val="CommentReference"/>
         </w:rPr>
-        <w:commentReference w:id="199"/>
+        <w:commentReference w:id="22"/>
       </w:r>
       <w:r>
         <w:rPr>
@@ -9353,19 +8430,19 @@
         </w:rPr>
         <w:t>] minus [BLAST % identity to the insert database]) (</w:t>
       </w:r>
-      <w:commentRangeStart w:id="200"/>
+      <w:commentRangeStart w:id="23"/>
       <w:r>
         <w:rPr>
           <w:rFonts w:asciiTheme="majorHAnsi" w:hAnsiTheme="majorHAnsi"/>
         </w:rPr>
         <w:t>A</w:t>
       </w:r>
-      <w:commentRangeEnd w:id="200"/>
+      <w:commentRangeEnd w:id="23"/>
       <w:r>
         <w:rPr>
           <w:rStyle w:val="CommentReference"/>
         </w:rPr>
-        <w:commentReference w:id="200"/>
+        <w:commentReference w:id="23"/>
       </w:r>
       <w:r>
         <w:rPr>
@@ -9425,19 +8502,19 @@
         </w:rPr>
         <w:t xml:space="preserve"> (Eungella). (</w:t>
       </w:r>
-      <w:commentRangeStart w:id="201"/>
+      <w:commentRangeStart w:id="24"/>
       <w:r>
         <w:rPr>
           <w:rFonts w:asciiTheme="majorHAnsi" w:hAnsiTheme="majorHAnsi"/>
         </w:rPr>
         <w:t>B</w:t>
       </w:r>
-      <w:commentRangeEnd w:id="201"/>
+      <w:commentRangeEnd w:id="24"/>
       <w:r>
         <w:rPr>
           <w:rStyle w:val="CommentReference"/>
         </w:rPr>
-        <w:commentReference w:id="201"/>
+        <w:commentReference w:id="24"/>
       </w:r>
       <w:r>
         <w:rPr>
@@ -9513,14 +8590,12 @@
         </w:rPr>
         <w:t xml:space="preserve">The red arrow </w:t>
       </w:r>
-      <w:proofErr w:type="gramStart"/>
-      <w:r>
-        <w:rPr>
-          <w:rFonts w:asciiTheme="majorHAnsi" w:hAnsiTheme="majorHAnsi"/>
-        </w:rPr>
-        <w:t>indicate</w:t>
-      </w:r>
-      <w:proofErr w:type="gramEnd"/>
+      <w:r>
+        <w:rPr>
+          <w:rFonts w:asciiTheme="majorHAnsi" w:hAnsiTheme="majorHAnsi"/>
+        </w:rPr>
+        <w:t>indicates</w:t>
+      </w:r>
       <w:r>
         <w:rPr>
           <w:rFonts w:asciiTheme="majorHAnsi" w:hAnsiTheme="majorHAnsi"/>
@@ -10593,6 +9668,53 @@
           <w:rFonts w:asciiTheme="majorHAnsi" w:hAnsiTheme="majorHAnsi"/>
         </w:rPr>
         <w:t>Formation and longevity of chimeric and duplicate genes in Drosophila melanogaster. Genetics, 181(1), 313-322.</w:t>
+      </w:r>
+    </w:p>
+    <w:p>
+      <w:pPr>
+        <w:pStyle w:val="ListParagraph"/>
+        <w:numPr>
+          <w:ilvl w:val="0"/>
+          <w:numId w:val="4"/>
+        </w:numPr>
+        <w:jc w:val="both"/>
+        <w:rPr>
+          <w:rFonts w:asciiTheme="majorHAnsi" w:hAnsiTheme="majorHAnsi"/>
+        </w:rPr>
+      </w:pPr>
+      <w:r>
+        <w:rPr>
+          <w:rFonts w:asciiTheme="majorHAnsi" w:hAnsiTheme="majorHAnsi"/>
+        </w:rPr>
+        <w:t xml:space="preserve">Bell, W. J., Roth, L. M., &amp; </w:t>
+      </w:r>
+      <w:proofErr w:type="spellStart"/>
+      <w:r>
+        <w:rPr>
+          <w:rFonts w:asciiTheme="majorHAnsi" w:hAnsiTheme="majorHAnsi"/>
+        </w:rPr>
+        <w:t>Nalepa</w:t>
+      </w:r>
+      <w:proofErr w:type="spellEnd"/>
+      <w:r>
+        <w:rPr>
+          <w:rFonts w:asciiTheme="majorHAnsi" w:hAnsiTheme="majorHAnsi"/>
+        </w:rPr>
+        <w:t xml:space="preserve">, C. A. (2007). Cockroaches: ecology, </w:t>
+      </w:r>
+      <w:proofErr w:type="spellStart"/>
+      <w:r>
+        <w:rPr>
+          <w:rFonts w:asciiTheme="majorHAnsi" w:hAnsiTheme="majorHAnsi"/>
+        </w:rPr>
+        <w:t>behavior</w:t>
+      </w:r>
+      <w:proofErr w:type="spellEnd"/>
+      <w:r>
+        <w:rPr>
+          <w:rFonts w:asciiTheme="majorHAnsi" w:hAnsiTheme="majorHAnsi"/>
+        </w:rPr>
+        <w:t>, and natural history. JHU Press.</w:t>
       </w:r>
     </w:p>
     <w:p>
@@ -10676,7 +9798,7 @@
       </w:r>
     </w:p>
   </w:comment>
-  <w:comment w:id="1" w:author="Microsoft Office User" w:date="2025-10-27T21:15:00Z" w:initials="MOU">
+  <w:comment w:id="2" w:author="Microsoft Office User" w:date="2025-10-27T21:15:00Z" w:initials="MOU">
     <w:p>
       <w:pPr>
         <w:pStyle w:val="CommentText"/>
@@ -10688,11 +9810,17 @@
         <w:annotationRef/>
       </w:r>
       <w:r>
-        <w:t>Currently 245 words</w:t>
+        <w:t>Currently 24</w:t>
+      </w:r>
+      <w:r>
+        <w:t>4</w:t>
+      </w:r>
+      <w:r>
+        <w:t xml:space="preserve"> words</w:t>
       </w:r>
     </w:p>
   </w:comment>
-  <w:comment w:id="8" w:author="Microsoft Office User" w:date="2025-10-27T21:06:00Z" w:initials="MOU">
+  <w:comment w:id="3" w:author="Microsoft Office User" w:date="2025-10-27T21:06:00Z" w:initials="MOU">
     <w:p>
       <w:pPr>
         <w:pStyle w:val="CommentText"/>
@@ -10720,7 +9848,7 @@
       </w:r>
     </w:p>
   </w:comment>
-  <w:comment w:id="21" w:author="Microsoft Office User" w:date="2025-10-17T10:44:00Z" w:initials="MOU">
+  <w:comment w:id="4" w:author="Microsoft Office User" w:date="2025-10-17T10:44:00Z" w:initials="MOU">
     <w:p>
       <w:pPr>
         <w:pStyle w:val="CommentText"/>
@@ -10747,7 +9875,7 @@
       </w:r>
     </w:p>
   </w:comment>
-  <w:comment w:id="26" w:author="Microsoft Office User" w:date="2025-10-17T10:44:00Z" w:initials="MOU">
+  <w:comment w:id="5" w:author="Microsoft Office User" w:date="2025-10-17T10:44:00Z" w:initials="MOU">
     <w:p>
       <w:pPr>
         <w:pStyle w:val="CommentText"/>
@@ -10763,7 +9891,7 @@
       </w:r>
     </w:p>
   </w:comment>
-  <w:comment w:id="33" w:author="Microsoft Office User" w:date="2025-10-29T19:33:00Z" w:initials="MOU">
+  <w:comment w:id="6" w:author="Microsoft Office User" w:date="2025-11-13T21:59:00Z" w:initials="MOU">
     <w:p>
       <w:pPr>
         <w:pStyle w:val="CommentText"/>
@@ -10775,220 +9903,39 @@
         <w:annotationRef/>
       </w:r>
       <w:r>
-        <w:t>If Leo gets back about this figure</w:t>
+        <w:t>Though this is not that clear from the figure…</w:t>
       </w:r>
     </w:p>
   </w:comment>
-  <w:comment w:id="34" w:author="Microsoft Office User" w:date="2025-09-19T12:07:00Z" w:initials="MOU">
+  <w:comment w:id="7" w:author="Nathan Lo" w:date="2025-09-11T13:35:00Z" w:initials="NL">
     <w:p>
-      <w:pPr>
-        <w:pStyle w:val="CommentText"/>
-      </w:pPr>
       <w:r>
         <w:rPr>
           <w:rStyle w:val="CommentReference"/>
         </w:rPr>
         <w:annotationRef/>
       </w:r>
-      <w:r>
-        <w:t>Leo to confirm and possible add a p-value.</w:t>
-      </w:r>
-    </w:p>
-  </w:comment>
-  <w:comment w:id="38" w:author="Kyle Ewart" w:date="2025-10-28T16:13:00Z" w:initials="KE">
-    <w:p>
-      <w:pPr>
-        <w:pStyle w:val="CommentText"/>
-      </w:pPr>
-      <w:r>
-        <w:rPr>
-          <w:rStyle w:val="CommentReference"/>
-        </w:rPr>
-        <w:annotationRef/>
-      </w:r>
-      <w:r>
-        <w:t>Maxim – do you have these numbers/tables?</w:t>
-      </w:r>
-    </w:p>
-  </w:comment>
-  <w:comment w:id="40" w:author="Maxim Warwick Dus Adams" w:date="2025-10-31T14:35:00Z" w:initials="MA">
-    <w:p>
-      <w:r>
-        <w:rPr>
-          <w:rStyle w:val="CommentReference"/>
-        </w:rPr>
-        <w:annotationRef/>
-      </w:r>
-      <w:r>
-        <w:rPr>
-          <w:sz w:val="20"/>
-          <w:szCs w:val="20"/>
-        </w:rPr>
-        <w:t>This excludes the termites because their results aren't reliable here</w:t>
-      </w:r>
-    </w:p>
-  </w:comment>
-  <w:comment w:id="66" w:author="Microsoft Office User" w:date="2025-09-19T12:10:00Z" w:initials="MOU">
-    <w:p>
-      <w:pPr>
-        <w:pStyle w:val="CommentText"/>
-        <w:rPr>
-          <w:noProof/>
-        </w:rPr>
-      </w:pPr>
-      <w:r>
-        <w:rPr>
-          <w:rStyle w:val="CommentReference"/>
-        </w:rPr>
-        <w:annotationRef/>
-      </w:r>
-      <w:r>
-        <w:t xml:space="preserve">We might not need this. But if we do keep </w:t>
-      </w:r>
-      <w:r>
-        <w:rPr>
-          <w:noProof/>
-        </w:rPr>
-        <w:t>it, and they are significanlty different, we would probbaly want to expand on this..</w:t>
-      </w:r>
-    </w:p>
-    <w:p>
-      <w:pPr>
-        <w:pStyle w:val="CommentText"/>
-      </w:pPr>
-    </w:p>
-    <w:p>
-      <w:pPr>
-        <w:pStyle w:val="CommentText"/>
-      </w:pPr>
-      <w:r>
-        <w:t>Could add this to the figure</w:t>
-      </w:r>
-    </w:p>
-  </w:comment>
-  <w:comment w:id="94" w:author="Nathan Lo" w:date="2025-09-11T13:35:00Z" w:initials="NL">
-    <w:p>
-      <w:r>
-        <w:rPr>
-          <w:rStyle w:val="CommentReference"/>
-        </w:rPr>
-        <w:annotationRef/>
-      </w:r>
+      <w:proofErr w:type="spellStart"/>
       <w:r>
         <w:rPr>
           <w:color w:val="000000"/>
           <w:sz w:val="20"/>
           <w:szCs w:val="20"/>
         </w:rPr>
-        <w:t>Zhuzhi to add</w:t>
-      </w:r>
-    </w:p>
-  </w:comment>
-  <w:comment w:id="95" w:author="Microsoft Office User" w:date="2025-10-27T21:34:00Z" w:initials="MOU">
-    <w:p>
-      <w:pPr>
-        <w:pStyle w:val="CommentText"/>
-      </w:pPr>
-      <w:r>
-        <w:rPr>
-          <w:rStyle w:val="CommentReference"/>
-        </w:rPr>
-        <w:annotationRef/>
-      </w:r>
-      <w:r>
-        <w:t>If we don’t have a number we can be more general here.</w:t>
-      </w:r>
-    </w:p>
-  </w:comment>
-  <w:comment w:id="101" w:author="Microsoft Office User" w:date="2025-10-27T22:10:00Z" w:initials="MOU">
-    <w:p>
-      <w:pPr>
-        <w:pStyle w:val="CommentText"/>
-      </w:pPr>
-      <w:r>
-        <w:rPr>
-          <w:rStyle w:val="CommentReference"/>
-        </w:rPr>
-        <w:annotationRef/>
-      </w:r>
-      <w:r>
-        <w:t>Though I’m not sure if we’ve completely excluded the ancestral P. a</w:t>
-      </w:r>
-      <w:r>
-        <w:t>mericana/B. germanica</w:t>
-      </w:r>
-      <w:r>
-        <w:t xml:space="preserve"> inserts…</w:t>
-      </w:r>
-    </w:p>
-  </w:comment>
-  <w:comment w:id="102" w:author="Microsoft Office User" w:date="2025-10-29T19:35:00Z" w:initials="MOU">
-    <w:p>
-      <w:pPr>
-        <w:pStyle w:val="CommentText"/>
-      </w:pPr>
-      <w:r>
-        <w:rPr>
-          <w:rStyle w:val="CommentReference"/>
-        </w:rPr>
-        <w:annotationRef/>
-      </w:r>
-      <w:r>
-        <w:t>I believe this is the correct reference for this age.</w:t>
-      </w:r>
-    </w:p>
-  </w:comment>
-  <w:comment w:id="104" w:author="Microsoft Office User" w:date="2025-10-27T21:38:00Z" w:initials="MOU">
-    <w:p>
-      <w:pPr>
-        <w:pStyle w:val="CommentText"/>
-      </w:pPr>
-      <w:r>
-        <w:rPr>
-          <w:rStyle w:val="CommentReference"/>
-        </w:rPr>
-        <w:annotationRef/>
-      </w:r>
-      <w:r>
-        <w:t>Zhuzhi to add. If we don’t have a number we can be more general here.</w:t>
-      </w:r>
-    </w:p>
-  </w:comment>
-  <w:comment w:id="105" w:author="Microsoft Office User" w:date="2025-10-29T19:36:00Z" w:initials="MOU">
-    <w:p>
-      <w:pPr>
-        <w:pStyle w:val="CommentText"/>
-      </w:pPr>
-      <w:r>
-        <w:rPr>
-          <w:rStyle w:val="CommentReference"/>
-        </w:rPr>
-        <w:annotationRef/>
-      </w:r>
-      <w:r>
-        <w:t>Who has the results for this sentence?</w:t>
-      </w:r>
-    </w:p>
-  </w:comment>
-  <w:comment w:id="110" w:author="Nathan Lo" w:date="2025-09-08T13:27:00Z" w:initials="NL">
-    <w:p>
-      <w:r>
-        <w:rPr>
-          <w:rStyle w:val="CommentReference"/>
-        </w:rPr>
-        <w:annotationRef/>
-      </w:r>
+        <w:t>Zhuzhi</w:t>
+      </w:r>
+      <w:proofErr w:type="spellEnd"/>
       <w:r>
         <w:rPr>
           <w:color w:val="000000"/>
           <w:sz w:val="20"/>
           <w:szCs w:val="20"/>
         </w:rPr>
-        <w:t xml:space="preserve">This is probably going to be an underestimate due to the fact we didn’t survey RNA extensively from different life stages and tissues etc. It would be good to check how much of an adult insect genome is typically transcribed. In mammals I recall it was 50% but that would be been based on lots and lots of RNA work presumably. </w:t>
+        <w:t xml:space="preserve"> to add</w:t>
       </w:r>
     </w:p>
   </w:comment>
-  <w:comment w:id="106" w:author="Microsoft Office User" w:date="2025-09-19T13:51:00Z" w:initials="MOU">
+  <w:comment w:id="8" w:author="Microsoft Office User" w:date="2025-10-27T21:34:00Z" w:initials="MOU">
     <w:p>
       <w:pPr>
         <w:pStyle w:val="CommentText"/>
@@ -11000,11 +9947,81 @@
         <w:annotationRef/>
       </w:r>
       <w:r>
-        <w:t>Happy to leave as is, but this intra- vs inter-genic comparison is obviously different to the comparison mentioned in the previous section (which was based on annotations rather than RNAseq analysis) which might confuse the reviewer/reader.</w:t>
+        <w:t>If we don’t have a number we can be more general here.</w:t>
       </w:r>
     </w:p>
   </w:comment>
-  <w:comment w:id="107" w:author="Nathan Lo" w:date="2025-10-16T14:54:00Z" w:initials="NL">
+  <w:comment w:id="9" w:author="Microsoft Office User" w:date="2025-10-27T22:10:00Z" w:initials="MOU">
+    <w:p>
+      <w:pPr>
+        <w:pStyle w:val="CommentText"/>
+      </w:pPr>
+      <w:r>
+        <w:rPr>
+          <w:rStyle w:val="CommentReference"/>
+        </w:rPr>
+        <w:annotationRef/>
+      </w:r>
+      <w:r>
+        <w:t>Though I’m not sure if we’ve completely excluded the ancestral P. a</w:t>
+      </w:r>
+      <w:r>
+        <w:t>mericana/B. germanica</w:t>
+      </w:r>
+      <w:r>
+        <w:t xml:space="preserve"> inserts…</w:t>
+      </w:r>
+    </w:p>
+  </w:comment>
+  <w:comment w:id="10" w:author="Microsoft Office User" w:date="2025-10-29T19:35:00Z" w:initials="MOU">
+    <w:p>
+      <w:pPr>
+        <w:pStyle w:val="CommentText"/>
+      </w:pPr>
+      <w:r>
+        <w:rPr>
+          <w:rStyle w:val="CommentReference"/>
+        </w:rPr>
+        <w:annotationRef/>
+      </w:r>
+      <w:r>
+        <w:t>I believe this is the correct reference for this age.</w:t>
+      </w:r>
+    </w:p>
+  </w:comment>
+  <w:comment w:id="11" w:author="Microsoft Office User" w:date="2025-10-27T21:38:00Z" w:initials="MOU">
+    <w:p>
+      <w:pPr>
+        <w:pStyle w:val="CommentText"/>
+      </w:pPr>
+      <w:r>
+        <w:rPr>
+          <w:rStyle w:val="CommentReference"/>
+        </w:rPr>
+        <w:annotationRef/>
+      </w:r>
+      <w:r>
+        <w:t>Zhuzhi to add. If we don’t have a number we can be more general here.</w:t>
+      </w:r>
+    </w:p>
+  </w:comment>
+  <w:comment w:id="12" w:author="Microsoft Office User" w:date="2025-10-29T19:36:00Z" w:initials="MOU">
+    <w:p>
+      <w:pPr>
+        <w:pStyle w:val="CommentText"/>
+      </w:pPr>
+      <w:r>
+        <w:rPr>
+          <w:rStyle w:val="CommentReference"/>
+        </w:rPr>
+        <w:annotationRef/>
+      </w:r>
+      <w:r>
+        <w:t>Who has the results for this sentence?</w:t>
+      </w:r>
+    </w:p>
+  </w:comment>
+  <w:comment w:id="13" w:author="Nathan Lo" w:date="2025-09-08T13:27:00Z" w:initials="NL">
     <w:p>
       <w:r>
         <w:rPr>
@@ -11018,27 +10035,11 @@
           <w:sz w:val="20"/>
           <w:szCs w:val="20"/>
         </w:rPr>
-        <w:t>I see. I’m not sure what to do here. Maybe leave it as is for this round of submission?</w:t>
+        <w:t xml:space="preserve">This is probably going to be an underestimate due to the fact we didn’t survey RNA extensively from different life stages and tissues etc. It would be good to check how much of an adult insect genome is typically transcribed. In mammals I recall it was 50% but that would be been based on lots and lots of RNA work presumably. </w:t>
       </w:r>
     </w:p>
   </w:comment>
-  <w:comment w:id="108" w:author="Microsoft Office User" w:date="2025-10-27T22:11:00Z" w:initials="MOU">
-    <w:p>
-      <w:pPr>
-        <w:pStyle w:val="CommentText"/>
-      </w:pPr>
-      <w:r>
-        <w:rPr>
-          <w:rStyle w:val="CommentReference"/>
-        </w:rPr>
-        <w:annotationRef/>
-      </w:r>
-      <w:r>
-        <w:t>Could do. Or we could explicitly spell out the 2 methods: looking for inserts in RNA contigs vs looking for inserts in genome assembly annotations.</w:t>
-      </w:r>
-    </w:p>
-  </w:comment>
-  <w:comment w:id="126" w:author="Nathan Lo" w:date="2025-09-08T13:27:00Z" w:initials="NL">
+  <w:comment w:id="14" w:author="Nathan Lo" w:date="2025-09-08T13:25:00Z" w:initials="NL">
     <w:p>
       <w:r>
         <w:rPr>
@@ -11052,39 +10053,70 @@
           <w:sz w:val="20"/>
           <w:szCs w:val="20"/>
         </w:rPr>
-        <w:t xml:space="preserve">This is probably going to be an underestimate due to the fact we didn’t survey RNA extensively from different life stages and tissues etc. It would be good to check how much of an adult insect genome is typically transcribed. In mammals I recall it was 50% but that would be been based on lots and lots of RNA work presumably. </w:t>
+        <w:t>The way this was done:</w:t>
       </w:r>
     </w:p>
-  </w:comment>
-  <w:comment w:id="127" w:author="Nathan Lo" w:date="2025-09-08T13:25:00Z" w:initials="NL">
     <w:p>
-      <w:r>
-        <w:rPr>
-          <w:rStyle w:val="CommentReference"/>
-        </w:rPr>
-        <w:annotationRef/>
-      </w:r>
       <w:r>
         <w:rPr>
           <w:color w:val="000000"/>
           <w:sz w:val="20"/>
           <w:szCs w:val="20"/>
         </w:rPr>
-        <w:t>The way this was done:</w:t>
+        <w:t xml:space="preserve">1. Compared position of hgt (the exact Blattabacterium part) with the known locations of exons. Then take the hgts known to be exonic then map them against assembled RNA transcripts (we are not sure they are actually mRNAs because we haven’t confirmed polyA). </w:t>
       </w:r>
     </w:p>
+  </w:comment>
+  <w:comment w:id="15" w:author="Kyle Ewart" w:date="2025-10-28T16:15:00Z" w:initials="KE">
     <w:p>
-      <w:r>
-        <w:rPr>
-          <w:color w:val="000000"/>
+      <w:pPr>
+        <w:pStyle w:val="CommentText"/>
+      </w:pPr>
+      <w:r>
+        <w:rPr>
+          <w:rStyle w:val="CommentReference"/>
+        </w:rPr>
+        <w:annotationRef/>
+      </w:r>
+      <w:r>
+        <w:t>Please add (whoever has these data), or please send the bed files of these inserts.</w:t>
+      </w:r>
+    </w:p>
+  </w:comment>
+  <w:comment w:id="16" w:author="Microsoft Office User" w:date="2025-10-27T21:44:00Z" w:initials="MOU">
+    <w:p>
+      <w:pPr>
+        <w:pStyle w:val="CommentText"/>
+      </w:pPr>
+      <w:r>
+        <w:rPr>
+          <w:rStyle w:val="CommentReference"/>
+        </w:rPr>
+        <w:annotationRef/>
+      </w:r>
+      <w:r>
+        <w:t>Is this right?</w:t>
+      </w:r>
+    </w:p>
+  </w:comment>
+  <w:comment w:id="17" w:author="Maxim Warwick Dus Adams" w:date="2025-09-05T13:43:00Z" w:initials="MA">
+    <w:p>
+      <w:r>
+        <w:rPr>
+          <w:rStyle w:val="CommentReference"/>
+        </w:rPr>
+        <w:annotationRef/>
+      </w:r>
+      <w:r>
+        <w:rPr>
           <w:sz w:val="20"/>
           <w:szCs w:val="20"/>
         </w:rPr>
-        <w:t xml:space="preserve">1. Compared position of hgt (the exact Blattabacterium part) with the known locations of exons. Then take the hgts known to be exonic then map them against assembled RNA transcripts (we are not sure they are actually mRNAs because we haven’t confirmed polyA). </w:t>
+        <w:t>I believe there are more chimeras than this – if you could send me the updated lists I will blast all of them</w:t>
       </w:r>
     </w:p>
   </w:comment>
-  <w:comment w:id="130" w:author="Kyle Ewart" w:date="2025-10-28T16:15:00Z" w:initials="KE">
+  <w:comment w:id="18" w:author="Microsoft Office User" w:date="2025-11-13T22:08:00Z" w:initials="MOU">
     <w:p>
       <w:pPr>
         <w:pStyle w:val="CommentText"/>
@@ -11096,11 +10128,11 @@
         <w:annotationRef/>
       </w:r>
       <w:r>
-        <w:t>Please add (whoever has these data), or please send the bed files of these inserts.</w:t>
+        <w:t>I think these are still TBC</w:t>
       </w:r>
     </w:p>
   </w:comment>
-  <w:comment w:id="133" w:author="Microsoft Office User" w:date="2025-10-27T21:44:00Z" w:initials="MOU">
+  <w:comment w:id="19" w:author="Microsoft Office User" w:date="2025-10-27T21:46:00Z" w:initials="MOU">
     <w:p>
       <w:pPr>
         <w:pStyle w:val="CommentText"/>
@@ -11112,12 +10144,20 @@
         <w:annotationRef/>
       </w:r>
       <w:r>
-        <w:t>Is this right?</w:t>
-      </w:r>
+        <w:t xml:space="preserve">Can you please add this table whoever has these </w:t>
+      </w:r>
+      <w:proofErr w:type="gramStart"/>
+      <w:r>
+        <w:t>data</w:t>
+      </w:r>
+      <w:proofErr w:type="gramEnd"/>
     </w:p>
   </w:comment>
-  <w:comment w:id="134" w:author="Maxim Warwick Dus Adams" w:date="2025-09-05T13:43:00Z" w:initials="MA">
+  <w:comment w:id="20" w:author="Microsoft Office User" w:date="2025-10-29T17:18:00Z" w:initials="MOU">
     <w:p>
+      <w:pPr>
+        <w:pStyle w:val="CommentText"/>
+      </w:pPr>
       <w:r>
         <w:rPr>
           <w:rStyle w:val="CommentReference"/>
@@ -11125,16 +10165,15 @@
         <w:annotationRef/>
       </w:r>
       <w:r>
-        <w:rPr>
-          <w:sz w:val="20"/>
-          <w:szCs w:val="20"/>
-        </w:rPr>
-        <w:t>I believe there are more chimeras than this – if you could send me the updated lists I will blast all of them</w:t>
+        <w:t>Could add numbers of genic vs intergenic to (A)</w:t>
       </w:r>
     </w:p>
   </w:comment>
-  <w:comment w:id="148" w:author="Maxim Warwick Dus Adams" w:date="2025-10-30T13:34:00Z" w:initials="MA">
+  <w:comment w:id="21" w:author="Microsoft Office User" w:date="2025-10-29T17:20:00Z" w:initials="MOU">
     <w:p>
+      <w:pPr>
+        <w:pStyle w:val="CommentText"/>
+      </w:pPr>
       <w:r>
         <w:rPr>
           <w:rStyle w:val="CommentReference"/>
@@ -11142,25 +10181,11 @@
         <w:annotationRef/>
       </w:r>
       <w:r>
-        <w:rPr>
-          <w:sz w:val="20"/>
-          <w:szCs w:val="20"/>
-        </w:rPr>
-        <w:t xml:space="preserve">Check Bell et al. (2007): </w:t>
-      </w:r>
-      <w:hyperlink r:id="rId1" w:history="1">
-        <w:r>
-          <w:rPr>
-            <w:rStyle w:val="Hyperlink"/>
-            <w:sz w:val="20"/>
-            <w:szCs w:val="20"/>
-          </w:rPr>
-          <w:t>https://onlinebooks.library.upenn.edu/webbin/book/lookupid?key=olbp75146</w:t>
-        </w:r>
-      </w:hyperlink>
+        <w:t>I’m not sure why there are 2 peaks… I could fiddle around with the resolution of this graph and flatten out the 2 peaks (not to be dodgy, but just a more coarse summary of this distribution).</w:t>
+      </w:r>
     </w:p>
   </w:comment>
-  <w:comment w:id="179" w:author="Microsoft Office User" w:date="2025-10-27T21:52:00Z" w:initials="MOU">
+  <w:comment w:id="22" w:author="Microsoft Office User" w:date="2025-10-29T19:03:00Z" w:initials="MOU">
     <w:p>
       <w:pPr>
         <w:pStyle w:val="CommentText"/>
@@ -11172,11 +10197,11 @@
         <w:annotationRef/>
       </w:r>
       <w:r>
-        <w:t>Maxim – were you manually checking these?</w:t>
+        <w:t>Could possibly swap this figure for the chimera story (i.e. see Figure S3).</w:t>
       </w:r>
     </w:p>
   </w:comment>
-  <w:comment w:id="187" w:author="Microsoft Office User" w:date="2025-10-27T21:46:00Z" w:initials="MOU">
+  <w:comment w:id="23" w:author="Microsoft Office User" w:date="2025-10-29T19:23:00Z" w:initials="MOU">
     <w:p>
       <w:pPr>
         <w:pStyle w:val="CommentText"/>
@@ -11188,99 +10213,11 @@
         <w:annotationRef/>
       </w:r>
       <w:r>
-        <w:t>Can you please add this table whoever has these data</w:t>
+        <w:t>We might not need A. If you don’t think we need it, please suggest an alternative. Note, I believe the gaps/jumps between the 3 categories are when the BLAST score becomes ‘NA’. We could possibly state this in the caption.</w:t>
       </w:r>
     </w:p>
   </w:comment>
-  <w:comment w:id="195" w:author="Microsoft Office User" w:date="2025-10-29T17:18:00Z" w:initials="MOU">
-    <w:p>
-      <w:pPr>
-        <w:pStyle w:val="CommentText"/>
-      </w:pPr>
-      <w:r>
-        <w:rPr>
-          <w:rStyle w:val="CommentReference"/>
-        </w:rPr>
-        <w:annotationRef/>
-      </w:r>
-      <w:r>
-        <w:t>Could add numbers of genic vs intergenic to (A)</w:t>
-      </w:r>
-    </w:p>
-  </w:comment>
-  <w:comment w:id="196" w:author="Microsoft Office User" w:date="2025-10-29T17:20:00Z" w:initials="MOU">
-    <w:p>
-      <w:pPr>
-        <w:pStyle w:val="CommentText"/>
-      </w:pPr>
-      <w:r>
-        <w:rPr>
-          <w:rStyle w:val="CommentReference"/>
-        </w:rPr>
-        <w:annotationRef/>
-      </w:r>
-      <w:r>
-        <w:t>I’m not sure why there are 2 peaks… I could fiddle around with the resolution of this graph and flatten out the 2 peaks (not to be dodgy, but just a more coarse summary of this distribution).</w:t>
-      </w:r>
-    </w:p>
-  </w:comment>
-  <w:comment w:id="197" w:author="Microsoft Office User" w:date="2025-10-29T17:22:00Z" w:initials="MOU">
-    <w:p>
-      <w:pPr>
-        <w:pStyle w:val="CommentText"/>
-      </w:pPr>
-      <w:r>
-        <w:rPr>
-          <w:rStyle w:val="CommentReference"/>
-        </w:rPr>
-        <w:annotationRef/>
-      </w:r>
-      <w:r>
-        <w:t>I’m hoping to add 2 additional curves to the plot (or as additional plots) – 1 for genic and 1 for intergenic.</w:t>
-      </w:r>
-    </w:p>
-    <w:p>
-      <w:pPr>
-        <w:pStyle w:val="CommentText"/>
-      </w:pPr>
-      <w:r>
-        <w:t>Maxim – do you have bed files separating these?</w:t>
-      </w:r>
-    </w:p>
-  </w:comment>
-  <w:comment w:id="199" w:author="Microsoft Office User" w:date="2025-10-29T19:03:00Z" w:initials="MOU">
-    <w:p>
-      <w:pPr>
-        <w:pStyle w:val="CommentText"/>
-      </w:pPr>
-      <w:r>
-        <w:rPr>
-          <w:rStyle w:val="CommentReference"/>
-        </w:rPr>
-        <w:annotationRef/>
-      </w:r>
-      <w:r>
-        <w:t>Could possibly swap this figure for the chimera story (i.e. see Figure S3).</w:t>
-      </w:r>
-    </w:p>
-  </w:comment>
-  <w:comment w:id="200" w:author="Microsoft Office User" w:date="2025-10-29T19:23:00Z" w:initials="MOU">
-    <w:p>
-      <w:pPr>
-        <w:pStyle w:val="CommentText"/>
-      </w:pPr>
-      <w:r>
-        <w:rPr>
-          <w:rStyle w:val="CommentReference"/>
-        </w:rPr>
-        <w:annotationRef/>
-      </w:r>
-      <w:r>
-        <w:t>We might not need A. If you don’t think we need it, please suggest an alternative. Note, I believe the gaps/jumps between the 3 categories are when the BLAST score becomes ‘NA’. We could possibly state this in the caption.</w:t>
-      </w:r>
-    </w:p>
-  </w:comment>
-  <w:comment w:id="201" w:author="Microsoft Office User" w:date="2025-10-29T19:24:00Z" w:initials="MOU">
+  <w:comment w:id="24" w:author="Microsoft Office User" w:date="2025-10-29T19:24:00Z" w:initials="MOU">
     <w:p>
       <w:pPr>
         <w:pStyle w:val="CommentText"/>
@@ -11327,11 +10264,7 @@
   <w15:commentEx w15:paraId="004DD2FA" w15:done="0"/>
   <w15:commentEx w15:paraId="408757E6" w15:done="0"/>
   <w15:commentEx w15:paraId="3A502656" w15:done="0"/>
-  <w15:commentEx w15:paraId="304822B6" w15:done="0"/>
-  <w15:commentEx w15:paraId="760C4F60" w15:done="0"/>
-  <w15:commentEx w15:paraId="25509415" w15:done="0"/>
-  <w15:commentEx w15:paraId="07A3508E" w15:done="0"/>
-  <w15:commentEx w15:paraId="0241FB2B" w15:done="0"/>
+  <w15:commentEx w15:paraId="666DFC8A" w15:done="0"/>
   <w15:commentEx w15:paraId="1BCE38EC" w15:done="0"/>
   <w15:commentEx w15:paraId="4F45E97D" w15:paraIdParent="1BCE38EC" w15:done="0"/>
   <w15:commentEx w15:paraId="434B9385" w15:done="0"/>
@@ -11339,20 +10272,14 @@
   <w15:commentEx w15:paraId="2822734C" w15:done="0"/>
   <w15:commentEx w15:paraId="3A2331D5" w15:done="0"/>
   <w15:commentEx w15:paraId="7049F666" w15:done="0"/>
-  <w15:commentEx w15:paraId="5AADE030" w15:done="0"/>
-  <w15:commentEx w15:paraId="5B45E9EA" w15:paraIdParent="5AADE030" w15:done="0"/>
-  <w15:commentEx w15:paraId="05544B25" w15:paraIdParent="5AADE030" w15:done="0"/>
-  <w15:commentEx w15:paraId="17D9EC1B" w15:done="0"/>
   <w15:commentEx w15:paraId="7C119C61" w15:done="0"/>
   <w15:commentEx w15:paraId="1DB74010" w15:done="0"/>
   <w15:commentEx w15:paraId="518F3B79" w15:done="0"/>
   <w15:commentEx w15:paraId="6C6C7483" w15:done="0"/>
-  <w15:commentEx w15:paraId="2B2C3A49" w15:done="0"/>
-  <w15:commentEx w15:paraId="15A6F752" w15:done="0"/>
+  <w15:commentEx w15:paraId="65B731CC" w15:done="0"/>
   <w15:commentEx w15:paraId="741C2DB5" w15:done="0"/>
   <w15:commentEx w15:paraId="20AFE674" w15:done="0"/>
   <w15:commentEx w15:paraId="59BC6DC3" w15:done="0"/>
-  <w15:commentEx w15:paraId="6A33BE86" w15:done="0"/>
   <w15:commentEx w15:paraId="714DAC56" w15:done="0"/>
   <w15:commentEx w15:paraId="4A98762F" w15:done="0"/>
   <w15:commentEx w15:paraId="7D4A691D" w15:done="0"/>
@@ -11383,11 +10310,7 @@
   <w16cid:commentId w16cid:paraId="004DD2FA" w16cid:durableId="2CAA5D50"/>
   <w16cid:commentId w16cid:paraId="408757E6" w16cid:durableId="2C9C9C7A"/>
   <w16cid:commentId w16cid:paraId="3A502656" w16cid:durableId="2C9C9CA4"/>
-  <w16cid:commentId w16cid:paraId="304822B6" w16cid:durableId="2CACEA8B"/>
-  <w16cid:commentId w16cid:paraId="760C4F60" w16cid:durableId="2C77C606"/>
-  <w16cid:commentId w16cid:paraId="25509415" w16cid:durableId="2A9CD5D0"/>
-  <w16cid:commentId w16cid:paraId="07A3508E" w16cid:durableId="119E5045"/>
-  <w16cid:commentId w16cid:paraId="0241FB2B" w16cid:durableId="2C77C6C3"/>
+  <w16cid:commentId w16cid:paraId="666DFC8A" w16cid:durableId="2CC0D355"/>
   <w16cid:commentId w16cid:paraId="1BCE38EC" w16cid:durableId="2C6D4E9E"/>
   <w16cid:commentId w16cid:paraId="4F45E97D" w16cid:durableId="2CAA63F2"/>
   <w16cid:commentId w16cid:paraId="434B9385" w16cid:durableId="2CAA6C5B"/>
@@ -11395,20 +10318,14 @@
   <w16cid:commentId w16cid:paraId="2822734C" w16cid:durableId="2CAA64D0"/>
   <w16cid:commentId w16cid:paraId="3A2331D5" w16cid:durableId="2CACEB48"/>
   <w16cid:commentId w16cid:paraId="7049F666" w16cid:durableId="58F4F5DE"/>
-  <w16cid:commentId w16cid:paraId="5AADE030" w16cid:durableId="2C77DE4A"/>
-  <w16cid:commentId w16cid:paraId="5B45E9EA" w16cid:durableId="2C9B85B4"/>
-  <w16cid:commentId w16cid:paraId="05544B25" w16cid:durableId="2CAA6C95"/>
-  <w16cid:commentId w16cid:paraId="17D9EC1B" w16cid:durableId="2C695826"/>
   <w16cid:commentId w16cid:paraId="7C119C61" w16cid:durableId="2C6957D7"/>
   <w16cid:commentId w16cid:paraId="1DB74010" w16cid:durableId="7A10A6FD"/>
   <w16cid:commentId w16cid:paraId="518F3B79" w16cid:durableId="2CAA6638"/>
   <w16cid:commentId w16cid:paraId="6C6C7483" w16cid:durableId="66CC427A"/>
-  <w16cid:commentId w16cid:paraId="2B2C3A49" w16cid:durableId="1395449A"/>
-  <w16cid:commentId w16cid:paraId="15A6F752" w16cid:durableId="2CAA6823"/>
+  <w16cid:commentId w16cid:paraId="65B731CC" w16cid:durableId="2CC0D547"/>
   <w16cid:commentId w16cid:paraId="741C2DB5" w16cid:durableId="2CAA66BF"/>
   <w16cid:commentId w16cid:paraId="20AFE674" w16cid:durableId="2CACCADA"/>
   <w16cid:commentId w16cid:paraId="59BC6DC3" w16cid:durableId="2CACCB5B"/>
-  <w16cid:commentId w16cid:paraId="6A33BE86" w16cid:durableId="2CACCBC7"/>
   <w16cid:commentId w16cid:paraId="714DAC56" w16cid:durableId="2CACE372"/>
   <w16cid:commentId w16cid:paraId="4A98762F" w16cid:durableId="2CACE84C"/>
   <w16cid:commentId w16cid:paraId="7D4A691D" w16cid:durableId="2CACE854"/>
@@ -13579,14 +12496,14 @@
   <w15:person w15:author="Microsoft Office User">
     <w15:presenceInfo w15:providerId="None" w15:userId="Microsoft Office User"/>
   </w15:person>
-  <w15:person w15:author="Maxim Warwick Dus Adams">
-    <w15:presenceInfo w15:providerId="AD" w15:userId="S::mada0372@uni.sydney.edu.au::a796d51e-a8d6-4ce3-9ff1-4e9ba86a5d37"/>
+  <w15:person w15:author="Nathan Lo">
+    <w15:presenceInfo w15:providerId="AD" w15:userId="S::nathan.lo@sydney.edu.au::fa283856-3d32-4c02-b0bb-860e4dd4c232"/>
   </w15:person>
   <w15:person w15:author="Kyle Ewart">
     <w15:presenceInfo w15:providerId="None" w15:userId="Kyle Ewart"/>
   </w15:person>
-  <w15:person w15:author="Nathan Lo">
-    <w15:presenceInfo w15:providerId="AD" w15:userId="S::nathan.lo@sydney.edu.au::fa283856-3d32-4c02-b0bb-860e4dd4c232"/>
+  <w15:person w15:author="Maxim Warwick Dus Adams">
+    <w15:presenceInfo w15:providerId="AD" w15:userId="S::mada0372@uni.sydney.edu.au::a796d51e-a8d6-4ce3-9ff1-4e9ba86a5d37"/>
   </w15:person>
 </w15:people>
 </file>
@@ -14940,7 +13857,7 @@
 </file>
 
 <file path=customXml/itemProps1.xml><?xml version="1.0" encoding="utf-8"?>
-<ds:datastoreItem xmlns:ds="http://schemas.openxmlformats.org/officeDocument/2006/customXml" ds:itemID="{754E0101-43F0-F84F-9C22-8FBE8C77D99B}">
+<ds:datastoreItem xmlns:ds="http://schemas.openxmlformats.org/officeDocument/2006/customXml" ds:itemID="{95F3B4E9-9115-844E-8E9C-3AC3566E9984}">
   <ds:schemaRefs>
     <ds:schemaRef ds:uri="http://schemas.openxmlformats.org/officeDocument/2006/bibliography"/>
   </ds:schemaRefs>

--- a/manuscript/Blattabacterium HGT manuscript_v4.docx
+++ b/manuscript/Blattabacterium HGT manuscript_v4.docx
@@ -454,8 +454,6 @@
           <w:szCs w:val="28"/>
         </w:rPr>
       </w:pPr>
-      <w:bookmarkStart w:id="1" w:name="_GoBack"/>
-      <w:bookmarkEnd w:id="1"/>
     </w:p>
     <w:p>
       <w:pPr>
@@ -490,7 +488,7 @@
         </w:rPr>
         <w:t xml:space="preserve"> (needs to be &lt;250 words</w:t>
       </w:r>
-      <w:commentRangeStart w:id="2"/>
+      <w:commentRangeStart w:id="1"/>
       <w:r>
         <w:rPr>
           <w:rFonts w:asciiTheme="majorHAnsi" w:hAnsiTheme="majorHAnsi" w:cs="Arial"/>
@@ -499,12 +497,12 @@
         </w:rPr>
         <w:t>)</w:t>
       </w:r>
-      <w:commentRangeEnd w:id="2"/>
+      <w:commentRangeEnd w:id="1"/>
       <w:r>
         <w:rPr>
           <w:rStyle w:val="CommentReference"/>
         </w:rPr>
-        <w:commentReference w:id="2"/>
+        <w:commentReference w:id="1"/>
       </w:r>
     </w:p>
     <w:p>
@@ -1009,7 +1007,7 @@
         </w:rPr>
         <w:t>inserts appear to have persisted for &gt;</w:t>
       </w:r>
-      <w:commentRangeStart w:id="3"/>
+      <w:commentRangeStart w:id="2"/>
       <w:r>
         <w:rPr>
           <w:rFonts w:asciiTheme="majorHAnsi" w:hAnsiTheme="majorHAnsi" w:cs="Arial"/>
@@ -1024,12 +1022,12 @@
         </w:rPr>
         <w:t xml:space="preserve"> </w:t>
       </w:r>
-      <w:commentRangeEnd w:id="3"/>
+      <w:commentRangeEnd w:id="2"/>
       <w:r>
         <w:rPr>
           <w:rStyle w:val="CommentReference"/>
         </w:rPr>
-        <w:commentReference w:id="3"/>
+        <w:commentReference w:id="2"/>
       </w:r>
       <w:r>
         <w:rPr>
@@ -2221,7 +2219,39 @@
         <w:rPr>
           <w:rFonts w:asciiTheme="majorHAnsi" w:hAnsiTheme="majorHAnsi" w:cs="Arial"/>
         </w:rPr>
-        <w:t>To identify unique insert events within a genome, we excluded inserts likely arising from duplication or transposition (based on the sequence similarity of inserts within a genome).</w:t>
+        <w:t xml:space="preserve">To identify </w:t>
+      </w:r>
+      <w:commentRangeStart w:id="3"/>
+      <w:r>
+        <w:rPr>
+          <w:rFonts w:asciiTheme="majorHAnsi" w:hAnsiTheme="majorHAnsi" w:cs="Arial"/>
+        </w:rPr>
+        <w:t>unique</w:t>
+      </w:r>
+      <w:commentRangeEnd w:id="3"/>
+      <w:r>
+        <w:rPr>
+          <w:rStyle w:val="CommentReference"/>
+        </w:rPr>
+        <w:commentReference w:id="3"/>
+      </w:r>
+      <w:r>
+        <w:rPr>
+          <w:rFonts w:asciiTheme="majorHAnsi" w:hAnsiTheme="majorHAnsi" w:cs="Arial"/>
+        </w:rPr>
+        <w:t xml:space="preserve"> insert events within a genome, we excluded inserts likely arising from duplication or transposition (based on the sequence similarity of insert</w:t>
+      </w:r>
+      <w:r>
+        <w:rPr>
+          <w:rFonts w:asciiTheme="majorHAnsi" w:hAnsiTheme="majorHAnsi" w:cs="Arial"/>
+        </w:rPr>
+        <w:t>s and their flanking regions</w:t>
+      </w:r>
+      <w:r>
+        <w:rPr>
+          <w:rFonts w:asciiTheme="majorHAnsi" w:hAnsiTheme="majorHAnsi" w:cs="Arial"/>
+        </w:rPr>
+        <w:t>).</w:t>
       </w:r>
     </w:p>
     <w:p>
@@ -2676,19 +2706,19 @@
         </w:rPr>
         <w:t xml:space="preserve">. </w:t>
       </w:r>
-      <w:commentRangeStart w:id="4"/>
+      <w:commentRangeStart w:id="5"/>
       <w:r>
         <w:rPr>
           <w:rFonts w:asciiTheme="majorHAnsi" w:hAnsiTheme="majorHAnsi" w:cs="Arial"/>
         </w:rPr>
         <w:t>Most inserts (#%)</w:t>
       </w:r>
-      <w:commentRangeEnd w:id="4"/>
+      <w:commentRangeEnd w:id="5"/>
       <w:r>
         <w:rPr>
           <w:rStyle w:val="CommentReference"/>
         </w:rPr>
-        <w:commentReference w:id="4"/>
+        <w:commentReference w:id="5"/>
       </w:r>
       <w:r>
         <w:rPr>
@@ -2738,7 +2768,7 @@
         </w:rPr>
         <w:t xml:space="preserve"> by cockroach host sequence. Further, the long-read sequencing depth of these insert regions was typically &gt;</w:t>
       </w:r>
-      <w:commentRangeStart w:id="5"/>
+      <w:commentRangeStart w:id="6"/>
       <w:r>
         <w:rPr>
           <w:rFonts w:asciiTheme="majorHAnsi" w:hAnsiTheme="majorHAnsi" w:cs="Arial"/>
@@ -2746,12 +2776,12 @@
         </w:rPr>
         <w:t>#</w:t>
       </w:r>
-      <w:commentRangeEnd w:id="5"/>
+      <w:commentRangeEnd w:id="6"/>
       <w:r>
         <w:rPr>
           <w:rStyle w:val="CommentReference"/>
         </w:rPr>
-        <w:commentReference w:id="5"/>
+        <w:commentReference w:id="6"/>
       </w:r>
       <w:r>
         <w:rPr>
@@ -3766,7 +3796,7 @@
         </w:rPr>
         <w:t xml:space="preserve">; </w:t>
       </w:r>
-      <w:commentRangeStart w:id="6"/>
+      <w:commentRangeStart w:id="7"/>
       <w:r>
         <w:rPr>
           <w:rFonts w:asciiTheme="majorHAnsi" w:hAnsiTheme="majorHAnsi" w:cs="Arial"/>
@@ -3774,12 +3804,12 @@
         </w:rPr>
         <w:t>Fig. 1B</w:t>
       </w:r>
-      <w:commentRangeEnd w:id="6"/>
+      <w:commentRangeEnd w:id="7"/>
       <w:r>
         <w:rPr>
           <w:rStyle w:val="CommentReference"/>
         </w:rPr>
-        <w:commentReference w:id="6"/>
+        <w:commentReference w:id="7"/>
       </w:r>
       <w:r>
         <w:rPr>
@@ -4263,8 +4293,8 @@
         </w:rPr>
         <w:t xml:space="preserve">homology of </w:t>
       </w:r>
-      <w:commentRangeStart w:id="7"/>
       <w:commentRangeStart w:id="8"/>
+      <w:commentRangeStart w:id="9"/>
       <w:r>
         <w:rPr>
           <w:rFonts w:asciiTheme="majorHAnsi" w:hAnsiTheme="majorHAnsi" w:cs="Arial"/>
@@ -4272,19 +4302,19 @@
         </w:rPr>
         <w:t>X</w:t>
       </w:r>
-      <w:commentRangeEnd w:id="7"/>
+      <w:commentRangeEnd w:id="8"/>
       <w:r>
         <w:rPr>
           <w:rStyle w:val="CommentReference"/>
         </w:rPr>
-        <w:commentReference w:id="7"/>
-      </w:r>
-      <w:commentRangeEnd w:id="8"/>
+        <w:commentReference w:id="8"/>
+      </w:r>
+      <w:commentRangeEnd w:id="9"/>
       <w:r>
         <w:rPr>
           <w:rStyle w:val="CommentReference"/>
         </w:rPr>
-        <w:commentReference w:id="8"/>
+        <w:commentReference w:id="9"/>
       </w:r>
       <w:r>
         <w:rPr>
@@ -4584,7 +4614,7 @@
         </w:rPr>
         <w:t>~</w:t>
       </w:r>
-      <w:commentRangeStart w:id="9"/>
+      <w:commentRangeStart w:id="10"/>
       <w:r>
         <w:rPr>
           <w:rFonts w:asciiTheme="majorHAnsi" w:hAnsiTheme="majorHAnsi" w:cs="Arial"/>
@@ -4599,13 +4629,13 @@
         </w:rPr>
         <w:t xml:space="preserve">Mya </w:t>
       </w:r>
-      <w:commentRangeEnd w:id="9"/>
+      <w:commentRangeEnd w:id="10"/>
       <w:r>
         <w:rPr>
           <w:rStyle w:val="CommentReference"/>
           <w:color w:val="000000" w:themeColor="text1"/>
         </w:rPr>
-        <w:commentReference w:id="9"/>
+        <w:commentReference w:id="10"/>
       </w:r>
       <w:r>
         <w:rPr>
@@ -4614,7 +4644,7 @@
         </w:rPr>
         <w:t>(</w:t>
       </w:r>
-      <w:commentRangeStart w:id="10"/>
+      <w:commentRangeStart w:id="11"/>
       <w:r>
         <w:rPr>
           <w:rFonts w:asciiTheme="majorHAnsi" w:hAnsiTheme="majorHAnsi" w:cs="Arial"/>
@@ -4622,12 +4652,12 @@
         </w:rPr>
         <w:t>Beasley-Hall et al., 2021</w:t>
       </w:r>
-      <w:commentRangeEnd w:id="10"/>
+      <w:commentRangeEnd w:id="11"/>
       <w:r>
         <w:rPr>
           <w:rStyle w:val="CommentReference"/>
         </w:rPr>
-        <w:commentReference w:id="10"/>
+        <w:commentReference w:id="11"/>
       </w:r>
       <w:r>
         <w:rPr>
@@ -4727,7 +4757,7 @@
         </w:rPr>
         <w:t xml:space="preserve">b upstream and downstream of </w:t>
       </w:r>
-      <w:commentRangeStart w:id="11"/>
+      <w:commentRangeStart w:id="12"/>
       <w:r>
         <w:rPr>
           <w:rFonts w:asciiTheme="majorHAnsi" w:hAnsiTheme="majorHAnsi" w:cs="Arial"/>
@@ -4735,12 +4765,12 @@
         </w:rPr>
         <w:t>X</w:t>
       </w:r>
-      <w:commentRangeEnd w:id="11"/>
+      <w:commentRangeEnd w:id="12"/>
       <w:r>
         <w:rPr>
           <w:rStyle w:val="CommentReference"/>
         </w:rPr>
-        <w:commentReference w:id="11"/>
+        <w:commentReference w:id="12"/>
       </w:r>
       <w:r>
         <w:rPr>
@@ -4774,19 +4804,19 @@
         </w:rPr>
         <w:t>evidence of insert function</w:t>
       </w:r>
-      <w:commentRangeStart w:id="12"/>
+      <w:commentRangeStart w:id="13"/>
       <w:r>
         <w:rPr>
           <w:rFonts w:asciiTheme="majorHAnsi" w:hAnsiTheme="majorHAnsi" w:cs="Arial"/>
         </w:rPr>
         <w:t>.</w:t>
       </w:r>
-      <w:commentRangeEnd w:id="12"/>
+      <w:commentRangeEnd w:id="13"/>
       <w:r>
         <w:rPr>
           <w:rStyle w:val="CommentReference"/>
         </w:rPr>
-        <w:commentReference w:id="12"/>
+        <w:commentReference w:id="13"/>
       </w:r>
       <w:r>
         <w:rPr>
@@ -5054,13 +5084,13 @@
         </w:rPr>
         <w:t xml:space="preserve"> showed no evidence of transcription</w:t>
       </w:r>
-      <w:commentRangeStart w:id="13"/>
-      <w:commentRangeEnd w:id="13"/>
+      <w:commentRangeStart w:id="14"/>
+      <w:commentRangeEnd w:id="14"/>
       <w:r>
         <w:rPr>
           <w:rStyle w:val="CommentReference"/>
         </w:rPr>
-        <w:commentReference w:id="13"/>
+        <w:commentReference w:id="14"/>
       </w:r>
       <w:r>
         <w:rPr>
@@ -5117,7 +5147,7 @@
         </w:rPr>
         <w:t xml:space="preserve">. </w:t>
       </w:r>
-      <w:commentRangeStart w:id="14"/>
+      <w:commentRangeStart w:id="15"/>
       <w:r>
         <w:rPr>
           <w:rFonts w:asciiTheme="majorHAnsi" w:hAnsiTheme="majorHAnsi" w:cs="Arial"/>
@@ -5181,12 +5211,12 @@
         </w:rPr>
         <w:t xml:space="preserve"> within mRNA sequences. </w:t>
       </w:r>
-      <w:commentRangeEnd w:id="14"/>
+      <w:commentRangeEnd w:id="15"/>
       <w:r>
         <w:rPr>
           <w:rStyle w:val="CommentReference"/>
         </w:rPr>
-        <w:commentReference w:id="14"/>
+        <w:commentReference w:id="15"/>
       </w:r>
     </w:p>
     <w:p>
@@ -5256,7 +5286,7 @@
         </w:rPr>
         <w:t xml:space="preserve">of length </w:t>
       </w:r>
-      <w:commentRangeStart w:id="15"/>
+      <w:commentRangeStart w:id="16"/>
       <w:r>
         <w:rPr>
           <w:rFonts w:asciiTheme="majorHAnsi" w:hAnsiTheme="majorHAnsi" w:cs="Arial"/>
@@ -5264,12 +5294,12 @@
         </w:rPr>
         <w:t>X-Y</w:t>
       </w:r>
-      <w:commentRangeEnd w:id="15"/>
+      <w:commentRangeEnd w:id="16"/>
       <w:r>
         <w:rPr>
           <w:rStyle w:val="CommentReference"/>
         </w:rPr>
-        <w:commentReference w:id="15"/>
+        <w:commentReference w:id="16"/>
       </w:r>
       <w:r>
         <w:rPr>
@@ -5407,7 +5437,7 @@
         </w:rPr>
         <w:t xml:space="preserve">A maximum of </w:t>
       </w:r>
-      <w:commentRangeStart w:id="16"/>
+      <w:commentRangeStart w:id="17"/>
       <w:r>
         <w:rPr>
           <w:rFonts w:asciiTheme="majorHAnsi" w:hAnsiTheme="majorHAnsi" w:cs="Arial"/>
@@ -5415,12 +5445,12 @@
         </w:rPr>
         <w:t>eight</w:t>
       </w:r>
-      <w:commentRangeEnd w:id="16"/>
+      <w:commentRangeEnd w:id="17"/>
       <w:r>
         <w:rPr>
           <w:rStyle w:val="CommentReference"/>
         </w:rPr>
-        <w:commentReference w:id="16"/>
+        <w:commentReference w:id="17"/>
       </w:r>
       <w:r>
         <w:rPr>
@@ -5455,7 +5485,7 @@
         </w:rPr>
         <w:t xml:space="preserve"> to each other. </w:t>
       </w:r>
-      <w:commentRangeStart w:id="17"/>
+      <w:commentRangeStart w:id="18"/>
       <w:r>
         <w:rPr>
           <w:rFonts w:asciiTheme="majorHAnsi" w:hAnsiTheme="majorHAnsi" w:cs="Arial"/>
@@ -5602,12 +5632,12 @@
         </w:rPr>
         <w:t>).</w:t>
       </w:r>
-      <w:commentRangeEnd w:id="17"/>
+      <w:commentRangeEnd w:id="18"/>
       <w:r>
         <w:rPr>
           <w:rStyle w:val="CommentReference"/>
         </w:rPr>
-        <w:commentReference w:id="17"/>
+        <w:commentReference w:id="18"/>
       </w:r>
     </w:p>
     <w:p>
@@ -7088,7 +7118,7 @@
         </w:rPr>
         <w:t xml:space="preserve">. </w:t>
       </w:r>
-      <w:commentRangeStart w:id="18"/>
+      <w:commentRangeStart w:id="19"/>
       <w:r>
         <w:rPr>
           <w:rFonts w:asciiTheme="majorHAnsi" w:hAnsiTheme="majorHAnsi" w:cs="Arial"/>
@@ -7096,7 +7126,7 @@
         </w:rPr>
         <w:t xml:space="preserve">Further, we detected a number of inserts which appear to have taken on a role as exons within putative protein coding genes.  </w:t>
       </w:r>
-      <w:commentRangeEnd w:id="18"/>
+      <w:commentRangeEnd w:id="19"/>
       <w:r>
         <w:rPr>
           <w:rStyle w:val="CommentReference"/>
@@ -7104,7 +7134,7 @@
           <w:kern w:val="2"/>
           <w14:ligatures w14:val="standardContextual"/>
         </w:rPr>
-        <w:commentReference w:id="18"/>
+        <w:commentReference w:id="19"/>
       </w:r>
     </w:p>
     <w:p>
@@ -7228,7 +7258,7 @@
         </w:rPr>
         <w:t xml:space="preserve"> inserts in each genome, ranging in number from 22-1095 (termites 22-150; cockroaches 695-1095; </w:t>
       </w:r>
-      <w:commentRangeStart w:id="19"/>
+      <w:commentRangeStart w:id="20"/>
       <w:r>
         <w:rPr>
           <w:rFonts w:asciiTheme="majorHAnsi" w:hAnsiTheme="majorHAnsi" w:cs="Arial"/>
@@ -7242,7 +7272,7 @@
         </w:rPr>
         <w:t>X</w:t>
       </w:r>
-      <w:commentRangeEnd w:id="19"/>
+      <w:commentRangeEnd w:id="20"/>
       <w:r>
         <w:rPr>
           <w:rStyle w:val="CommentReference"/>
@@ -7250,7 +7280,7 @@
           <w:kern w:val="2"/>
           <w14:ligatures w14:val="standardContextual"/>
         </w:rPr>
-        <w:commentReference w:id="19"/>
+        <w:commentReference w:id="20"/>
       </w:r>
       <w:r>
         <w:rPr>
@@ -8055,7 +8085,7 @@
         </w:rPr>
         <w:t>analysed in this study alongside the total number of HGT inserts within each genome, and the number of unique inserts (after excluding inserts likely arising from duplication or transposition) (</w:t>
       </w:r>
-      <w:commentRangeStart w:id="20"/>
+      <w:commentRangeStart w:id="21"/>
       <w:r>
         <w:rPr>
           <w:rFonts w:asciiTheme="majorHAnsi" w:hAnsiTheme="majorHAnsi"/>
@@ -8063,13 +8093,13 @@
         </w:rPr>
         <w:t>A</w:t>
       </w:r>
-      <w:commentRangeEnd w:id="20"/>
+      <w:commentRangeEnd w:id="21"/>
       <w:r>
         <w:rPr>
           <w:rStyle w:val="CommentReference"/>
           <w:color w:val="000000" w:themeColor="text1"/>
         </w:rPr>
-        <w:commentReference w:id="20"/>
+        <w:commentReference w:id="21"/>
       </w:r>
       <w:r>
         <w:rPr>
@@ -8106,7 +8136,7 @@
         </w:rPr>
         <w:t>(</w:t>
       </w:r>
-      <w:commentRangeStart w:id="21"/>
+      <w:commentRangeStart w:id="22"/>
       <w:r>
         <w:rPr>
           <w:rFonts w:asciiTheme="majorHAnsi" w:hAnsiTheme="majorHAnsi"/>
@@ -8114,13 +8144,13 @@
         </w:rPr>
         <w:t>B</w:t>
       </w:r>
-      <w:commentRangeEnd w:id="21"/>
+      <w:commentRangeEnd w:id="22"/>
       <w:r>
         <w:rPr>
           <w:rStyle w:val="CommentReference"/>
           <w:color w:val="000000" w:themeColor="text1"/>
         </w:rPr>
-        <w:commentReference w:id="21"/>
+        <w:commentReference w:id="22"/>
       </w:r>
       <w:r>
         <w:rPr>
@@ -8338,7 +8368,7 @@
         </w:rPr>
         <w:t xml:space="preserve">Figure </w:t>
       </w:r>
-      <w:commentRangeStart w:id="22"/>
+      <w:commentRangeStart w:id="23"/>
       <w:r>
         <w:rPr>
           <w:rFonts w:asciiTheme="majorHAnsi" w:hAnsiTheme="majorHAnsi"/>
@@ -8347,12 +8377,12 @@
         </w:rPr>
         <w:t>2</w:t>
       </w:r>
-      <w:commentRangeEnd w:id="22"/>
+      <w:commentRangeEnd w:id="23"/>
       <w:r>
         <w:rPr>
           <w:rStyle w:val="CommentReference"/>
         </w:rPr>
-        <w:commentReference w:id="22"/>
+        <w:commentReference w:id="23"/>
       </w:r>
       <w:r>
         <w:rPr>
@@ -8430,19 +8460,19 @@
         </w:rPr>
         <w:t>] minus [BLAST % identity to the insert database]) (</w:t>
       </w:r>
-      <w:commentRangeStart w:id="23"/>
+      <w:commentRangeStart w:id="24"/>
       <w:r>
         <w:rPr>
           <w:rFonts w:asciiTheme="majorHAnsi" w:hAnsiTheme="majorHAnsi"/>
         </w:rPr>
         <w:t>A</w:t>
       </w:r>
-      <w:commentRangeEnd w:id="23"/>
+      <w:commentRangeEnd w:id="24"/>
       <w:r>
         <w:rPr>
           <w:rStyle w:val="CommentReference"/>
         </w:rPr>
-        <w:commentReference w:id="23"/>
+        <w:commentReference w:id="24"/>
       </w:r>
       <w:r>
         <w:rPr>
@@ -8502,19 +8532,19 @@
         </w:rPr>
         <w:t xml:space="preserve"> (Eungella). (</w:t>
       </w:r>
-      <w:commentRangeStart w:id="24"/>
+      <w:commentRangeStart w:id="25"/>
       <w:r>
         <w:rPr>
           <w:rFonts w:asciiTheme="majorHAnsi" w:hAnsiTheme="majorHAnsi"/>
         </w:rPr>
         <w:t>B</w:t>
       </w:r>
-      <w:commentRangeEnd w:id="24"/>
+      <w:commentRangeEnd w:id="25"/>
       <w:r>
         <w:rPr>
           <w:rStyle w:val="CommentReference"/>
         </w:rPr>
-        <w:commentReference w:id="24"/>
+        <w:commentReference w:id="25"/>
       </w:r>
       <w:r>
         <w:rPr>
@@ -9798,7 +9828,7 @@
       </w:r>
     </w:p>
   </w:comment>
-  <w:comment w:id="2" w:author="Microsoft Office User" w:date="2025-10-27T21:15:00Z" w:initials="MOU">
+  <w:comment w:id="1" w:author="Microsoft Office User" w:date="2025-10-27T21:15:00Z" w:initials="MOU">
     <w:p>
       <w:pPr>
         <w:pStyle w:val="CommentText"/>
@@ -9820,7 +9850,7 @@
       </w:r>
     </w:p>
   </w:comment>
-  <w:comment w:id="3" w:author="Microsoft Office User" w:date="2025-10-27T21:06:00Z" w:initials="MOU">
+  <w:comment w:id="2" w:author="Microsoft Office User" w:date="2025-10-27T21:06:00Z" w:initials="MOU">
     <w:p>
       <w:pPr>
         <w:pStyle w:val="CommentText"/>
@@ -9848,7 +9878,7 @@
       </w:r>
     </w:p>
   </w:comment>
-  <w:comment w:id="4" w:author="Microsoft Office User" w:date="2025-10-17T10:44:00Z" w:initials="MOU">
+  <w:comment w:id="3" w:author="Microsoft Office User" w:date="2025-11-13T22:58:00Z" w:initials="MOU">
     <w:p>
       <w:pPr>
         <w:pStyle w:val="CommentText"/>
@@ -9860,18 +9890,27 @@
         <w:annotationRef/>
       </w:r>
       <w:r>
-        <w:t>Zhuzhi to update</w:t>
-      </w:r>
-      <w:r>
-        <w:t>.</w:t>
-      </w:r>
-    </w:p>
-    <w:p>
-      <w:pPr>
-        <w:pStyle w:val="CommentText"/>
-      </w:pPr>
-      <w:r>
-        <w:t xml:space="preserve">It would also be nice to display the example of this in the supp data. If you have an alignment, where the insert sits within the long reads, can you please screenshot it. </w:t>
+        <w:t xml:space="preserve">Do you think this sentence sufficiently defines ‘unique’? </w:t>
+      </w:r>
+      <w:r>
+        <w:t xml:space="preserve">Note, </w:t>
+      </w:r>
+      <w:r>
+        <w:t xml:space="preserve">some of the HGT appear to be very similar, and </w:t>
+      </w:r>
+      <w:r>
+        <w:t>identical</w:t>
+      </w:r>
+      <w:r>
+        <w:t xml:space="preserve"> in some cases, </w:t>
+      </w:r>
+      <w:r>
+        <w:t xml:space="preserve">but have considerably different flanking regions - </w:t>
+      </w:r>
+      <w:bookmarkStart w:id="4" w:name="_GoBack"/>
+      <w:bookmarkEnd w:id="4"/>
+      <w:r>
+        <w:t xml:space="preserve">hence are likely in a ‘unique’ region of the genome, and not in a common transposon. Not sure whether we need to add to this bit to clarify this. </w:t>
       </w:r>
     </w:p>
   </w:comment>
@@ -9886,12 +9925,28 @@
         </w:rPr>
         <w:annotationRef/>
       </w:r>
-      <w:r>
-        <w:t>Do we have these data somewhere? Do we have mosdepth results from the original bam files?</w:t>
+      <w:proofErr w:type="spellStart"/>
+      <w:r>
+        <w:t>Zhuzhi</w:t>
+      </w:r>
+      <w:proofErr w:type="spellEnd"/>
+      <w:r>
+        <w:t xml:space="preserve"> to update</w:t>
+      </w:r>
+      <w:r>
+        <w:t>.</w:t>
+      </w:r>
+    </w:p>
+    <w:p>
+      <w:pPr>
+        <w:pStyle w:val="CommentText"/>
+      </w:pPr>
+      <w:r>
+        <w:t xml:space="preserve">It would also be nice to display the example of this in the supp data. If you have an alignment, where the insert sits within the long reads, can you please screenshot it. </w:t>
       </w:r>
     </w:p>
   </w:comment>
-  <w:comment w:id="6" w:author="Microsoft Office User" w:date="2025-11-13T21:59:00Z" w:initials="MOU">
+  <w:comment w:id="6" w:author="Microsoft Office User" w:date="2025-10-17T10:44:00Z" w:initials="MOU">
     <w:p>
       <w:pPr>
         <w:pStyle w:val="CommentText"/>
@@ -9903,11 +9958,27 @@
         <w:annotationRef/>
       </w:r>
       <w:r>
-        <w:t>Though this is not that clear from the figure…</w:t>
+        <w:t>Do we have these data somewhere? Do we have mosdepth results from the original bam files?</w:t>
       </w:r>
     </w:p>
   </w:comment>
-  <w:comment w:id="7" w:author="Nathan Lo" w:date="2025-09-11T13:35:00Z" w:initials="NL">
+  <w:comment w:id="7" w:author="Microsoft Office User" w:date="2025-11-13T21:59:00Z" w:initials="MOU">
+    <w:p>
+      <w:pPr>
+        <w:pStyle w:val="CommentText"/>
+      </w:pPr>
+      <w:r>
+        <w:rPr>
+          <w:rStyle w:val="CommentReference"/>
+        </w:rPr>
+        <w:annotationRef/>
+      </w:r>
+      <w:r>
+        <w:t>Though this is not that clear from the figure…</w:t>
+      </w:r>
+    </w:p>
+  </w:comment>
+  <w:comment w:id="8" w:author="Nathan Lo" w:date="2025-09-11T13:35:00Z" w:initials="NL">
     <w:p>
       <w:r>
         <w:rPr>
@@ -9935,7 +10006,7 @@
       </w:r>
     </w:p>
   </w:comment>
-  <w:comment w:id="8" w:author="Microsoft Office User" w:date="2025-10-27T21:34:00Z" w:initials="MOU">
+  <w:comment w:id="9" w:author="Microsoft Office User" w:date="2025-10-27T21:34:00Z" w:initials="MOU">
     <w:p>
       <w:pPr>
         <w:pStyle w:val="CommentText"/>
@@ -9951,7 +10022,7 @@
       </w:r>
     </w:p>
   </w:comment>
-  <w:comment w:id="9" w:author="Microsoft Office User" w:date="2025-10-27T22:10:00Z" w:initials="MOU">
+  <w:comment w:id="10" w:author="Microsoft Office User" w:date="2025-10-27T22:10:00Z" w:initials="MOU">
     <w:p>
       <w:pPr>
         <w:pStyle w:val="CommentText"/>
@@ -9973,7 +10044,7 @@
       </w:r>
     </w:p>
   </w:comment>
-  <w:comment w:id="10" w:author="Microsoft Office User" w:date="2025-10-29T19:35:00Z" w:initials="MOU">
+  <w:comment w:id="11" w:author="Microsoft Office User" w:date="2025-10-29T19:35:00Z" w:initials="MOU">
     <w:p>
       <w:pPr>
         <w:pStyle w:val="CommentText"/>
@@ -9989,7 +10060,7 @@
       </w:r>
     </w:p>
   </w:comment>
-  <w:comment w:id="11" w:author="Microsoft Office User" w:date="2025-10-27T21:38:00Z" w:initials="MOU">
+  <w:comment w:id="12" w:author="Microsoft Office User" w:date="2025-10-27T21:38:00Z" w:initials="MOU">
     <w:p>
       <w:pPr>
         <w:pStyle w:val="CommentText"/>
@@ -10005,7 +10076,7 @@
       </w:r>
     </w:p>
   </w:comment>
-  <w:comment w:id="12" w:author="Microsoft Office User" w:date="2025-10-29T19:36:00Z" w:initials="MOU">
+  <w:comment w:id="13" w:author="Microsoft Office User" w:date="2025-10-29T19:36:00Z" w:initials="MOU">
     <w:p>
       <w:pPr>
         <w:pStyle w:val="CommentText"/>
@@ -10021,7 +10092,7 @@
       </w:r>
     </w:p>
   </w:comment>
-  <w:comment w:id="13" w:author="Nathan Lo" w:date="2025-09-08T13:27:00Z" w:initials="NL">
+  <w:comment w:id="14" w:author="Nathan Lo" w:date="2025-09-08T13:27:00Z" w:initials="NL">
     <w:p>
       <w:r>
         <w:rPr>
@@ -10039,7 +10110,7 @@
       </w:r>
     </w:p>
   </w:comment>
-  <w:comment w:id="14" w:author="Nathan Lo" w:date="2025-09-08T13:25:00Z" w:initials="NL">
+  <w:comment w:id="15" w:author="Nathan Lo" w:date="2025-09-08T13:25:00Z" w:initials="NL">
     <w:p>
       <w:r>
         <w:rPr>
@@ -10067,7 +10138,7 @@
       </w:r>
     </w:p>
   </w:comment>
-  <w:comment w:id="15" w:author="Kyle Ewart" w:date="2025-10-28T16:15:00Z" w:initials="KE">
+  <w:comment w:id="16" w:author="Kyle Ewart" w:date="2025-10-28T16:15:00Z" w:initials="KE">
     <w:p>
       <w:pPr>
         <w:pStyle w:val="CommentText"/>
@@ -10083,7 +10154,7 @@
       </w:r>
     </w:p>
   </w:comment>
-  <w:comment w:id="16" w:author="Microsoft Office User" w:date="2025-10-27T21:44:00Z" w:initials="MOU">
+  <w:comment w:id="17" w:author="Microsoft Office User" w:date="2025-10-27T21:44:00Z" w:initials="MOU">
     <w:p>
       <w:pPr>
         <w:pStyle w:val="CommentText"/>
@@ -10099,7 +10170,7 @@
       </w:r>
     </w:p>
   </w:comment>
-  <w:comment w:id="17" w:author="Maxim Warwick Dus Adams" w:date="2025-09-05T13:43:00Z" w:initials="MA">
+  <w:comment w:id="18" w:author="Maxim Warwick Dus Adams" w:date="2025-09-05T13:43:00Z" w:initials="MA">
     <w:p>
       <w:r>
         <w:rPr>
@@ -10116,7 +10187,7 @@
       </w:r>
     </w:p>
   </w:comment>
-  <w:comment w:id="18" w:author="Microsoft Office User" w:date="2025-11-13T22:08:00Z" w:initials="MOU">
+  <w:comment w:id="19" w:author="Microsoft Office User" w:date="2025-11-13T22:08:00Z" w:initials="MOU">
     <w:p>
       <w:pPr>
         <w:pStyle w:val="CommentText"/>
@@ -10132,7 +10203,7 @@
       </w:r>
     </w:p>
   </w:comment>
-  <w:comment w:id="19" w:author="Microsoft Office User" w:date="2025-10-27T21:46:00Z" w:initials="MOU">
+  <w:comment w:id="20" w:author="Microsoft Office User" w:date="2025-10-27T21:46:00Z" w:initials="MOU">
     <w:p>
       <w:pPr>
         <w:pStyle w:val="CommentText"/>
@@ -10153,7 +10224,7 @@
       <w:proofErr w:type="gramEnd"/>
     </w:p>
   </w:comment>
-  <w:comment w:id="20" w:author="Microsoft Office User" w:date="2025-10-29T17:18:00Z" w:initials="MOU">
+  <w:comment w:id="21" w:author="Microsoft Office User" w:date="2025-10-29T17:18:00Z" w:initials="MOU">
     <w:p>
       <w:pPr>
         <w:pStyle w:val="CommentText"/>
@@ -10169,7 +10240,7 @@
       </w:r>
     </w:p>
   </w:comment>
-  <w:comment w:id="21" w:author="Microsoft Office User" w:date="2025-10-29T17:20:00Z" w:initials="MOU">
+  <w:comment w:id="22" w:author="Microsoft Office User" w:date="2025-10-29T17:20:00Z" w:initials="MOU">
     <w:p>
       <w:pPr>
         <w:pStyle w:val="CommentText"/>
@@ -10185,7 +10256,7 @@
       </w:r>
     </w:p>
   </w:comment>
-  <w:comment w:id="22" w:author="Microsoft Office User" w:date="2025-10-29T19:03:00Z" w:initials="MOU">
+  <w:comment w:id="23" w:author="Microsoft Office User" w:date="2025-10-29T19:03:00Z" w:initials="MOU">
     <w:p>
       <w:pPr>
         <w:pStyle w:val="CommentText"/>
@@ -10201,7 +10272,7 @@
       </w:r>
     </w:p>
   </w:comment>
-  <w:comment w:id="23" w:author="Microsoft Office User" w:date="2025-10-29T19:23:00Z" w:initials="MOU">
+  <w:comment w:id="24" w:author="Microsoft Office User" w:date="2025-10-29T19:23:00Z" w:initials="MOU">
     <w:p>
       <w:pPr>
         <w:pStyle w:val="CommentText"/>
@@ -10217,7 +10288,7 @@
       </w:r>
     </w:p>
   </w:comment>
-  <w:comment w:id="24" w:author="Microsoft Office User" w:date="2025-10-29T19:24:00Z" w:initials="MOU">
+  <w:comment w:id="25" w:author="Microsoft Office User" w:date="2025-10-29T19:24:00Z" w:initials="MOU">
     <w:p>
       <w:pPr>
         <w:pStyle w:val="CommentText"/>
@@ -10262,6 +10333,7 @@
   <w15:commentEx w15:paraId="785A25C8" w15:done="0"/>
   <w15:commentEx w15:paraId="0804FAE7" w15:done="0"/>
   <w15:commentEx w15:paraId="004DD2FA" w15:done="0"/>
+  <w15:commentEx w15:paraId="770EBE9C" w15:done="0"/>
   <w15:commentEx w15:paraId="408757E6" w15:done="0"/>
   <w15:commentEx w15:paraId="3A502656" w15:done="0"/>
   <w15:commentEx w15:paraId="666DFC8A" w15:done="0"/>
@@ -10308,6 +10380,7 @@
   <w16cid:commentId w16cid:paraId="785A25C8" w16cid:durableId="2CBFF93D"/>
   <w16cid:commentId w16cid:paraId="0804FAE7" w16cid:durableId="2CAA5F57"/>
   <w16cid:commentId w16cid:paraId="004DD2FA" w16cid:durableId="2CAA5D50"/>
+  <w16cid:commentId w16cid:paraId="770EBE9C" w16cid:durableId="2CC0E105"/>
   <w16cid:commentId w16cid:paraId="408757E6" w16cid:durableId="2C9C9C7A"/>
   <w16cid:commentId w16cid:paraId="3A502656" w16cid:durableId="2C9C9CA4"/>
   <w16cid:commentId w16cid:paraId="666DFC8A" w16cid:durableId="2CC0D355"/>
@@ -13857,7 +13930,7 @@
 </file>
 
 <file path=customXml/itemProps1.xml><?xml version="1.0" encoding="utf-8"?>
-<ds:datastoreItem xmlns:ds="http://schemas.openxmlformats.org/officeDocument/2006/customXml" ds:itemID="{95F3B4E9-9115-844E-8E9C-3AC3566E9984}">
+<ds:datastoreItem xmlns:ds="http://schemas.openxmlformats.org/officeDocument/2006/customXml" ds:itemID="{7C3D5791-DCDA-AC44-95A4-9632A4A97477}">
   <ds:schemaRefs>
     <ds:schemaRef ds:uri="http://schemas.openxmlformats.org/officeDocument/2006/bibliography"/>
   </ds:schemaRefs>
